--- a/downloads/staseis.docx
+++ b/downloads/staseis.docx
@@ -58,6 +58,38 @@
         <w:pStyle w:val="Heading1"/>
       </w:pPr>
       <w:r>
+        <w:t>Πώς να διαβάσεις την ενότητα</w:t>
+      </w:r>
+    </w:p>
+    <w:p>
+      <w:pPr>
+        <w:pStyle w:val="ListBullet"/>
+      </w:pPr>
+      <w:r>
+        <w:t>Πρώτα μάθε τον βασικό ορισμό κάθε έννοιας και ένα καθαρό παράδειγμα εφαρμογής.</w:t>
+      </w:r>
+    </w:p>
+    <w:p>
+      <w:pPr>
+        <w:pStyle w:val="ListBullet"/>
+      </w:pPr>
+      <w:r>
+        <w:t>Μετά σύνδεσε την έννοια με την κριτική της: ποια παραδοχή κάνει, τι αφήνει έξω και ποια κοινωνική συνέπεια έχει.</w:t>
+      </w:r>
+    </w:p>
+    <w:p>
+      <w:pPr>
+        <w:pStyle w:val="ListBullet"/>
+      </w:pPr>
+      <w:r>
+        <w:t>Στο τέλος κάνε τα πολλαπλής χωρίς να κοιτάς την απάντηση και γύρνα στην αντίστοιχη κάρτα έννοιας όπου δυσκολεύτηκες.</w:t>
+      </w:r>
+    </w:p>
+    <w:p>
+      <w:pPr>
+        <w:pStyle w:val="Heading1"/>
+      </w:pPr>
+      <w:r>
         <w:t>Σημειώσεις</w:t>
       </w:r>
     </w:p>
@@ -268,7 +300,15 @@
         <w:pStyle w:val="Heading1"/>
       </w:pPr>
       <w:r>
-        <w:t>Χάρτης διαφανειών</w:t>
+        <w:t>Κάρτες διαβάσματος</w:t>
+      </w:r>
+    </w:p>
+    <w:p>
+      <w:pPr>
+        <w:spacing w:after="160"/>
+      </w:pPr>
+      <w:r>
+        <w:t>Χρησιμοποίησε τις κάρτες για γρήγορη επανάληψη: πρώτα ο πυρήνας της έννοιας, μετά εφαρμογή, κριτική και παγίδα.</w:t>
       </w:r>
     </w:p>
     <w:p>
@@ -276,511 +316,7 @@
         <w:pStyle w:val="Heading2"/>
       </w:pPr>
       <w:r>
-        <w:t>Διάλεξη 3: Στάσεις</w:t>
-      </w:r>
-    </w:p>
-    <w:p>
-      <w:pPr>
-        <w:pStyle w:val="ListBullet"/>
-      </w:pPr>
-      <w:r>
-        <w:t>3.1: Στάσεις και πειθώ Διδάσκων: Ευάγγελος Ντόντης</w:t>
-      </w:r>
-    </w:p>
-    <w:p>
-      <w:pPr>
-        <w:pStyle w:val="ListBullet"/>
-      </w:pPr>
-      <w:r>
-        <w:t xml:space="preserve">3.2: </w:t>
-      </w:r>
-    </w:p>
-    <w:p>
-      <w:pPr>
-        <w:pStyle w:val="ListBullet"/>
-      </w:pPr>
-      <w:r>
-        <w:t xml:space="preserve">3.3: </w:t>
-      </w:r>
-    </w:p>
-    <w:p>
-      <w:pPr>
-        <w:pStyle w:val="ListBullet"/>
-      </w:pPr>
-      <w:r>
-        <w:t xml:space="preserve">3.4: </w:t>
-      </w:r>
-    </w:p>
-    <w:p>
-      <w:pPr>
-        <w:pStyle w:val="ListBullet"/>
-      </w:pPr>
-      <w:r>
-        <w:t>3.5: Εισαγωγή στις στάσεις Στάσεις = αξιολογικές κρίσεις (θετικές/αρνητικές) προς πρόσωπα, αντικείμενα, ιδέες, τους στοχους των στάσεων. Θεωρούνται : ατομικές σταθερές εσωτερικές γνωστικές δομές μετρήσιμες και προβλεπτικές της συμπεριφοράς. Απέναντι σε ποια «κοινων...</w:t>
-      </w:r>
-    </w:p>
-    <w:p>
-      <w:pPr>
-        <w:pStyle w:val="ListBullet"/>
-      </w:pPr>
-      <w:r>
-        <w:t xml:space="preserve">3.6: </w:t>
-      </w:r>
-    </w:p>
-    <w:p>
-      <w:pPr>
-        <w:pStyle w:val="ListBullet"/>
-      </w:pPr>
-      <w:r>
-        <w:t>3.7: Ορισμοί «Το συναίσθημα υπέρ ή κατά ενός ψυχολογικού αντικειμένου» (Thurstone, 1931) «Μια νοητική και νευρολογική κατάσταση ετοιμότητας , που οργανώνεται από την εμπειρία, και που ασκεί μια καθοδηγητική και δυναμική επιρροή στις αντιδράσεις του ατόμου απέναντι ...</w:t>
-      </w:r>
-    </w:p>
-    <w:p>
-      <w:pPr>
-        <w:pStyle w:val="ListBullet"/>
-      </w:pPr>
-      <w:r>
-        <w:t>3.8: Ανάλυση του πιο σύνθετου ορισμού των Zanna &amp; Rempel (1988) Κατηγοριοποίηση Αναγνώριση κάποιου αντικειμένου ως αντικείμενο. Αντικείμενο – ερέθισμα Αντικείμενο επενέργειας μας Αξιολογική διάσταση Με όρους απόλυτου κριτηρίου, με όρους συγκριτικούς, στη βάση ενός ...</w:t>
-      </w:r>
-    </w:p>
-    <w:p>
-      <w:pPr>
-        <w:pStyle w:val="ListBullet"/>
-      </w:pPr>
-      <w:r>
-        <w:t>3.9: Οι συνιστώσες των στάσεων Θυμική Θυμική Γνωστική Θυμική Γνωστική Συμπεριφορική Μία συνιστώσα (Thurstone) Ι. Συναισθήματα προς το ερέθισμα Δυο συνιστώσες (Allport) Ι. Συναισθήματα προς το ερέθισμα ΙΙ. Γνώση, αναμνήσεις, ιδέες Ι. Συναισθήματα προς το ερέθισμα, Ι...</w:t>
-      </w:r>
-    </w:p>
-    <w:p>
-      <w:pPr>
-        <w:pStyle w:val="ListBullet"/>
-      </w:pPr>
-      <w:r>
-        <w:t>3.10: Η συμπεριφορική διάσταση Ο Ajzen (1998)–ένας από τους πιο σημαντικούς υποστηρικτές του μοντέλου των τριών συνιστωσών– αναφέρεται στην τρίτη συνιστώσα ως ενορμική . Την προσδιορίζει ως ένα σύνολο από « συμπεριφορικές ροπές, προθέσεις, δεσμεύσεις και δράσεις απέ...</w:t>
-      </w:r>
-    </w:p>
-    <w:p>
-      <w:pPr>
-        <w:pStyle w:val="ListBullet"/>
-      </w:pPr>
-      <w:r>
-        <w:t>3.11: Δομή και εσωτερική συνέπεια των στάσεων Η προσέγγιση των στάσεων ως πολυδιάστατων (τρισδιάστατων) φαινομένων θα εγκαθιδρυθεί στην κοινωνική ψυχολογία. Ωστόσο η σχέση ανάμεσα στις διαφορετικές συνιστώσες θα δώσει τροφή στην θεωρητική και ερευνητική αναζήτηση Γι...</w:t>
-      </w:r>
-    </w:p>
-    <w:p>
-      <w:pPr>
-        <w:pStyle w:val="ListBullet"/>
-      </w:pPr>
-      <w:r>
-        <w:t>3.12: Συνέπεια μεταξύ συνιστωσών Για άλλους υπάρχει συνεργατική σχέση μεταξύ συνιστωσών: Οι Eagly, Mladinic και Otto (1994), για παράδειγμα, υποστηρίζουν ότι υπάρχει μια συνεργατική σχέση μεταξύ θυμικών και γνωστικών διεργασιών και προτείνουν ότι αυτές δεν μπορούν ν...</w:t>
-      </w:r>
-    </w:p>
-    <w:p>
-      <w:pPr>
-        <w:pStyle w:val="ListBullet"/>
-      </w:pPr>
-      <w:r>
-        <w:t>3.13: Λειτουργίες των στάσεων Σ ε τι ωφελεί να έχουμε στάσεις; Γνωστική λειτουργία : Το γεγονός ότι έχουμε στάσεις οργανώνει και απλουστεύει την επεξεργασία πληροφοριών (σχήματα, ευρετικές, στερεότυπα) Ωφελιμιστική λειτουργία : καθοδήγηση της συμπεριφοράς με κριτήρι...</w:t>
-      </w:r>
-    </w:p>
-    <w:p>
-      <w:pPr>
-        <w:pStyle w:val="ListBullet"/>
-      </w:pPr>
-      <w:r>
-        <w:t>3.14: Είναι οι στάσεις μόνο ενδοατομικά φαινόμενα; Η έννοια της στάσης (attitude) αποκτά τεράστια σημασία κατά τον προηγούμενο αιώνα εξαιτίας της συμπλοκής της με τη σύγχρονη Δυτική Δημοκρατία και την ατομική κατανάλωση Στο πλαίσιο αυτό αναδύεται ο προβληματισμός γι...</w:t>
-      </w:r>
-    </w:p>
-    <w:p>
-      <w:pPr>
-        <w:pStyle w:val="ListBullet"/>
-      </w:pPr>
-      <w:r>
-        <w:t>3.15: Η αρχική εννοιολόγηση των κοινωνικών στάσεων δεν ήταν ατομικιστική ! Η έννοια εισήχθη από τους κοινωνιολόγους Thomas και Znaniecki οι οποίοι μελετούσαν τα κοινωνικά προβλήματα των Πολωνών μεταναστών στην Αμερική . Η κοινωνική συμπεριφορά των μεταναστών δε μπορ...</w:t>
-      </w:r>
-    </w:p>
-    <w:p>
-      <w:pPr>
-        <w:pStyle w:val="ListBullet"/>
-      </w:pPr>
-      <w:r>
-        <w:t>3.16: Οι στάσεις στη μελέτη των Thomas &amp; Znaniecki (1918) Οι στάσεις αποτελούν την υποκειμενική (ή καλύτερα δι-υποκειμενική ) πλευρά των ιδιαίτερων πολιτισμικών αξιών και κοινωνικών κανόνων μιας ομάδας Δεν είναι συνώνυμες των κοινωνικών αξιών κτλ. Αναφέρονται στον τ...</w:t>
-      </w:r>
-    </w:p>
-    <w:p>
-      <w:pPr>
-        <w:pStyle w:val="ListBullet"/>
-      </w:pPr>
-      <w:r>
-        <w:t>3.17: Στάσεις, ιδεολογία, και κοινωνικές αναπαραστάσεις Κοινωνικές αναπαραστάσεις : Η ανάπτυξη απλοποιημένων και κοινών αντιλήψεων μέσω της κοινωνική αλληλεπίδρασης Οι στάσεις αντικατοπτρίζουν την κοινωνία ή τις ομάδες στις οποίες ανήκουν τα άτομα - ορίζουν το περιε...</w:t>
-      </w:r>
-    </w:p>
-    <w:p>
-      <w:pPr>
-        <w:pStyle w:val="ListBullet"/>
-      </w:pPr>
-      <w:r>
-        <w:t>3.18: Ρεαλισμός και γλώσσα Ρεαλιστική θέση : Οι οντότητες προϋπάρχουν και δημιουργούν τις επιφανειακές τους αναπαραστάσεις Η γλώσσα ως παράθυρο στην Ψ πραγματικότητα των συμμετεχόντων Η γλώσσα ως έκφραση εσωτερικών σκέψεων</w:t>
-      </w:r>
-    </w:p>
-    <w:p>
-      <w:pPr>
-        <w:pStyle w:val="ListBullet"/>
-      </w:pPr>
-      <w:r>
-        <w:t>3.19: Λάβετε υπόψη τα ακόλουθα «Η Βρετανία έχει απορροφήσει πολλούς πρόσφυγες στην ιστορία της και έχει επωφεληθεί από την άφιξή τους. Η πόρτα για όσους η ζωή και η ελευθερία τους απειλούνται από σκληρά καθεστώτα στη χώρα τους πρέπει να παραμένει πάντα ανοιχτή». Αν ...</w:t>
-      </w:r>
-    </w:p>
-    <w:p>
-      <w:pPr>
-        <w:pStyle w:val="ListBullet"/>
-      </w:pPr>
-      <w:r>
-        <w:t>3.20: Λάβετε υπόψη τα ακόλουθα «Η Βρετανία έχει απορροφήσει πολλούς πρόσφυγες στην ιστορία της και έχει επωφεληθεί από την άφιξή τους. Η πόρτα για όσους η ζωή και η ελευθερία τους απειλούνται από σκληρά καθεστώτα στη χώρα τους πρέπει να παραμένει πάντα ανοιχτή». Αλλ...</w:t>
-      </w:r>
-    </w:p>
-    <w:p>
-      <w:pPr>
-        <w:pStyle w:val="ListBullet"/>
-      </w:pPr>
-      <w:r>
-        <w:t>3.21: Ανάλυση λόγου και γλώσσα ΑΝ το δεύτερο μέρος είναι η «πραγματική στάση», ΑΠΟΚΛΕΙΣΤΕ το πρώτο μέρος ΑΛΛΑ μεγάλο μέρος της καθημερινής συζήτησης είναι ακατάστατο και ασυνεπές! Για την ανάλυση λόγου, αυτή η ασυνέπεια παρουσιάζει ενδιαφέρον. Η συζήτηση δεν είναι α...</w:t>
-      </w:r>
-    </w:p>
-    <w:p>
-      <w:pPr>
-        <w:pStyle w:val="ListBullet"/>
-      </w:pPr>
-      <w:r>
-        <w:t>3.22: Λάβετε υπόψη τα ακόλουθα Μια διάκριση που κατασκευάζεται μεταξύ δύο άλλων ειδών ανθρώπων: «εκείνων των οποίων η ζωή και η ελευθερία απειλούνται από σκληρά καθεστώτα στη χώρα τους» «μεταναστών που αναζητούν οικονομικό όφελος». Κατασκευή μιας ενιαίας εθνικής ιστ...</w:t>
-      </w:r>
-    </w:p>
-    <w:p>
-      <w:pPr>
-        <w:pStyle w:val="ListBullet"/>
-      </w:pPr>
-      <w:r>
-        <w:t>3.23: Στάσεις και ρητορική Γνωστική παράδοση: οι στάσεις αντιμετωπίζονται ως εσωτερικά νοητικά αντικείμενα - αξιολογήσεις που αποθηκεύονται “στο νου” Ρητορική προσέγγιση (Billig): εμπνέεται από την αρχαία ελληνική ρητορική (Πρωταγόρας: «για κάθε ζήτημα υπάρχουν δύο ...</w:t>
-      </w:r>
-    </w:p>
-    <w:p>
-      <w:pPr>
-        <w:pStyle w:val="ListBullet"/>
-      </w:pPr>
-      <w:r>
-        <w:t>3.24: Στάσεις και λόγος P otter (1998):αντίθεση μεταξύ των στάσεων ως «προσχηματισμένων» οντοτήτων και των στάσεων ως οντοτήτων που «επιτελούνται» Εστίαση όχι στο «τι σκέφτεται ο άνθρωπος», αλλά τι κάνει ο άνθρωπος με τη στάση μέσα στη συζήτηση. Στάσεις ως δράσεις: ...</w:t>
-      </w:r>
-    </w:p>
-    <w:p>
-      <w:pPr>
-        <w:pStyle w:val="ListBullet"/>
-      </w:pPr>
-      <w:r>
-        <w:t>3.25: Η κρίση στην κοινωνική ψυχολογία Κριτική στον ατομικισμό της Κ.Ψ. &amp; τον αναγωγισμό κοινωνικών διεργασιών στο άτομο και στο γνωστικό επίπεδο γενικότερα Μεθοδολογικές κριτικές – στενή και τεχνική εστίαση που δεν αναδείκνυε επαρκώς την συνθετότητα της κοινωνικής ...</w:t>
-      </w:r>
-    </w:p>
-    <w:p>
-      <w:pPr>
-        <w:pStyle w:val="ListBullet"/>
-      </w:pPr>
-      <w:r>
-        <w:t>3.26: Οι στάσεις ως ρητορικά αποθέματα (Billig, 1987) Στο Arguing and Thinking, ο Michael Billig υποστήριξε ότι οι στάσεις δεν είναι μόνο ιδιωτικές αξιολογήσεις αλλά ρητορικά εργαλεία που χρησιμοποιούνται στην επιχειρηματολογία. Παράδειγμα : Όταν κάποιος λέει « Δεν ...</w:t>
-      </w:r>
-    </w:p>
-    <w:p>
-      <w:pPr>
-        <w:pStyle w:val="ListBullet"/>
-      </w:pPr>
-      <w:r>
-        <w:t>3.27: 2. Οι στάσεις ως συγκείμενες και μεταβλητές Οι Jonathan Potter και Margaret Wetherell μελέτησαν πώς μιλούν οι άνθρωποι για κοινωνικά ζητήματα - Διαπίστωσαν ότι οι στάσεις αλλάζουν ανάλογα με το πλαίσιο. Σε διαφορετικά ζητήματα : Ένα άτομο μπορεί να φαίνεται υπ...</w:t>
-      </w:r>
-    </w:p>
-    <w:p>
-      <w:pPr>
-        <w:pStyle w:val="ListBullet"/>
-      </w:pPr>
-      <w:r>
-        <w:t>3.28: 3 . Οι στάσεις αναδύονται στην διάδραση Ο ι «στάσεις» αναδύονται μέσα σε συζητήσεις, συνεντεύξεις και ομαδικές συζητήσεις. Παράδειγμα : Σε μια συνέντευξη, ένας συμμετέχων μπορεί να πει « Δεν έχω πρόβλημα με τους μετανάστες, μερικοί από τους καλύτερους φίλους μ...</w:t>
-      </w:r>
-    </w:p>
-    <w:p>
-      <w:pPr>
-        <w:pStyle w:val="ListBullet"/>
-      </w:pPr>
-      <w:r>
-        <w:t>3.29: 4. Οι στάσεις ως κοινωνικά λογοδοτήσιμες Οι στάσεις κατασκευάζονται με τρόπους που λαμβάνουν υπόψη τους κοινωνικούς κανόνες και τη λογοδοσία. Παράδειγμα : Το « Δεν με ενοχλεί ο γάμος ομοφυλοφίλων αλλά… » ή «Δεν είμαι αντίθετος στην άμβλωση αλλά… » τοποθετεί το...</w:t>
-      </w:r>
-    </w:p>
-    <w:p>
-      <w:pPr>
-        <w:pStyle w:val="ListBullet"/>
-      </w:pPr>
-      <w:r>
-        <w:t>3.30: Τέλος α’ μέρους :)</w:t>
-      </w:r>
-    </w:p>
-    <w:p>
-      <w:pPr>
-        <w:pStyle w:val="ListBullet"/>
-      </w:pPr>
-      <w:r>
-        <w:t>3.31: Το ερευνητικό πρόγραμμα των Hovland, Janis και Kelley Ξεκίνησε τη δεκαετία του 1940 και εντόπισε έναν αριθμό παραγόντων που θεωρήθηκαν σημαντικοί για την πειθώ. πηγή του μηνύματος (ειδημοσύνη, αξιοπιστία, ελκυστικότητα), το ίδιο το μήνυμα (αριθμός επιχειρημάτω...</w:t>
-      </w:r>
-    </w:p>
-    <w:p>
-      <w:pPr>
-        <w:pStyle w:val="ListBullet"/>
-      </w:pPr>
-      <w:r>
-        <w:t>3.32: Πομπός-πηγή του μηνύματος Ελκυστικότητα (εξωτερική εμφάνιση, λεκτικές δεξιότητες, δημοφιλία) Αξιοπιστία, ειδημοσύνη, εξειδίκευση Ο βαθμός στον οποίο είναι ευκρινής η πρόθεση να πείσει η ευκρίνεια μπορεί να είναι ανασταλτικός παράγοντας</w:t>
-      </w:r>
-    </w:p>
-    <w:p>
-      <w:pPr>
-        <w:pStyle w:val="ListBullet"/>
-      </w:pPr>
-      <w:r>
-        <w:t>3.33: Το μήνυμα δομή και περιεχόμενο , π.χ. σειρά παρουσίασης επιχειρημάτων πρόκληση φόβου (όχι πανικού που αποσπά την προσοχή, με ξεκάθαρες εναλλακτικές, περιεχόμενο δυνατό να κατανοηθεί) θεωρία ‘εμβολιασμού’/αμφίπλευρη παρουσίαση επιχειρημάτων (δε χρειάζονται τα α...</w:t>
-      </w:r>
-    </w:p>
-    <w:p>
-      <w:pPr>
-        <w:pStyle w:val="ListBullet"/>
-      </w:pPr>
-      <w:r>
-        <w:t>3.34: Ο δέκτης Προσωπικότητα Επίπεδο αυτοεκτίμησης Κοινωνικά χαρακτηριστικά (π.χ. φύλο, εκπαίδευση) Ηλικία Προϋπάρχουσες πεποιθήσεις Κοινωνικές ομάδες του κοινού</w:t>
-      </w:r>
-    </w:p>
-    <w:p>
-      <w:pPr>
-        <w:pStyle w:val="ListBullet"/>
-      </w:pPr>
-      <w:r>
-        <w:t>3.35: Αναγκαία η μελέτη διαφορετικών συνιστωσών Πολύ συχνά η έρευνα δίνει αντιφατικά αποτελέσματα Το μόνο ασφαλές συμπέρασμα είναι ότι η μελέτη μιας μόνο συνιστώσας της επικοινωνίας (πομπού, μηνύματος, δέκτη) δεν μπορεί να μας οδηγήσει σε αξιόπιστα ευρήματα Πχ σε ορ...</w:t>
-      </w:r>
-    </w:p>
-    <w:p>
-      <w:pPr>
-        <w:pStyle w:val="ListBullet"/>
-      </w:pPr>
-      <w:r>
-        <w:t>3.36: Παράδειγμα επικοινωνίας και αλλαγής στάσεων Ηνωμένο Βασίλειο, 1987 “Gay or straight, male or female, anyone can get AIDS from sexual intercourse, so the more partners, the greater the risk. Protect yourself, use a condom”</w:t>
-      </w:r>
-    </w:p>
-    <w:p>
-      <w:pPr>
-        <w:pStyle w:val="ListBullet"/>
-      </w:pPr>
-      <w:r>
-        <w:t>3.37: De Beers, 1947: Καθιέρωση του διαμαντιού ως συμβόλου αιώνιας αγάπης. Πιο πριν, τα διαμάντια δεν ήταν συνηθισμένα στην χρήση τους για προτάσεις γάμου</w:t>
-      </w:r>
-    </w:p>
-    <w:p>
-      <w:pPr>
-        <w:pStyle w:val="ListBullet"/>
-      </w:pPr>
-      <w:r>
-        <w:t>3.38: Καμπάνια στην Αυστραλία το 1981 για την προστασία από τον ήλιο - μείωση περιπτώσεων καρκίνου του δέρματος</w:t>
-      </w:r>
-    </w:p>
-    <w:p>
-      <w:pPr>
-        <w:pStyle w:val="ListBullet"/>
-      </w:pPr>
-      <w:r>
-        <w:t>3.39: Πειθώ μέσω… Ενημέρωσης και παροχής πληροφοριών Αλλαγής κοινωνικών νορμών (“Friends don't let friends drive drunk”) Καθιέρωσης και αλλαγής τελετουργιών (πχ. Διαμάντια σε γάμους) Δημιουργίας διαλόγου στην κοινωνία για κοινωνικά ζητήματα (πχ. AIDS, Dove &amp; αποδοχή...</w:t>
-      </w:r>
-    </w:p>
-    <w:p>
-      <w:pPr>
-        <w:pStyle w:val="ListBullet"/>
-      </w:pPr>
-      <w:r>
-        <w:t>3.40: Μοντέλα πειθούς διττής επεξεργασίας 1980s: επιχείρηση συστηματοποίησης προηγούμενων ευρημάτων. Ανέλυσε, για παράδειγμα, πότε το κοινό/δέκτης μπορεί να ενδιαφέρεται κυρίως για την πηγή του μηνύματος (ποιος το μεταδίδει) και πότε μπορεί να ενδιαφέρεται περισσότε...</w:t>
-      </w:r>
-    </w:p>
-    <w:p>
-      <w:pPr>
-        <w:pStyle w:val="ListBullet"/>
-      </w:pPr>
-      <w:r>
-        <w:t>3.41: Μοντέλο πιθανότητας λεπτομερούς επεξεργασίας των Petty, Cacioppo και Goldman (1981)</w:t>
-      </w:r>
-    </w:p>
-    <w:p>
-      <w:pPr>
-        <w:pStyle w:val="ListBullet"/>
-      </w:pPr>
-      <w:r>
-        <w:t>3.42: Μοντέλο ευρετικής - συστηματικής επεξεργασίας (Chaiken) Παρόμοιο με το ELM, αλλά με μία σημαντική διαφορά: Οι δύο τρόποι επεξεργασίας μπορούν να λειτουργούν ταυτόχρονα. Συστηματική επεξεργασία ενεργή, στοχαστική επεξεργασία «βαθιά» κατανόηση κριτική αξιολόγηση...</w:t>
-      </w:r>
-    </w:p>
-    <w:p>
-      <w:pPr>
-        <w:pStyle w:val="ListBullet"/>
-      </w:pPr>
-      <w:r>
-        <w:t>3.43: Αναστοχασμός πάνω στα μοντέλα λεπτομερούς επεξεργασίας Σκεφτείτε ότι κυκλοφορεί μια οικονομοτεχνική μελέτη που προτείνει ότι θα πρέπει η λέσχη να μεταφερθεί σε κτίριο του πανεπιστημίου μακριά από την πανεπιστημιούπολη γιατί αυτό θα οδηγούσε σε χαμηλότερο κόστο...</w:t>
-      </w:r>
-    </w:p>
-    <w:p>
-      <w:pPr>
-        <w:pStyle w:val="ListBullet"/>
-      </w:pPr>
-      <w:r>
-        <w:t>3.44: Λ ογοψυχολογία και ρητορική: μια διαφορετική ερευνητική ατζέντα Οι εισηγητές της λογοψυχολογίας και της ρητορικής ψυχολογίας αναγνωρίζουν ότι έχουν μια διαφορετική ερευνητική ατζέντα δεν παρέχουν απαντήσεις που αφορούν την πρόβλεψη της μελλοντικής συμπεριφοράς...</w:t>
-      </w:r>
-    </w:p>
-    <w:p>
-      <w:pPr>
-        <w:pStyle w:val="ListBullet"/>
-      </w:pPr>
-      <w:r>
-        <w:t>3.45: Η αξιοπιστία ή η ειδημοσύνη της πηγής ως αναπόσπαστο κομμάτι της επιχειρηματολογίας Με άλλα λόγια, ο διαχωρισμός μεταξύ πηγής και μηνύματος που κατείχε τόσο σημαντική θέση στην παραδοσιακή κοινωνική ψυχολογία ενδέχεται να μας εμποδίσει να κατανοήσουμε πώς μέσα...</w:t>
-      </w:r>
-    </w:p>
-    <w:p>
-      <w:pPr>
-        <w:pStyle w:val="ListBullet"/>
-      </w:pPr>
-      <w:r>
-        <w:t>3.46: Κατασκευή του λόγου ως αντανάκλαση της πραγματικότητας «εκεί έξω» Σημαντική συμβολή των λογοψυχολογικών και ρητορικών προσεγγίσεων στην μελέτη της πειθούς έχει να κάνει με το πώς οι θέσεις που προβάλλονται κατασκευάζονται ως πραγματικές Όχι ως αποκυήματα της φ...</w:t>
-      </w:r>
-    </w:p>
-    <w:p>
-      <w:pPr>
-        <w:pStyle w:val="ListBullet"/>
-      </w:pPr>
-      <w:r>
-        <w:t>3.47: Κατασκευάζοντας τον λόγο ως αντίθετο ή «υπεράνω» των προσωπικών συμφερόντων του ομιλητή</w:t>
-      </w:r>
-    </w:p>
-    <w:p>
-      <w:pPr>
-        <w:pStyle w:val="ListBullet"/>
-      </w:pPr>
-      <w:r>
-        <w:t>3.48: Η επίκληση κοινών τόπων, ρητορικώς αυτο-επαρκών επιχειρημάτων και κατηγοριών Και ναι μεν οφείλουμε σεβασμό προς το δικαίωμα και την ελευθερία όσων κάνουν την επιλογή να είναι ομοφυλόφιλοι, εντούτοις δεν έχουμε κανένα απολύτως δικαίωμα, αν δεν θέλουμε να κ ακου...</w:t>
-      </w:r>
-    </w:p>
-    <w:p>
-      <w:pPr>
-        <w:pStyle w:val="ListBullet"/>
-      </w:pPr>
-      <w:r>
-        <w:t xml:space="preserve">3.49: </w:t>
-      </w:r>
-    </w:p>
-    <w:p>
-      <w:pPr>
-        <w:pStyle w:val="ListBullet"/>
-      </w:pPr>
-      <w:r>
-        <w:t xml:space="preserve">3.50: </w:t>
-      </w:r>
-    </w:p>
-    <w:p>
-      <w:pPr>
-        <w:pStyle w:val="ListBullet"/>
-      </w:pPr>
-      <w:r>
-        <w:t xml:space="preserve">3.51: </w:t>
-      </w:r>
-    </w:p>
-    <w:p>
-      <w:pPr>
-        <w:pStyle w:val="ListBullet"/>
-      </w:pPr>
-      <w:r>
-        <w:t xml:space="preserve">3.52: </w:t>
-      </w:r>
-    </w:p>
-    <w:p>
-      <w:pPr>
-        <w:pStyle w:val="ListBullet"/>
-      </w:pPr>
-      <w:r>
-        <w:t xml:space="preserve">3.53: </w:t>
-      </w:r>
-    </w:p>
-    <w:p>
-      <w:pPr>
-        <w:pStyle w:val="ListBullet"/>
-      </w:pPr>
-      <w:r>
-        <w:t xml:space="preserve">3.54: </w:t>
-      </w:r>
-    </w:p>
-    <w:p>
-      <w:pPr>
-        <w:pStyle w:val="ListBullet"/>
-      </w:pPr>
-      <w:r>
-        <w:t>3.55: Ρητορικοί μηχανισμοί Παρουσίαση ενός ισχυρισμού ως αντικειμενικής αλήθειας Χ ρήση δεδομένων και αριθμών για κύρος «Έρευνες δείχνουν ότι το εμβόλιο είναι 95% αποτελεσματικό» ‘ Εμβολιασμός’ ενάντια στο συμφέρον Ο ομιλητής αποποιείται προσωπικά συμφέροντα για να ...</w:t>
-      </w:r>
-    </w:p>
-    <w:p>
-      <w:pPr>
-        <w:pStyle w:val="ListBullet"/>
-      </w:pPr>
-      <w:r>
-        <w:t>3.56: Ρητορικοί μηχανισμοί Τριμερείς λίστες: Ρητορική δομή που δίνει αίσθηση πληρότητας «Αυτή η πολιτική είναι δίκαιη, αποτελεσματική και αναγκαία» Αντιθετικές δομές «Δεν μιλάμε για το τι θέλουμε — μιλάμε για το τι χρειαζόμαστε» Ακραίες διατυπώσεις : Χρήση ακραίων λ...</w:t>
-      </w:r>
-    </w:p>
-    <w:p>
-      <w:pPr>
-        <w:pStyle w:val="ListBullet"/>
-      </w:pPr>
-      <w:r>
-        <w:t>3.57: Εν κατακλείδι Διαφορετικές συνιστώσες των στάσεων που αλληλεπιδρούν Στάσεις ως ενδοατομικά γνωστικά φαινόμενα αλλά και… Κοινωνικά αποθέματα γνώσης Στάσεις κατασκευάζονται μέσω του λόγου και κάνουν πράγματα στο τοπικό συγκείμενο Πολλαπλά χαρακτηριστικά πειθούς ...</w:t>
-      </w:r>
-    </w:p>
-    <w:p>
-      <w:pPr>
-        <w:pStyle w:val="Heading1"/>
-      </w:pPr>
-      <w:r>
-        <w:t>Πολλαπλής επιλογής</w:t>
-      </w:r>
-    </w:p>
-    <w:p>
-      <w:pPr>
-        <w:pStyle w:val="Heading3"/>
-      </w:pPr>
-      <w:r>
-        <w:t>1. Σε σενάριο όπου κάποιος δηλώνει θετική γνώμη αλλά νιώθει αμηχανία και αποφεύγει την πράξη, ποια απάντηση δείχνει την πιο κριτική κατανόηση του θέματος;</w:t>
-      </w:r>
-    </w:p>
-    <w:p>
-      <w:pPr>
-        <w:pStyle w:val="ListBullet"/>
-      </w:pPr>
-      <w:r>
-        <w:t>Α. Να διακριθούν γνωστικό, συναισθηματικό και συμπεριφορικό στοιχείο χωρίς να υποτεθεί ότι ταυτίζονται.</w:t>
-      </w:r>
-    </w:p>
-    <w:p>
-      <w:pPr>
-        <w:pStyle w:val="ListBullet"/>
-      </w:pPr>
-      <w:r>
-        <w:t>Β. Να θεωρηθεί ότι μία θετική δήλωση αρκεί για να προβλεφθεί η πράξη.</w:t>
-      </w:r>
-    </w:p>
-    <w:p>
-      <w:pPr>
-        <w:pStyle w:val="ListBullet"/>
-      </w:pPr>
-      <w:r>
-        <w:t>Γ. Να μείνει η απάντηση σε ορισμό χωρίς σύνδεση με πλαίσιο και συνέπειες.</w:t>
-      </w:r>
-    </w:p>
-    <w:p>
-      <w:pPr>
-        <w:pStyle w:val="ListBullet"/>
-      </w:pPr>
-      <w:r>
-        <w:t>Δ. Να αντιμετωπιστεί το φαινόμενο ως καθαρά προσωπική ιδιότητα.</w:t>
+        <w:t>τριμερές μοντέλο στάσεων</w:t>
       </w:r>
     </w:p>
     <w:p>
@@ -788,10 +324,43 @@
         <w:rPr>
           <w:b/>
         </w:rPr>
-        <w:t xml:space="preserve">Απάντηση: Α. </w:t>
-      </w:r>
-      <w:r>
-        <w:t>Σωστή είναι η Α. Να διακριθούν γνωστικό, συναισθηματικό και συμπεριφορικό στοιχείο χωρίς να υποτεθεί ότι ταυτίζονται. Το βασικό σκεπτικό είναι να αποφευχθεί η υπεραπλούστευση: Να θεωρηθεί ότι μία θετική δήλωση αρκεί για να προβλεφθεί η πράξη.</w:t>
+        <w:t xml:space="preserve">Τι να θυμάμαι: </w:t>
+      </w:r>
+      <w:r>
+        <w:t>Να διακριθούν γνωστικό, συναισθηματικό και συμπεριφορικό στοιχείο χωρίς να υποτεθεί ότι ταυτίζονται.</w:t>
+      </w:r>
+    </w:p>
+    <w:p>
+      <w:r>
+        <w:rPr>
+          <w:b/>
+        </w:rPr>
+        <w:t xml:space="preserve">Πώς το χρησιμοποιώ σε απάντηση: </w:t>
+      </w:r>
+      <w:r>
+        <w:t>Να εντοπιστεί ποιο στοιχείο της στάσης προβλέπει καλύτερα τη συγκεκριμένη αντίδραση.</w:t>
+      </w:r>
+    </w:p>
+    <w:p>
+      <w:r>
+        <w:rPr>
+          <w:b/>
+        </w:rPr>
+        <w:t xml:space="preserve">Κριτική ματιά: </w:t>
+      </w:r>
+      <w:r>
+        <w:t>Να ερωτηθεί αν το μοντέλο κρύβει την κοινωνική κατάσταση πίσω από ένα ατομικό σχήμα.</w:t>
+      </w:r>
+    </w:p>
+    <w:p>
+      <w:r>
+        <w:rPr>
+          <w:b/>
+        </w:rPr>
+        <w:t xml:space="preserve">Μην το γράψεις έτσι: </w:t>
+      </w:r>
+      <w:r>
+        <w:t>Να θεωρηθεί ότι μία θετική δήλωση αρκεί για να προβλεφθεί η πράξη.</w:t>
       </w:r>
     </w:p>
     <w:p>
@@ -806,42 +375,10 @@
     </w:p>
     <w:p>
       <w:pPr>
-        <w:pStyle w:val="Heading3"/>
-      </w:pPr>
-      <w:r>
-        <w:t>2. Ποια εφαρμογή του/της τριμερές μοντέλο στάσεων θα απέφευγε την πιο συνηθισμένη εξεταστική παγίδα;</w:t>
-      </w:r>
-    </w:p>
-    <w:p>
-      <w:pPr>
-        <w:pStyle w:val="ListBullet"/>
-      </w:pPr>
-      <w:r>
-        <w:t>Α. Να αγνοηθεί η διαφορά ανάμεσα σε περιγραφή, εξήγηση και αξιολόγηση.</w:t>
-      </w:r>
-    </w:p>
-    <w:p>
-      <w:pPr>
-        <w:pStyle w:val="ListBullet"/>
-      </w:pPr>
-      <w:r>
-        <w:t>Β. Να προτιμηθεί η πιο ηθικολογική ερμηνεία επειδή ακούγεται ισχυρότερη.</w:t>
-      </w:r>
-    </w:p>
-    <w:p>
-      <w:pPr>
-        <w:pStyle w:val="ListBullet"/>
-      </w:pPr>
-      <w:r>
-        <w:t>Γ. Να εντοπιστεί ποιο στοιχείο της στάσης προβλέπει καλύτερα τη συγκεκριμένη αντίδραση.</w:t>
-      </w:r>
-    </w:p>
-    <w:p>
-      <w:pPr>
-        <w:pStyle w:val="ListBullet"/>
-      </w:pPr>
-      <w:r>
-        <w:t>Δ. Να θεωρηθεί ότι μία θετική δήλωση αρκεί για να προβλεφθεί η πράξη.</w:t>
+        <w:pStyle w:val="Heading2"/>
+      </w:pPr>
+      <w:r>
+        <w:t>στάση-συμπεριφορά</w:t>
       </w:r>
     </w:p>
     <w:p>
@@ -849,10 +386,946 @@
         <w:rPr>
           <w:b/>
         </w:rPr>
-        <w:t xml:space="preserve">Απάντηση: Γ. </w:t>
-      </w:r>
-      <w:r>
-        <w:t>Σωστή είναι η Γ. Να εντοπιστεί ποιο στοιχείο της στάσης προβλέπει καλύτερα τη συγκεκριμένη αντίδραση. Το βασικό σκεπτικό είναι να αποφευχθεί η υπεραπλούστευση: Να θεωρηθεί ότι μία θετική δήλωση αρκεί για να προβλεφθεί η πράξη.</w:t>
+        <w:t xml:space="preserve">Τι να θυμάμαι: </w:t>
+      </w:r>
+      <w:r>
+        <w:t>Να εξεταστούν πρόθεση, κοινωνικοί κανόνες και αντιλαμβανόμενος έλεγχος.</w:t>
+      </w:r>
+    </w:p>
+    <w:p>
+      <w:r>
+        <w:rPr>
+          <w:b/>
+        </w:rPr>
+        <w:t xml:space="preserve">Πώς το χρησιμοποιώ σε απάντηση: </w:t>
+      </w:r>
+      <w:r>
+        <w:t>Να αναζητηθεί αν η στάση είναι ειδική, προσβάσιμη και συνδεδεμένη με πραγματική δυνατότητα δράσης.</w:t>
+      </w:r>
+    </w:p>
+    <w:p>
+      <w:r>
+        <w:rPr>
+          <w:b/>
+        </w:rPr>
+        <w:t xml:space="preserve">Κριτική ματιά: </w:t>
+      </w:r>
+      <w:r>
+        <w:t>Να μη μετατραπεί η ασυνέπεια σε ηθική κατηγορία χωρίς ανάλυση περιορισμών.</w:t>
+      </w:r>
+    </w:p>
+    <w:p>
+      <w:r>
+        <w:rPr>
+          <w:b/>
+        </w:rPr>
+        <w:t xml:space="preserve">Μην το γράψεις έτσι: </w:t>
+      </w:r>
+      <w:r>
+        <w:t>Να συμπεράνουμε ότι οι δηλώσεις στάσης είναι ψέματα επειδή δεν ακολουθεί πάντα πράξη.</w:t>
+      </w:r>
+    </w:p>
+    <w:p>
+      <w:r>
+        <w:rPr>
+          <w:rFonts w:ascii="Calibri" w:hAnsi="Calibri" w:cs="Calibri"/>
+          <w:color w:val="555555"/>
+          <w:sz w:val="18"/>
+        </w:rPr>
+        <w:t>Πηγή: Διάλεξη 3</w:t>
+      </w:r>
+    </w:p>
+    <w:p>
+      <w:pPr>
+        <w:pStyle w:val="Heading2"/>
+      </w:pPr>
+      <w:r>
+        <w:t>κεντρική και περιφερειακή οδός πειθούς</w:t>
+      </w:r>
+    </w:p>
+    <w:p>
+      <w:r>
+        <w:rPr>
+          <w:b/>
+        </w:rPr>
+        <w:t xml:space="preserve">Τι να θυμάμαι: </w:t>
+      </w:r>
+      <w:r>
+        <w:t>Να συνδεθεί η οδός πειθούς με κίνητρο και ικανότητα επεξεργασίας.</w:t>
+      </w:r>
+    </w:p>
+    <w:p>
+      <w:r>
+        <w:rPr>
+          <w:b/>
+        </w:rPr>
+        <w:t xml:space="preserve">Πώς το χρησιμοποιώ σε απάντηση: </w:t>
+      </w:r>
+      <w:r>
+        <w:t>Να προβλεφθεί αν η αλλαγή θα είναι σταθερή ή επιφανειακή ανάλογα με την οδό.</w:t>
+      </w:r>
+    </w:p>
+    <w:p>
+      <w:r>
+        <w:rPr>
+          <w:b/>
+        </w:rPr>
+        <w:t xml:space="preserve">Κριτική ματιά: </w:t>
+      </w:r>
+      <w:r>
+        <w:t>Να εξεταστεί ποιος ελέγχει τα περιφερειακά σημάδια και ποια σχέση εξουσίας παράγουν.</w:t>
+      </w:r>
+    </w:p>
+    <w:p>
+      <w:r>
+        <w:rPr>
+          <w:b/>
+        </w:rPr>
+        <w:t xml:space="preserve">Μην το γράψεις έτσι: </w:t>
+      </w:r>
+      <w:r>
+        <w:t>Να θεωρηθεί ότι οι άνθρωποι πείθονται είτε μόνο λογικά είτε μόνο συναισθηματικά.</w:t>
+      </w:r>
+    </w:p>
+    <w:p>
+      <w:r>
+        <w:rPr>
+          <w:rFonts w:ascii="Calibri" w:hAnsi="Calibri" w:cs="Calibri"/>
+          <w:color w:val="555555"/>
+          <w:sz w:val="18"/>
+        </w:rPr>
+        <w:t>Πηγή: Διάλεξη 3, Dickerson σελ. 308-328</w:t>
+      </w:r>
+    </w:p>
+    <w:p>
+      <w:pPr>
+        <w:pStyle w:val="Heading2"/>
+      </w:pPr>
+      <w:r>
+        <w:t>γνωστική ασυμφωνία</w:t>
+      </w:r>
+    </w:p>
+    <w:p>
+      <w:r>
+        <w:rPr>
+          <w:b/>
+        </w:rPr>
+        <w:t xml:space="preserve">Τι να θυμάμαι: </w:t>
+      </w:r>
+      <w:r>
+        <w:t>Να εξηγηθεί η αλλαγή στάσης ως μείωση δυσφορίας από ασυνέπεια.</w:t>
+      </w:r>
+    </w:p>
+    <w:p>
+      <w:r>
+        <w:rPr>
+          <w:b/>
+        </w:rPr>
+        <w:t xml:space="preserve">Πώς το χρησιμοποιώ σε απάντηση: </w:t>
+      </w:r>
+      <w:r>
+        <w:t>Να εντοπιστεί ποια πράξη ή απόφαση παράγει ανάγκη αυτοδικαιολόγησης.</w:t>
+      </w:r>
+    </w:p>
+    <w:p>
+      <w:r>
+        <w:rPr>
+          <w:b/>
+        </w:rPr>
+        <w:t xml:space="preserve">Κριτική ματιά: </w:t>
+      </w:r>
+      <w:r>
+        <w:t>Να ερωτηθεί πότε η ασυμφωνία είναι ατομική εμπειρία και πότε κοινωνική λογοδοσία.</w:t>
+      </w:r>
+    </w:p>
+    <w:p>
+      <w:r>
+        <w:rPr>
+          <w:b/>
+        </w:rPr>
+        <w:t xml:space="preserve">Μην το γράψεις έτσι: </w:t>
+      </w:r>
+      <w:r>
+        <w:t>Να θεωρηθεί ότι κάθε αλλαγή στάσης οφείλεται σε καλύτερη πληροφόρηση.</w:t>
+      </w:r>
+    </w:p>
+    <w:p>
+      <w:r>
+        <w:rPr>
+          <w:rFonts w:ascii="Calibri" w:hAnsi="Calibri" w:cs="Calibri"/>
+          <w:color w:val="555555"/>
+          <w:sz w:val="18"/>
+        </w:rPr>
+        <w:t>Πηγή: Διάλεξη 3</w:t>
+      </w:r>
+    </w:p>
+    <w:p>
+      <w:pPr>
+        <w:pStyle w:val="Heading2"/>
+      </w:pPr>
+      <w:r>
+        <w:t>μέτρηση στάσεων</w:t>
+      </w:r>
+    </w:p>
+    <w:p>
+      <w:r>
+        <w:rPr>
+          <w:b/>
+        </w:rPr>
+        <w:t xml:space="preserve">Τι να θυμάμαι: </w:t>
+      </w:r>
+      <w:r>
+        <w:t>Να αναγνωριστεί ότι η μέτρηση κατασκευάζει συγκεκριμένη μορφή απάντησης.</w:t>
+      </w:r>
+    </w:p>
+    <w:p>
+      <w:r>
+        <w:rPr>
+          <w:b/>
+        </w:rPr>
+        <w:t xml:space="preserve">Πώς το χρησιμοποιώ σε απάντηση: </w:t>
+      </w:r>
+      <w:r>
+        <w:t>Να ελεγχθεί αν οι ερωτήσεις ταιριάζουν με το επίπεδο γενικότητας της συμπεριφοράς.</w:t>
+      </w:r>
+    </w:p>
+    <w:p>
+      <w:r>
+        <w:rPr>
+          <w:b/>
+        </w:rPr>
+        <w:t xml:space="preserve">Κριτική ματιά: </w:t>
+      </w:r>
+      <w:r>
+        <w:t>Να εξεταστεί η κοινωνική επιθυμητότητα και η λογοδοσία του ερωτώμενου.</w:t>
+      </w:r>
+    </w:p>
+    <w:p>
+      <w:r>
+        <w:rPr>
+          <w:b/>
+        </w:rPr>
+        <w:t xml:space="preserve">Μην το γράψεις έτσι: </w:t>
+      </w:r>
+      <w:r>
+        <w:t>Να αντιμετωπιστεί η αριθμητική βαθμολογία ως ακριβές εσωτερικό μέγεθος.</w:t>
+      </w:r>
+    </w:p>
+    <w:p>
+      <w:r>
+        <w:rPr>
+          <w:rFonts w:ascii="Calibri" w:hAnsi="Calibri" w:cs="Calibri"/>
+          <w:color w:val="555555"/>
+          <w:sz w:val="18"/>
+        </w:rPr>
+        <w:t>Πηγή: Διάλεξη 3 και Dickerson σελ. 282-293</w:t>
+      </w:r>
+    </w:p>
+    <w:p>
+      <w:pPr>
+        <w:pStyle w:val="Heading2"/>
+      </w:pPr>
+      <w:r>
+        <w:t>στάσεις ως λόγος</w:t>
+      </w:r>
+    </w:p>
+    <w:p>
+      <w:r>
+        <w:rPr>
+          <w:b/>
+        </w:rPr>
+        <w:t xml:space="preserve">Τι να θυμάμαι: </w:t>
+      </w:r>
+      <w:r>
+        <w:t>Να δούμε τη στάση και ως θέση που διατυπώνεται για συγκεκριμένο ακροατήριο.</w:t>
+      </w:r>
+    </w:p>
+    <w:p>
+      <w:r>
+        <w:rPr>
+          <w:b/>
+        </w:rPr>
+        <w:t xml:space="preserve">Πώς το χρησιμοποιώ σε απάντηση: </w:t>
+      </w:r>
+      <w:r>
+        <w:t>Να αναλυθούν δικαιολογήσεις, αποποιήσεις και αλλαγές πλαισίου.</w:t>
+      </w:r>
+    </w:p>
+    <w:p>
+      <w:r>
+        <w:rPr>
+          <w:b/>
+        </w:rPr>
+        <w:t xml:space="preserve">Κριτική ματιά: </w:t>
+      </w:r>
+      <w:r>
+        <w:t>Να αμφισβητηθεί η υπόθεση μιας σταθερής στάσης που απλώς εκφράζεται.</w:t>
+      </w:r>
+    </w:p>
+    <w:p>
+      <w:r>
+        <w:rPr>
+          <w:b/>
+        </w:rPr>
+        <w:t xml:space="preserve">Μην το γράψεις έτσι: </w:t>
+      </w:r>
+      <w:r>
+        <w:t>Να πούμε ότι η μεταβολή λόγου αποδεικνύει απλώς ανειλικρίνεια.</w:t>
+      </w:r>
+    </w:p>
+    <w:p>
+      <w:r>
+        <w:rPr>
+          <w:rFonts w:ascii="Calibri" w:hAnsi="Calibri" w:cs="Calibri"/>
+          <w:color w:val="555555"/>
+          <w:sz w:val="18"/>
+        </w:rPr>
+        <w:t>Πηγή: Dickerson σελ. 308-328</w:t>
+      </w:r>
+    </w:p>
+    <w:p>
+      <w:pPr>
+        <w:pStyle w:val="Heading1"/>
+      </w:pPr>
+      <w:r>
+        <w:t>Γρήγορη επανάληψη πριν το quiz</w:t>
+      </w:r>
+    </w:p>
+    <w:p>
+      <w:r>
+        <w:t>Πρέπει να μπορείς:</w:t>
+      </w:r>
+    </w:p>
+    <w:p>
+      <w:pPr>
+        <w:pStyle w:val="ListBullet"/>
+      </w:pPr>
+      <w:r>
+        <w:t>Να εξηγείς το/την τριμερές μοντέλο στάσεων με παράδειγμα και όχι μόνο με ορισμό.</w:t>
+      </w:r>
+    </w:p>
+    <w:p>
+      <w:pPr>
+        <w:pStyle w:val="ListBullet"/>
+      </w:pPr>
+      <w:r>
+        <w:t>Να εξηγείς το/την στάση-συμπεριφορά με παράδειγμα και όχι μόνο με ορισμό.</w:t>
+      </w:r>
+    </w:p>
+    <w:p>
+      <w:pPr>
+        <w:pStyle w:val="ListBullet"/>
+      </w:pPr>
+      <w:r>
+        <w:t>Να εξηγείς το/την κεντρική και περιφερειακή οδός πειθούς με παράδειγμα και όχι μόνο με ορισμό.</w:t>
+      </w:r>
+    </w:p>
+    <w:p>
+      <w:pPr>
+        <w:pStyle w:val="ListBullet"/>
+      </w:pPr>
+      <w:r>
+        <w:t>Να εξηγείς το/την γνωστική ασυμφωνία με παράδειγμα και όχι μόνο με ορισμό.</w:t>
+      </w:r>
+    </w:p>
+    <w:p>
+      <w:pPr>
+        <w:pStyle w:val="ListBullet"/>
+      </w:pPr>
+      <w:r>
+        <w:t>Να εξηγείς το/την μέτρηση στάσεων με παράδειγμα και όχι μόνο με ορισμό.</w:t>
+      </w:r>
+    </w:p>
+    <w:p>
+      <w:pPr>
+        <w:pStyle w:val="ListBullet"/>
+      </w:pPr>
+      <w:r>
+        <w:t>Να εξηγείς το/την στάσεις ως λόγος με παράδειγμα και όχι μόνο με ορισμό.</w:t>
+      </w:r>
+    </w:p>
+    <w:p>
+      <w:r>
+        <w:t>Συχνές παγίδες:</w:t>
+      </w:r>
+    </w:p>
+    <w:p>
+      <w:pPr>
+        <w:pStyle w:val="ListBullet"/>
+      </w:pPr>
+      <w:r>
+        <w:t>Να θεωρηθεί ότι μία θετική δήλωση αρκεί για να προβλεφθεί η πράξη.</w:t>
+      </w:r>
+    </w:p>
+    <w:p>
+      <w:pPr>
+        <w:pStyle w:val="ListBullet"/>
+      </w:pPr>
+      <w:r>
+        <w:t>Να συμπεράνουμε ότι οι δηλώσεις στάσης είναι ψέματα επειδή δεν ακολουθεί πάντα πράξη.</w:t>
+      </w:r>
+    </w:p>
+    <w:p>
+      <w:pPr>
+        <w:pStyle w:val="ListBullet"/>
+      </w:pPr>
+      <w:r>
+        <w:t>Να θεωρηθεί ότι οι άνθρωποι πείθονται είτε μόνο λογικά είτε μόνο συναισθηματικά.</w:t>
+      </w:r>
+    </w:p>
+    <w:p>
+      <w:pPr>
+        <w:pStyle w:val="ListBullet"/>
+      </w:pPr>
+      <w:r>
+        <w:t>Να θεωρηθεί ότι κάθε αλλαγή στάσης οφείλεται σε καλύτερη πληροφόρηση.</w:t>
+      </w:r>
+    </w:p>
+    <w:p>
+      <w:pPr>
+        <w:pStyle w:val="ListBullet"/>
+      </w:pPr>
+      <w:r>
+        <w:t>Να αντιμετωπιστεί η αριθμητική βαθμολογία ως ακριβές εσωτερικό μέγεθος.</w:t>
+      </w:r>
+    </w:p>
+    <w:p>
+      <w:pPr>
+        <w:pStyle w:val="ListBullet"/>
+      </w:pPr>
+      <w:r>
+        <w:t>Να πούμε ότι η μεταβολή λόγου αποδεικνύει απλώς ανειλικρίνεια.</w:t>
+      </w:r>
+    </w:p>
+    <w:p>
+      <w:pPr>
+        <w:pStyle w:val="Heading1"/>
+      </w:pPr>
+      <w:r>
+        <w:t>Χάρτης διαφανειών</w:t>
+      </w:r>
+    </w:p>
+    <w:p>
+      <w:pPr>
+        <w:pStyle w:val="Heading2"/>
+      </w:pPr>
+      <w:r>
+        <w:t>Διάλεξη 3: Στάσεις</w:t>
+      </w:r>
+    </w:p>
+    <w:p>
+      <w:pPr>
+        <w:pStyle w:val="ListBullet"/>
+      </w:pPr>
+      <w:r>
+        <w:t>3.1: Στάσεις και πειθώ Διδάσκων: Ευάγγελος Ντόντης</w:t>
+      </w:r>
+    </w:p>
+    <w:p>
+      <w:pPr>
+        <w:pStyle w:val="ListBullet"/>
+      </w:pPr>
+      <w:r>
+        <w:t xml:space="preserve">3.2: </w:t>
+      </w:r>
+    </w:p>
+    <w:p>
+      <w:pPr>
+        <w:pStyle w:val="ListBullet"/>
+      </w:pPr>
+      <w:r>
+        <w:t xml:space="preserve">3.3: </w:t>
+      </w:r>
+    </w:p>
+    <w:p>
+      <w:pPr>
+        <w:pStyle w:val="ListBullet"/>
+      </w:pPr>
+      <w:r>
+        <w:t xml:space="preserve">3.4: </w:t>
+      </w:r>
+    </w:p>
+    <w:p>
+      <w:pPr>
+        <w:pStyle w:val="ListBullet"/>
+      </w:pPr>
+      <w:r>
+        <w:t>3.5: Εισαγωγή στις στάσεις Στάσεις = αξιολογικές κρίσεις (θετικές/αρνητικές) προς πρόσωπα, αντικείμενα, ιδέες, τους στοχους των στάσεων. Θεωρούνται : ατομικές σταθερές εσωτερικές γνωστικές δομές μετρήσιμες και προβλεπτικές της συμπεριφοράς. Απέναντι σε ποια «κοινων...</w:t>
+      </w:r>
+    </w:p>
+    <w:p>
+      <w:pPr>
+        <w:pStyle w:val="ListBullet"/>
+      </w:pPr>
+      <w:r>
+        <w:t xml:space="preserve">3.6: </w:t>
+      </w:r>
+    </w:p>
+    <w:p>
+      <w:pPr>
+        <w:pStyle w:val="ListBullet"/>
+      </w:pPr>
+      <w:r>
+        <w:t>3.7: Ορισμοί «Το συναίσθημα υπέρ ή κατά ενός ψυχολογικού αντικειμένου» (Thurstone, 1931) «Μια νοητική και νευρολογική κατάσταση ετοιμότητας , που οργανώνεται από την εμπειρία, και που ασκεί μια καθοδηγητική και δυναμική επιρροή στις αντιδράσεις του ατόμου απέναντι ...</w:t>
+      </w:r>
+    </w:p>
+    <w:p>
+      <w:pPr>
+        <w:pStyle w:val="ListBullet"/>
+      </w:pPr>
+      <w:r>
+        <w:t>3.8: Ανάλυση του πιο σύνθετου ορισμού των Zanna &amp; Rempel (1988) Κατηγοριοποίηση Αναγνώριση κάποιου αντικειμένου ως αντικείμενο. Αντικείμενο – ερέθισμα Αντικείμενο επενέργειας μας Αξιολογική διάσταση Με όρους απόλυτου κριτηρίου, με όρους συγκριτικούς, στη βάση ενός ...</w:t>
+      </w:r>
+    </w:p>
+    <w:p>
+      <w:pPr>
+        <w:pStyle w:val="ListBullet"/>
+      </w:pPr>
+      <w:r>
+        <w:t>3.9: Οι συνιστώσες των στάσεων Θυμική Θυμική Γνωστική Θυμική Γνωστική Συμπεριφορική Μία συνιστώσα (Thurstone) Ι. Συναισθήματα προς το ερέθισμα Δυο συνιστώσες (Allport) Ι. Συναισθήματα προς το ερέθισμα ΙΙ. Γνώση, αναμνήσεις, ιδέες Ι. Συναισθήματα προς το ερέθισμα, Ι...</w:t>
+      </w:r>
+    </w:p>
+    <w:p>
+      <w:pPr>
+        <w:pStyle w:val="ListBullet"/>
+      </w:pPr>
+      <w:r>
+        <w:t>3.10: Η συμπεριφορική διάσταση Ο Ajzen (1998)–ένας από τους πιο σημαντικούς υποστηρικτές του μοντέλου των τριών συνιστωσών– αναφέρεται στην τρίτη συνιστώσα ως ενορμική . Την προσδιορίζει ως ένα σύνολο από « συμπεριφορικές ροπές, προθέσεις, δεσμεύσεις και δράσεις απέ...</w:t>
+      </w:r>
+    </w:p>
+    <w:p>
+      <w:pPr>
+        <w:pStyle w:val="ListBullet"/>
+      </w:pPr>
+      <w:r>
+        <w:t>3.11: Δομή και εσωτερική συνέπεια των στάσεων Η προσέγγιση των στάσεων ως πολυδιάστατων (τρισδιάστατων) φαινομένων θα εγκαθιδρυθεί στην κοινωνική ψυχολογία. Ωστόσο η σχέση ανάμεσα στις διαφορετικές συνιστώσες θα δώσει τροφή στην θεωρητική και ερευνητική αναζήτηση Γι...</w:t>
+      </w:r>
+    </w:p>
+    <w:p>
+      <w:pPr>
+        <w:pStyle w:val="ListBullet"/>
+      </w:pPr>
+      <w:r>
+        <w:t>3.12: Συνέπεια μεταξύ συνιστωσών Για άλλους υπάρχει συνεργατική σχέση μεταξύ συνιστωσών: Οι Eagly, Mladinic και Otto (1994), για παράδειγμα, υποστηρίζουν ότι υπάρχει μια συνεργατική σχέση μεταξύ θυμικών και γνωστικών διεργασιών και προτείνουν ότι αυτές δεν μπορούν ν...</w:t>
+      </w:r>
+    </w:p>
+    <w:p>
+      <w:pPr>
+        <w:pStyle w:val="ListBullet"/>
+      </w:pPr>
+      <w:r>
+        <w:t>3.13: Λειτουργίες των στάσεων Σ ε τι ωφελεί να έχουμε στάσεις; Γνωστική λειτουργία : Το γεγονός ότι έχουμε στάσεις οργανώνει και απλουστεύει την επεξεργασία πληροφοριών (σχήματα, ευρετικές, στερεότυπα) Ωφελιμιστική λειτουργία : καθοδήγηση της συμπεριφοράς με κριτήρι...</w:t>
+      </w:r>
+    </w:p>
+    <w:p>
+      <w:pPr>
+        <w:pStyle w:val="ListBullet"/>
+      </w:pPr>
+      <w:r>
+        <w:t>3.14: Είναι οι στάσεις μόνο ενδοατομικά φαινόμενα; Η έννοια της στάσης (attitude) αποκτά τεράστια σημασία κατά τον προηγούμενο αιώνα εξαιτίας της συμπλοκής της με τη σύγχρονη Δυτική Δημοκρατία και την ατομική κατανάλωση Στο πλαίσιο αυτό αναδύεται ο προβληματισμός γι...</w:t>
+      </w:r>
+    </w:p>
+    <w:p>
+      <w:pPr>
+        <w:pStyle w:val="ListBullet"/>
+      </w:pPr>
+      <w:r>
+        <w:t>3.15: Η αρχική εννοιολόγηση των κοινωνικών στάσεων δεν ήταν ατομικιστική ! Η έννοια εισήχθη από τους κοινωνιολόγους Thomas και Znaniecki οι οποίοι μελετούσαν τα κοινωνικά προβλήματα των Πολωνών μεταναστών στην Αμερική . Η κοινωνική συμπεριφορά των μεταναστών δε μπορ...</w:t>
+      </w:r>
+    </w:p>
+    <w:p>
+      <w:pPr>
+        <w:pStyle w:val="ListBullet"/>
+      </w:pPr>
+      <w:r>
+        <w:t>3.16: Οι στάσεις στη μελέτη των Thomas &amp; Znaniecki (1918) Οι στάσεις αποτελούν την υποκειμενική (ή καλύτερα δι-υποκειμενική ) πλευρά των ιδιαίτερων πολιτισμικών αξιών και κοινωνικών κανόνων μιας ομάδας Δεν είναι συνώνυμες των κοινωνικών αξιών κτλ. Αναφέρονται στον τ...</w:t>
+      </w:r>
+    </w:p>
+    <w:p>
+      <w:pPr>
+        <w:pStyle w:val="ListBullet"/>
+      </w:pPr>
+      <w:r>
+        <w:t>3.17: Στάσεις, ιδεολογία, και κοινωνικές αναπαραστάσεις Κοινωνικές αναπαραστάσεις : Η ανάπτυξη απλοποιημένων και κοινών αντιλήψεων μέσω της κοινωνική αλληλεπίδρασης Οι στάσεις αντικατοπτρίζουν την κοινωνία ή τις ομάδες στις οποίες ανήκουν τα άτομα - ορίζουν το περιε...</w:t>
+      </w:r>
+    </w:p>
+    <w:p>
+      <w:pPr>
+        <w:pStyle w:val="ListBullet"/>
+      </w:pPr>
+      <w:r>
+        <w:t>3.18: Ρεαλισμός και γλώσσα Ρεαλιστική θέση : Οι οντότητες προϋπάρχουν και δημιουργούν τις επιφανειακές τους αναπαραστάσεις Η γλώσσα ως παράθυρο στην Ψ πραγματικότητα των συμμετεχόντων Η γλώσσα ως έκφραση εσωτερικών σκέψεων</w:t>
+      </w:r>
+    </w:p>
+    <w:p>
+      <w:pPr>
+        <w:pStyle w:val="ListBullet"/>
+      </w:pPr>
+      <w:r>
+        <w:t>3.19: Λάβετε υπόψη τα ακόλουθα «Η Βρετανία έχει απορροφήσει πολλούς πρόσφυγες στην ιστορία της και έχει επωφεληθεί από την άφιξή τους. Η πόρτα για όσους η ζωή και η ελευθερία τους απειλούνται από σκληρά καθεστώτα στη χώρα τους πρέπει να παραμένει πάντα ανοιχτή». Αν ...</w:t>
+      </w:r>
+    </w:p>
+    <w:p>
+      <w:pPr>
+        <w:pStyle w:val="ListBullet"/>
+      </w:pPr>
+      <w:r>
+        <w:t>3.20: Λάβετε υπόψη τα ακόλουθα «Η Βρετανία έχει απορροφήσει πολλούς πρόσφυγες στην ιστορία της και έχει επωφεληθεί από την άφιξή τους. Η πόρτα για όσους η ζωή και η ελευθερία τους απειλούνται από σκληρά καθεστώτα στη χώρα τους πρέπει να παραμένει πάντα ανοιχτή». Αλλ...</w:t>
+      </w:r>
+    </w:p>
+    <w:p>
+      <w:pPr>
+        <w:pStyle w:val="ListBullet"/>
+      </w:pPr>
+      <w:r>
+        <w:t>3.21: Ανάλυση λόγου και γλώσσα ΑΝ το δεύτερο μέρος είναι η «πραγματική στάση», ΑΠΟΚΛΕΙΣΤΕ το πρώτο μέρος ΑΛΛΑ μεγάλο μέρος της καθημερινής συζήτησης είναι ακατάστατο και ασυνεπές! Για την ανάλυση λόγου, αυτή η ασυνέπεια παρουσιάζει ενδιαφέρον. Η συζήτηση δεν είναι α...</w:t>
+      </w:r>
+    </w:p>
+    <w:p>
+      <w:pPr>
+        <w:pStyle w:val="ListBullet"/>
+      </w:pPr>
+      <w:r>
+        <w:t>3.22: Λάβετε υπόψη τα ακόλουθα Μια διάκριση που κατασκευάζεται μεταξύ δύο άλλων ειδών ανθρώπων: «εκείνων των οποίων η ζωή και η ελευθερία απειλούνται από σκληρά καθεστώτα στη χώρα τους» «μεταναστών που αναζητούν οικονομικό όφελος». Κατασκευή μιας ενιαίας εθνικής ιστ...</w:t>
+      </w:r>
+    </w:p>
+    <w:p>
+      <w:pPr>
+        <w:pStyle w:val="ListBullet"/>
+      </w:pPr>
+      <w:r>
+        <w:t>3.23: Στάσεις και ρητορική Γνωστική παράδοση: οι στάσεις αντιμετωπίζονται ως εσωτερικά νοητικά αντικείμενα - αξιολογήσεις που αποθηκεύονται “στο νου” Ρητορική προσέγγιση (Billig): εμπνέεται από την αρχαία ελληνική ρητορική (Πρωταγόρας: «για κάθε ζήτημα υπάρχουν δύο ...</w:t>
+      </w:r>
+    </w:p>
+    <w:p>
+      <w:pPr>
+        <w:pStyle w:val="ListBullet"/>
+      </w:pPr>
+      <w:r>
+        <w:t>3.24: Στάσεις και λόγος P otter (1998):αντίθεση μεταξύ των στάσεων ως «προσχηματισμένων» οντοτήτων και των στάσεων ως οντοτήτων που «επιτελούνται» Εστίαση όχι στο «τι σκέφτεται ο άνθρωπος», αλλά τι κάνει ο άνθρωπος με τη στάση μέσα στη συζήτηση. Στάσεις ως δράσεις: ...</w:t>
+      </w:r>
+    </w:p>
+    <w:p>
+      <w:pPr>
+        <w:pStyle w:val="ListBullet"/>
+      </w:pPr>
+      <w:r>
+        <w:t>3.25: Η κρίση στην κοινωνική ψυχολογία Κριτική στον ατομικισμό της Κ.Ψ. &amp; τον αναγωγισμό κοινωνικών διεργασιών στο άτομο και στο γνωστικό επίπεδο γενικότερα Μεθοδολογικές κριτικές – στενή και τεχνική εστίαση που δεν αναδείκνυε επαρκώς την συνθετότητα της κοινωνικής ...</w:t>
+      </w:r>
+    </w:p>
+    <w:p>
+      <w:pPr>
+        <w:pStyle w:val="ListBullet"/>
+      </w:pPr>
+      <w:r>
+        <w:t>3.26: Οι στάσεις ως ρητορικά αποθέματα (Billig, 1987) Στο Arguing and Thinking, ο Michael Billig υποστήριξε ότι οι στάσεις δεν είναι μόνο ιδιωτικές αξιολογήσεις αλλά ρητορικά εργαλεία που χρησιμοποιούνται στην επιχειρηματολογία. Παράδειγμα : Όταν κάποιος λέει « Δεν ...</w:t>
+      </w:r>
+    </w:p>
+    <w:p>
+      <w:pPr>
+        <w:pStyle w:val="ListBullet"/>
+      </w:pPr>
+      <w:r>
+        <w:t>3.27: 2. Οι στάσεις ως συγκείμενες και μεταβλητές Οι Jonathan Potter και Margaret Wetherell μελέτησαν πώς μιλούν οι άνθρωποι για κοινωνικά ζητήματα - Διαπίστωσαν ότι οι στάσεις αλλάζουν ανάλογα με το πλαίσιο. Σε διαφορετικά ζητήματα : Ένα άτομο μπορεί να φαίνεται υπ...</w:t>
+      </w:r>
+    </w:p>
+    <w:p>
+      <w:pPr>
+        <w:pStyle w:val="ListBullet"/>
+      </w:pPr>
+      <w:r>
+        <w:t>3.28: 3 . Οι στάσεις αναδύονται στην διάδραση Ο ι «στάσεις» αναδύονται μέσα σε συζητήσεις, συνεντεύξεις και ομαδικές συζητήσεις. Παράδειγμα : Σε μια συνέντευξη, ένας συμμετέχων μπορεί να πει « Δεν έχω πρόβλημα με τους μετανάστες, μερικοί από τους καλύτερους φίλους μ...</w:t>
+      </w:r>
+    </w:p>
+    <w:p>
+      <w:pPr>
+        <w:pStyle w:val="ListBullet"/>
+      </w:pPr>
+      <w:r>
+        <w:t>3.29: 4. Οι στάσεις ως κοινωνικά λογοδοτήσιμες Οι στάσεις κατασκευάζονται με τρόπους που λαμβάνουν υπόψη τους κοινωνικούς κανόνες και τη λογοδοσία. Παράδειγμα : Το « Δεν με ενοχλεί ο γάμος ομοφυλοφίλων αλλά… » ή «Δεν είμαι αντίθετος στην άμβλωση αλλά… » τοποθετεί το...</w:t>
+      </w:r>
+    </w:p>
+    <w:p>
+      <w:pPr>
+        <w:pStyle w:val="ListBullet"/>
+      </w:pPr>
+      <w:r>
+        <w:t>3.30: Τέλος α’ μέρους :)</w:t>
+      </w:r>
+    </w:p>
+    <w:p>
+      <w:pPr>
+        <w:pStyle w:val="ListBullet"/>
+      </w:pPr>
+      <w:r>
+        <w:t>3.31: Το ερευνητικό πρόγραμμα των Hovland, Janis και Kelley Ξεκίνησε τη δεκαετία του 1940 και εντόπισε έναν αριθμό παραγόντων που θεωρήθηκαν σημαντικοί για την πειθώ. πηγή του μηνύματος (ειδημοσύνη, αξιοπιστία, ελκυστικότητα), το ίδιο το μήνυμα (αριθμός επιχειρημάτω...</w:t>
+      </w:r>
+    </w:p>
+    <w:p>
+      <w:pPr>
+        <w:pStyle w:val="ListBullet"/>
+      </w:pPr>
+      <w:r>
+        <w:t>3.32: Πομπός-πηγή του μηνύματος Ελκυστικότητα (εξωτερική εμφάνιση, λεκτικές δεξιότητες, δημοφιλία) Αξιοπιστία, ειδημοσύνη, εξειδίκευση Ο βαθμός στον οποίο είναι ευκρινής η πρόθεση να πείσει η ευκρίνεια μπορεί να είναι ανασταλτικός παράγοντας</w:t>
+      </w:r>
+    </w:p>
+    <w:p>
+      <w:pPr>
+        <w:pStyle w:val="ListBullet"/>
+      </w:pPr>
+      <w:r>
+        <w:t>3.33: Το μήνυμα δομή και περιεχόμενο , π.χ. σειρά παρουσίασης επιχειρημάτων πρόκληση φόβου (όχι πανικού που αποσπά την προσοχή, με ξεκάθαρες εναλλακτικές, περιεχόμενο δυνατό να κατανοηθεί) θεωρία ‘εμβολιασμού’/αμφίπλευρη παρουσίαση επιχειρημάτων (δε χρειάζονται τα α...</w:t>
+      </w:r>
+    </w:p>
+    <w:p>
+      <w:pPr>
+        <w:pStyle w:val="ListBullet"/>
+      </w:pPr>
+      <w:r>
+        <w:t>3.34: Ο δέκτης Προσωπικότητα Επίπεδο αυτοεκτίμησης Κοινωνικά χαρακτηριστικά (π.χ. φύλο, εκπαίδευση) Ηλικία Προϋπάρχουσες πεποιθήσεις Κοινωνικές ομάδες του κοινού</w:t>
+      </w:r>
+    </w:p>
+    <w:p>
+      <w:pPr>
+        <w:pStyle w:val="ListBullet"/>
+      </w:pPr>
+      <w:r>
+        <w:t>3.35: Αναγκαία η μελέτη διαφορετικών συνιστωσών Πολύ συχνά η έρευνα δίνει αντιφατικά αποτελέσματα Το μόνο ασφαλές συμπέρασμα είναι ότι η μελέτη μιας μόνο συνιστώσας της επικοινωνίας (πομπού, μηνύματος, δέκτη) δεν μπορεί να μας οδηγήσει σε αξιόπιστα ευρήματα Πχ σε ορ...</w:t>
+      </w:r>
+    </w:p>
+    <w:p>
+      <w:pPr>
+        <w:pStyle w:val="ListBullet"/>
+      </w:pPr>
+      <w:r>
+        <w:t>3.36: Παράδειγμα επικοινωνίας και αλλαγής στάσεων Ηνωμένο Βασίλειο, 1987 “Gay or straight, male or female, anyone can get AIDS from sexual intercourse, so the more partners, the greater the risk. Protect yourself, use a condom”</w:t>
+      </w:r>
+    </w:p>
+    <w:p>
+      <w:pPr>
+        <w:pStyle w:val="ListBullet"/>
+      </w:pPr>
+      <w:r>
+        <w:t>3.37: De Beers, 1947: Καθιέρωση του διαμαντιού ως συμβόλου αιώνιας αγάπης. Πιο πριν, τα διαμάντια δεν ήταν συνηθισμένα στην χρήση τους για προτάσεις γάμου</w:t>
+      </w:r>
+    </w:p>
+    <w:p>
+      <w:pPr>
+        <w:pStyle w:val="ListBullet"/>
+      </w:pPr>
+      <w:r>
+        <w:t>3.38: Καμπάνια στην Αυστραλία το 1981 για την προστασία από τον ήλιο - μείωση περιπτώσεων καρκίνου του δέρματος</w:t>
+      </w:r>
+    </w:p>
+    <w:p>
+      <w:pPr>
+        <w:pStyle w:val="ListBullet"/>
+      </w:pPr>
+      <w:r>
+        <w:t>3.39: Πειθώ μέσω… Ενημέρωσης και παροχής πληροφοριών Αλλαγής κοινωνικών νορμών (“Friends don't let friends drive drunk”) Καθιέρωσης και αλλαγής τελετουργιών (πχ. Διαμάντια σε γάμους) Δημιουργίας διαλόγου στην κοινωνία για κοινωνικά ζητήματα (πχ. AIDS, Dove &amp; αποδοχή...</w:t>
+      </w:r>
+    </w:p>
+    <w:p>
+      <w:pPr>
+        <w:pStyle w:val="ListBullet"/>
+      </w:pPr>
+      <w:r>
+        <w:t>3.40: Μοντέλα πειθούς διττής επεξεργασίας 1980s: επιχείρηση συστηματοποίησης προηγούμενων ευρημάτων. Ανέλυσε, για παράδειγμα, πότε το κοινό/δέκτης μπορεί να ενδιαφέρεται κυρίως για την πηγή του μηνύματος (ποιος το μεταδίδει) και πότε μπορεί να ενδιαφέρεται περισσότε...</w:t>
+      </w:r>
+    </w:p>
+    <w:p>
+      <w:pPr>
+        <w:pStyle w:val="ListBullet"/>
+      </w:pPr>
+      <w:r>
+        <w:t>3.41: Μοντέλο πιθανότητας λεπτομερούς επεξεργασίας των Petty, Cacioppo και Goldman (1981)</w:t>
+      </w:r>
+    </w:p>
+    <w:p>
+      <w:pPr>
+        <w:pStyle w:val="ListBullet"/>
+      </w:pPr>
+      <w:r>
+        <w:t>3.42: Μοντέλο ευρετικής - συστηματικής επεξεργασίας (Chaiken) Παρόμοιο με το ELM, αλλά με μία σημαντική διαφορά: Οι δύο τρόποι επεξεργασίας μπορούν να λειτουργούν ταυτόχρονα. Συστηματική επεξεργασία ενεργή, στοχαστική επεξεργασία «βαθιά» κατανόηση κριτική αξιολόγηση...</w:t>
+      </w:r>
+    </w:p>
+    <w:p>
+      <w:pPr>
+        <w:pStyle w:val="ListBullet"/>
+      </w:pPr>
+      <w:r>
+        <w:t>3.43: Αναστοχασμός πάνω στα μοντέλα λεπτομερούς επεξεργασίας Σκεφτείτε ότι κυκλοφορεί μια οικονομοτεχνική μελέτη που προτείνει ότι θα πρέπει η λέσχη να μεταφερθεί σε κτίριο του πανεπιστημίου μακριά από την πανεπιστημιούπολη γιατί αυτό θα οδηγούσε σε χαμηλότερο κόστο...</w:t>
+      </w:r>
+    </w:p>
+    <w:p>
+      <w:pPr>
+        <w:pStyle w:val="ListBullet"/>
+      </w:pPr>
+      <w:r>
+        <w:t>3.44: Λ ογοψυχολογία και ρητορική: μια διαφορετική ερευνητική ατζέντα Οι εισηγητές της λογοψυχολογίας και της ρητορικής ψυχολογίας αναγνωρίζουν ότι έχουν μια διαφορετική ερευνητική ατζέντα δεν παρέχουν απαντήσεις που αφορούν την πρόβλεψη της μελλοντικής συμπεριφοράς...</w:t>
+      </w:r>
+    </w:p>
+    <w:p>
+      <w:pPr>
+        <w:pStyle w:val="ListBullet"/>
+      </w:pPr>
+      <w:r>
+        <w:t>3.45: Η αξιοπιστία ή η ειδημοσύνη της πηγής ως αναπόσπαστο κομμάτι της επιχειρηματολογίας Με άλλα λόγια, ο διαχωρισμός μεταξύ πηγής και μηνύματος που κατείχε τόσο σημαντική θέση στην παραδοσιακή κοινωνική ψυχολογία ενδέχεται να μας εμποδίσει να κατανοήσουμε πώς μέσα...</w:t>
+      </w:r>
+    </w:p>
+    <w:p>
+      <w:pPr>
+        <w:pStyle w:val="ListBullet"/>
+      </w:pPr>
+      <w:r>
+        <w:t>3.46: Κατασκευή του λόγου ως αντανάκλαση της πραγματικότητας «εκεί έξω» Σημαντική συμβολή των λογοψυχολογικών και ρητορικών προσεγγίσεων στην μελέτη της πειθούς έχει να κάνει με το πώς οι θέσεις που προβάλλονται κατασκευάζονται ως πραγματικές Όχι ως αποκυήματα της φ...</w:t>
+      </w:r>
+    </w:p>
+    <w:p>
+      <w:pPr>
+        <w:pStyle w:val="ListBullet"/>
+      </w:pPr>
+      <w:r>
+        <w:t>3.47: Κατασκευάζοντας τον λόγο ως αντίθετο ή «υπεράνω» των προσωπικών συμφερόντων του ομιλητή</w:t>
+      </w:r>
+    </w:p>
+    <w:p>
+      <w:pPr>
+        <w:pStyle w:val="ListBullet"/>
+      </w:pPr>
+      <w:r>
+        <w:t>3.48: Η επίκληση κοινών τόπων, ρητορικώς αυτο-επαρκών επιχειρημάτων και κατηγοριών Και ναι μεν οφείλουμε σεβασμό προς το δικαίωμα και την ελευθερία όσων κάνουν την επιλογή να είναι ομοφυλόφιλοι, εντούτοις δεν έχουμε κανένα απολύτως δικαίωμα, αν δεν θέλουμε να κ ακου...</w:t>
+      </w:r>
+    </w:p>
+    <w:p>
+      <w:pPr>
+        <w:pStyle w:val="ListBullet"/>
+      </w:pPr>
+      <w:r>
+        <w:t xml:space="preserve">3.49: </w:t>
+      </w:r>
+    </w:p>
+    <w:p>
+      <w:pPr>
+        <w:pStyle w:val="ListBullet"/>
+      </w:pPr>
+      <w:r>
+        <w:t xml:space="preserve">3.50: </w:t>
+      </w:r>
+    </w:p>
+    <w:p>
+      <w:pPr>
+        <w:pStyle w:val="ListBullet"/>
+      </w:pPr>
+      <w:r>
+        <w:t xml:space="preserve">3.51: </w:t>
+      </w:r>
+    </w:p>
+    <w:p>
+      <w:pPr>
+        <w:pStyle w:val="ListBullet"/>
+      </w:pPr>
+      <w:r>
+        <w:t xml:space="preserve">3.52: </w:t>
+      </w:r>
+    </w:p>
+    <w:p>
+      <w:pPr>
+        <w:pStyle w:val="ListBullet"/>
+      </w:pPr>
+      <w:r>
+        <w:t xml:space="preserve">3.53: </w:t>
+      </w:r>
+    </w:p>
+    <w:p>
+      <w:pPr>
+        <w:pStyle w:val="ListBullet"/>
+      </w:pPr>
+      <w:r>
+        <w:t xml:space="preserve">3.54: </w:t>
+      </w:r>
+    </w:p>
+    <w:p>
+      <w:pPr>
+        <w:pStyle w:val="ListBullet"/>
+      </w:pPr>
+      <w:r>
+        <w:t>3.55: Ρητορικοί μηχανισμοί Παρουσίαση ενός ισχυρισμού ως αντικειμενικής αλήθειας Χ ρήση δεδομένων και αριθμών για κύρος «Έρευνες δείχνουν ότι το εμβόλιο είναι 95% αποτελεσματικό» ‘ Εμβολιασμός’ ενάντια στο συμφέρον Ο ομιλητής αποποιείται προσωπικά συμφέροντα για να ...</w:t>
+      </w:r>
+    </w:p>
+    <w:p>
+      <w:pPr>
+        <w:pStyle w:val="ListBullet"/>
+      </w:pPr>
+      <w:r>
+        <w:t>3.56: Ρητορικοί μηχανισμοί Τριμερείς λίστες: Ρητορική δομή που δίνει αίσθηση πληρότητας «Αυτή η πολιτική είναι δίκαιη, αποτελεσματική και αναγκαία» Αντιθετικές δομές «Δεν μιλάμε για το τι θέλουμε — μιλάμε για το τι χρειαζόμαστε» Ακραίες διατυπώσεις : Χρήση ακραίων λ...</w:t>
+      </w:r>
+    </w:p>
+    <w:p>
+      <w:pPr>
+        <w:pStyle w:val="ListBullet"/>
+      </w:pPr>
+      <w:r>
+        <w:t>3.57: Εν κατακλείδι Διαφορετικές συνιστώσες των στάσεων που αλληλεπιδρούν Στάσεις ως ενδοατομικά γνωστικά φαινόμενα αλλά και… Κοινωνικά αποθέματα γνώσης Στάσεις κατασκευάζονται μέσω του λόγου και κάνουν πράγματα στο τοπικό συγκείμενο Πολλαπλά χαρακτηριστικά πειθούς ...</w:t>
+      </w:r>
+    </w:p>
+    <w:p>
+      <w:pPr>
+        <w:pStyle w:val="Heading1"/>
+      </w:pPr>
+      <w:r>
+        <w:t>Πολλαπλής επιλογής</w:t>
+      </w:r>
+    </w:p>
+    <w:p>
+      <w:pPr>
+        <w:pStyle w:val="Heading3"/>
+      </w:pPr>
+      <w:r>
+        <w:t>1. Σε σενάριο όπου κάποιος δηλώνει θετική γνώμη αλλά νιώθει αμηχανία και αποφεύγει την πράξη, ποια απάντηση δείχνει την πιο κριτική κατανόηση του θέματος;</w:t>
+      </w:r>
+    </w:p>
+    <w:p>
+      <w:pPr>
+        <w:pStyle w:val="ListBullet"/>
+      </w:pPr>
+      <w:r>
+        <w:t>Α. Να διακριθούν γνωστικό, συναισθηματικό και συμπεριφορικό στοιχείο χωρίς να υποτεθεί ότι ταυτίζονται.</w:t>
+      </w:r>
+    </w:p>
+    <w:p>
+      <w:pPr>
+        <w:pStyle w:val="ListBullet"/>
+      </w:pPr>
+      <w:r>
+        <w:t>Β. Να θεωρηθεί ότι μία θετική δήλωση αρκεί για να προβλεφθεί η πράξη.</w:t>
+      </w:r>
+    </w:p>
+    <w:p>
+      <w:pPr>
+        <w:pStyle w:val="ListBullet"/>
+      </w:pPr>
+      <w:r>
+        <w:t>Γ. Να μείνει η απάντηση σε ορισμό χωρίς σύνδεση με πλαίσιο και συνέπειες.</w:t>
+      </w:r>
+    </w:p>
+    <w:p>
+      <w:pPr>
+        <w:pStyle w:val="ListBullet"/>
+      </w:pPr>
+      <w:r>
+        <w:t>Δ. Να αντιμετωπιστεί το φαινόμενο ως καθαρά προσωπική ιδιότητα.</w:t>
+      </w:r>
+    </w:p>
+    <w:p>
+      <w:r>
+        <w:rPr>
+          <w:b/>
+        </w:rPr>
+        <w:t xml:space="preserve">Απάντηση: Α. </w:t>
+      </w:r>
+      <w:r>
+        <w:t>Σωστή είναι η Α. Να διακριθούν γνωστικό, συναισθηματικό και συμπεριφορικό στοιχείο χωρίς να υποτεθεί ότι ταυτίζονται. Το βασικό σκεπτικό είναι να αποφευχθεί η υπεραπλούστευση: Να θεωρηθεί ότι μία θετική δήλωση αρκεί για να προβλεφθεί η πράξη.</w:t>
       </w:r>
     </w:p>
     <w:p>
@@ -870,7 +1343,7 @@
         <w:pStyle w:val="Heading3"/>
       </w:pPr>
       <w:r>
-        <w:t>3. Ποια κριτική ερώτηση πρέπει να τεθεί όταν χρησιμοποιούμε την έννοια τριμερές μοντέλο στάσεων;</w:t>
+        <w:t>2. Ποια εφαρμογή του/της τριμερές μοντέλο στάσεων θα απέφευγε την πιο συνηθισμένη εξεταστική παγίδα;</w:t>
       </w:r>
     </w:p>
     <w:p>
@@ -878,7 +1351,7 @@
         <w:pStyle w:val="ListBullet"/>
       </w:pPr>
       <w:r>
-        <w:t>Α. Να ερωτηθεί αν το μοντέλο κρύβει την κοινωνική κατάσταση πίσω από ένα ατομικό σχήμα.</w:t>
+        <w:t>Α. Να αγνοηθεί η διαφορά ανάμεσα σε περιγραφή, εξήγηση και αξιολόγηση.</w:t>
       </w:r>
     </w:p>
     <w:p>
@@ -886,7 +1359,7 @@
         <w:pStyle w:val="ListBullet"/>
       </w:pPr>
       <w:r>
-        <w:t>Β. Να θεωρηθεί ότι μία θετική δήλωση αρκεί για να προβλεφθεί η πράξη.</w:t>
+        <w:t>Β. Να προτιμηθεί η πιο ηθικολογική ερμηνεία επειδή ακούγεται ισχυρότερη.</w:t>
       </w:r>
     </w:p>
     <w:p>
@@ -894,7 +1367,7 @@
         <w:pStyle w:val="ListBullet"/>
       </w:pPr>
       <w:r>
-        <w:t>Γ. Να θεωρηθεί ότι η κριτική είναι απλή απόρριψη της κλασικής θεωρίας.</w:t>
+        <w:t>Γ. Να εντοπιστεί ποιο στοιχείο της στάσης προβλέπει καλύτερα τη συγκεκριμένη αντίδραση.</w:t>
       </w:r>
     </w:p>
     <w:p>
@@ -902,7 +1375,7 @@
         <w:pStyle w:val="ListBullet"/>
       </w:pPr>
       <w:r>
-        <w:t>Δ. Να ψάξουμε μόνο αν η έννοια έχει έναν σωστό ορισμό.</w:t>
+        <w:t>Δ. Να θεωρηθεί ότι μία θετική δήλωση αρκεί για να προβλεφθεί η πράξη.</w:t>
       </w:r>
     </w:p>
     <w:p>
@@ -910,10 +1383,10 @@
         <w:rPr>
           <w:b/>
         </w:rPr>
-        <w:t xml:space="preserve">Απάντηση: Α. </w:t>
-      </w:r>
-      <w:r>
-        <w:t>Σωστή είναι η Α. Να ερωτηθεί αν το μοντέλο κρύβει την κοινωνική κατάσταση πίσω από ένα ατομικό σχήμα. Το βασικό σκεπτικό είναι να αποφευχθεί η υπεραπλούστευση: Να θεωρηθεί ότι μία θετική δήλωση αρκεί για να προβλεφθεί η πράξη.</w:t>
+        <w:t xml:space="preserve">Απάντηση: Γ. </w:t>
+      </w:r>
+      <w:r>
+        <w:t>Σωστή είναι η Γ. Να εντοπιστεί ποιο στοιχείο της στάσης προβλέπει καλύτερα τη συγκεκριμένη αντίδραση. Το βασικό σκεπτικό είναι να αποφευχθεί η υπεραπλούστευση: Να θεωρηθεί ότι μία θετική δήλωση αρκεί για να προβλεφθεί η πράξη.</w:t>
       </w:r>
     </w:p>
     <w:p>
@@ -931,7 +1404,7 @@
         <w:pStyle w:val="Heading3"/>
       </w:pPr>
       <w:r>
-        <w:t>4. Αν έπρεπε να σχεδιαστεί μικρή έρευνα για το/την τριμερές μοντέλο στάσεων, ποια επιλογή είναι πιο ισχυρή;</w:t>
+        <w:t>3. Ποια κριτική ερώτηση πρέπει να τεθεί όταν χρησιμοποιούμε την έννοια τριμερές μοντέλο στάσεων;</w:t>
       </w:r>
     </w:p>
     <w:p>
@@ -939,7 +1412,7 @@
         <w:pStyle w:val="ListBullet"/>
       </w:pPr>
       <w:r>
-        <w:t>Α. Να ρωτήσουμε μόνο τους συμμετέχοντες τι πιστεύουν ότι θα έκαναν.</w:t>
+        <w:t>Α. Να ερωτηθεί αν το μοντέλο κρύβει την κοινωνική κατάσταση πίσω από ένα ατομικό σχήμα.</w:t>
       </w:r>
     </w:p>
     <w:p>
@@ -947,7 +1420,7 @@
         <w:pStyle w:val="ListBullet"/>
       </w:pPr>
       <w:r>
-        <w:t>Β. Να μετρήσουμε ένα αποτέλεσμα χωρίς να αλλάζει συστηματικά το κρίσιμο πλαίσιο.</w:t>
+        <w:t>Β. Να θεωρηθεί ότι μία θετική δήλωση αρκεί για να προβλεφθεί η πράξη.</w:t>
       </w:r>
     </w:p>
     <w:p>
@@ -955,7 +1428,7 @@
         <w:pStyle w:val="ListBullet"/>
       </w:pPr>
       <w:r>
-        <w:t>Γ. Να μετρηθούν χωριστά πεποιθήσεις, συναισθήματα και προθέσεις.</w:t>
+        <w:t>Γ. Να θεωρηθεί ότι η κριτική είναι απλή απόρριψη της κλασικής θεωρίας.</w:t>
       </w:r>
     </w:p>
     <w:p>
@@ -963,7 +1436,7 @@
         <w:pStyle w:val="ListBullet"/>
       </w:pPr>
       <w:r>
-        <w:t>Δ. Να θεωρηθεί ότι μία θετική δήλωση αρκεί για να προβλεφθεί η πράξη.</w:t>
+        <w:t>Δ. Να ψάξουμε μόνο αν η έννοια έχει έναν σωστό ορισμό.</w:t>
       </w:r>
     </w:p>
     <w:p>
@@ -971,10 +1444,10 @@
         <w:rPr>
           <w:b/>
         </w:rPr>
-        <w:t xml:space="preserve">Απάντηση: Γ. </w:t>
-      </w:r>
-      <w:r>
-        <w:t>Σωστή είναι η Γ. Να μετρηθούν χωριστά πεποιθήσεις, συναισθήματα και προθέσεις. Το βασικό σκεπτικό είναι να αποφευχθεί η υπεραπλούστευση: Να θεωρηθεί ότι μία θετική δήλωση αρκεί για να προβλεφθεί η πράξη.</w:t>
+        <w:t xml:space="preserve">Απάντηση: Α. </w:t>
+      </w:r>
+      <w:r>
+        <w:t>Σωστή είναι η Α. Να ερωτηθεί αν το μοντέλο κρύβει την κοινωνική κατάσταση πίσω από ένα ατομικό σχήμα. Το βασικό σκεπτικό είναι να αποφευχθεί η υπεραπλούστευση: Να θεωρηθεί ότι μία θετική δήλωση αρκεί για να προβλεφθεί η πράξη.</w:t>
       </w:r>
     </w:p>
     <w:p>
@@ -992,6 +1465,67 @@
         <w:pStyle w:val="Heading3"/>
       </w:pPr>
       <w:r>
+        <w:t>4. Αν έπρεπε να σχεδιαστεί μικρή έρευνα για το/την τριμερές μοντέλο στάσεων, ποια επιλογή είναι πιο ισχυρή;</w:t>
+      </w:r>
+    </w:p>
+    <w:p>
+      <w:pPr>
+        <w:pStyle w:val="ListBullet"/>
+      </w:pPr>
+      <w:r>
+        <w:t>Α. Να ρωτήσουμε μόνο τους συμμετέχοντες τι πιστεύουν ότι θα έκαναν.</w:t>
+      </w:r>
+    </w:p>
+    <w:p>
+      <w:pPr>
+        <w:pStyle w:val="ListBullet"/>
+      </w:pPr>
+      <w:r>
+        <w:t>Β. Να μετρήσουμε ένα αποτέλεσμα χωρίς να αλλάζει συστηματικά το κρίσιμο πλαίσιο.</w:t>
+      </w:r>
+    </w:p>
+    <w:p>
+      <w:pPr>
+        <w:pStyle w:val="ListBullet"/>
+      </w:pPr>
+      <w:r>
+        <w:t>Γ. Να μετρηθούν χωριστά πεποιθήσεις, συναισθήματα και προθέσεις.</w:t>
+      </w:r>
+    </w:p>
+    <w:p>
+      <w:pPr>
+        <w:pStyle w:val="ListBullet"/>
+      </w:pPr>
+      <w:r>
+        <w:t>Δ. Να θεωρηθεί ότι μία θετική δήλωση αρκεί για να προβλεφθεί η πράξη.</w:t>
+      </w:r>
+    </w:p>
+    <w:p>
+      <w:r>
+        <w:rPr>
+          <w:b/>
+        </w:rPr>
+        <w:t xml:space="preserve">Απάντηση: Γ. </w:t>
+      </w:r>
+      <w:r>
+        <w:t>Σωστή είναι η Γ. Να μετρηθούν χωριστά πεποιθήσεις, συναισθήματα και προθέσεις. Το βασικό σκεπτικό είναι να αποφευχθεί η υπεραπλούστευση: Να θεωρηθεί ότι μία θετική δήλωση αρκεί για να προβλεφθεί η πράξη.</w:t>
+      </w:r>
+    </w:p>
+    <w:p>
+      <w:r>
+        <w:rPr>
+          <w:rFonts w:ascii="Calibri" w:hAnsi="Calibri" w:cs="Calibri"/>
+          <w:color w:val="555555"/>
+          <w:sz w:val="18"/>
+        </w:rPr>
+        <w:t>Πηγή: Διάλεξη 3, Dickerson σελ. 282-293</w:t>
+      </w:r>
+    </w:p>
+    <w:p>
+      <w:pPr>
+        <w:pStyle w:val="Heading3"/>
+      </w:pPr>
+      <w:r>
         <w:t>5. Σε σενάριο όπου άτομα δηλώνουν οικολογικές στάσεις αλλά δεν αλλάζουν καθημερινές συνήθειες, ποια απάντηση δείχνει την πιο κριτική κατανόηση του θέματος;</w:t>
       </w:r>
     </w:p>
@@ -1175,7 +1709,7 @@
         <w:pStyle w:val="Heading3"/>
       </w:pPr>
       <w:r>
-        <w:t>8. Αν έπρεπε να σχεδιαστεί μικρή έρευνα για το/την στάση-συμπεριφορά, ποια επιλογή είναι πιο ισχυρή;</w:t>
+        <w:t>8. Σε σενάριο όπου ένα μήνυμα αλλάζει γνώμες μέσω ισχυρών επιχειρημάτων ή μέσω κύρους του ομιλητή, ποια απάντηση δείχνει την πιο κριτική κατανόηση του θέματος;</w:t>
       </w:r>
     </w:p>
     <w:p>
@@ -1183,7 +1717,7 @@
         <w:pStyle w:val="ListBullet"/>
       </w:pPr>
       <w:r>
-        <w:t>Α. Να ρωτήσουμε μόνο τους συμμετέχοντες τι πιστεύουν ότι θα έκαναν.</w:t>
+        <w:t>Α. Να αντιμετωπιστεί το φαινόμενο ως καθαρά προσωπική ιδιότητα.</w:t>
       </w:r>
     </w:p>
     <w:p>
@@ -1191,7 +1725,7 @@
         <w:pStyle w:val="ListBullet"/>
       </w:pPr>
       <w:r>
-        <w:t>Β. Να μετρήσουμε ένα αποτέλεσμα χωρίς να αλλάζει συστηματικά το κρίσιμο πλαίσιο.</w:t>
+        <w:t>Β. Να συνδεθεί η οδός πειθούς με κίνητρο και ικανότητα επεξεργασίας.</w:t>
       </w:r>
     </w:p>
     <w:p>
@@ -1199,7 +1733,7 @@
         <w:pStyle w:val="ListBullet"/>
       </w:pPr>
       <w:r>
-        <w:t>Γ. Να συγκριθεί γενική οικολογική στάση με πρόθεση για μία συγκεκριμένη πράξη.</w:t>
+        <w:t>Γ. Να θεωρηθεί ότι οι άνθρωποι πείθονται είτε μόνο λογικά είτε μόνο συναισθηματικά.</w:t>
       </w:r>
     </w:p>
     <w:p>
@@ -1207,7 +1741,190 @@
         <w:pStyle w:val="ListBullet"/>
       </w:pPr>
       <w:r>
-        <w:t>Δ. Να συμπεράνουμε ότι οι δηλώσεις στάσης είναι ψέματα επειδή δεν ακολουθεί πάντα πράξη.</w:t>
+        <w:t>Δ. Να μείνει η απάντηση σε ορισμό χωρίς σύνδεση με πλαίσιο και συνέπειες.</w:t>
+      </w:r>
+    </w:p>
+    <w:p>
+      <w:r>
+        <w:rPr>
+          <w:b/>
+        </w:rPr>
+        <w:t xml:space="preserve">Απάντηση: Β. </w:t>
+      </w:r>
+      <w:r>
+        <w:t>Σωστή είναι η Β. Να συνδεθεί η οδός πειθούς με κίνητρο και ικανότητα επεξεργασίας. Το βασικό σκεπτικό είναι να αποφευχθεί η υπεραπλούστευση: Να θεωρηθεί ότι οι άνθρωποι πείθονται είτε μόνο λογικά είτε μόνο συναισθηματικά.</w:t>
+      </w:r>
+    </w:p>
+    <w:p>
+      <w:r>
+        <w:rPr>
+          <w:rFonts w:ascii="Calibri" w:hAnsi="Calibri" w:cs="Calibri"/>
+          <w:color w:val="555555"/>
+          <w:sz w:val="18"/>
+        </w:rPr>
+        <w:t>Πηγή: Διάλεξη 3, Dickerson σελ. 308-328</w:t>
+      </w:r>
+    </w:p>
+    <w:p>
+      <w:pPr>
+        <w:pStyle w:val="Heading3"/>
+      </w:pPr>
+      <w:r>
+        <w:t>9. Ποια εφαρμογή του/της κεντρική και περιφερειακή οδός πειθούς θα απέφευγε την πιο συνηθισμένη εξεταστική παγίδα;</w:t>
+      </w:r>
+    </w:p>
+    <w:p>
+      <w:pPr>
+        <w:pStyle w:val="ListBullet"/>
+      </w:pPr>
+      <w:r>
+        <w:t>Α. Να θεωρηθεί ότι οι άνθρωποι πείθονται είτε μόνο λογικά είτε μόνο συναισθηματικά.</w:t>
+      </w:r>
+    </w:p>
+    <w:p>
+      <w:pPr>
+        <w:pStyle w:val="ListBullet"/>
+      </w:pPr>
+      <w:r>
+        <w:t>Β. Να αγνοηθεί η διαφορά ανάμεσα σε περιγραφή, εξήγηση και αξιολόγηση.</w:t>
+      </w:r>
+    </w:p>
+    <w:p>
+      <w:pPr>
+        <w:pStyle w:val="ListBullet"/>
+      </w:pPr>
+      <w:r>
+        <w:t>Γ. Να προτιμηθεί η πιο ηθικολογική ερμηνεία επειδή ακούγεται ισχυρότερη.</w:t>
+      </w:r>
+    </w:p>
+    <w:p>
+      <w:pPr>
+        <w:pStyle w:val="ListBullet"/>
+      </w:pPr>
+      <w:r>
+        <w:t>Δ. Να προβλεφθεί αν η αλλαγή θα είναι σταθερή ή επιφανειακή ανάλογα με την οδό.</w:t>
+      </w:r>
+    </w:p>
+    <w:p>
+      <w:r>
+        <w:rPr>
+          <w:b/>
+        </w:rPr>
+        <w:t xml:space="preserve">Απάντηση: Δ. </w:t>
+      </w:r>
+      <w:r>
+        <w:t>Σωστή είναι η Δ. Να προβλεφθεί αν η αλλαγή θα είναι σταθερή ή επιφανειακή ανάλογα με την οδό. Το βασικό σκεπτικό είναι να αποφευχθεί η υπεραπλούστευση: Να θεωρηθεί ότι οι άνθρωποι πείθονται είτε μόνο λογικά είτε μόνο συναισθηματικά.</w:t>
+      </w:r>
+    </w:p>
+    <w:p>
+      <w:r>
+        <w:rPr>
+          <w:rFonts w:ascii="Calibri" w:hAnsi="Calibri" w:cs="Calibri"/>
+          <w:color w:val="555555"/>
+          <w:sz w:val="18"/>
+        </w:rPr>
+        <w:t>Πηγή: Διάλεξη 3, Dickerson σελ. 308-328</w:t>
+      </w:r>
+    </w:p>
+    <w:p>
+      <w:pPr>
+        <w:pStyle w:val="Heading3"/>
+      </w:pPr>
+      <w:r>
+        <w:t>10. Ποια κριτική ερώτηση πρέπει να τεθεί όταν χρησιμοποιούμε την έννοια κεντρική και περιφερειακή οδός πειθούς;</w:t>
+      </w:r>
+    </w:p>
+    <w:p>
+      <w:pPr>
+        <w:pStyle w:val="ListBullet"/>
+      </w:pPr>
+      <w:r>
+        <w:t>Α. Να ψάξουμε μόνο αν η έννοια έχει έναν σωστό ορισμό.</w:t>
+      </w:r>
+    </w:p>
+    <w:p>
+      <w:pPr>
+        <w:pStyle w:val="ListBullet"/>
+      </w:pPr>
+      <w:r>
+        <w:t>Β. Να εξεταστεί ποιος ελέγχει τα περιφερειακά σημάδια και ποια σχέση εξουσίας παράγουν.</w:t>
+      </w:r>
+    </w:p>
+    <w:p>
+      <w:pPr>
+        <w:pStyle w:val="ListBullet"/>
+      </w:pPr>
+      <w:r>
+        <w:t>Γ. Να θεωρηθεί ότι οι άνθρωποι πείθονται είτε μόνο λογικά είτε μόνο συναισθηματικά.</w:t>
+      </w:r>
+    </w:p>
+    <w:p>
+      <w:pPr>
+        <w:pStyle w:val="ListBullet"/>
+      </w:pPr>
+      <w:r>
+        <w:t>Δ. Να θεωρηθεί ότι η κριτική είναι απλή απόρριψη της κλασικής θεωρίας.</w:t>
+      </w:r>
+    </w:p>
+    <w:p>
+      <w:r>
+        <w:rPr>
+          <w:b/>
+        </w:rPr>
+        <w:t xml:space="preserve">Απάντηση: Β. </w:t>
+      </w:r>
+      <w:r>
+        <w:t>Σωστή είναι η Β. Να εξεταστεί ποιος ελέγχει τα περιφερειακά σημάδια και ποια σχέση εξουσίας παράγουν. Το βασικό σκεπτικό είναι να αποφευχθεί η υπεραπλούστευση: Να θεωρηθεί ότι οι άνθρωποι πείθονται είτε μόνο λογικά είτε μόνο συναισθηματικά.</w:t>
+      </w:r>
+    </w:p>
+    <w:p>
+      <w:r>
+        <w:rPr>
+          <w:rFonts w:ascii="Calibri" w:hAnsi="Calibri" w:cs="Calibri"/>
+          <w:color w:val="555555"/>
+          <w:sz w:val="18"/>
+        </w:rPr>
+        <w:t>Πηγή: Διάλεξη 3, Dickerson σελ. 308-328</w:t>
+      </w:r>
+    </w:p>
+    <w:p>
+      <w:pPr>
+        <w:pStyle w:val="Heading3"/>
+      </w:pPr>
+      <w:r>
+        <w:t>11. Σε σενάριο όπου κάποιος δικαιολογεί μια επιλογή αφού έχει ήδη επενδύσει κόπο σε αυτή, ποια απάντηση δείχνει την πιο κριτική κατανόηση του θέματος;</w:t>
+      </w:r>
+    </w:p>
+    <w:p>
+      <w:pPr>
+        <w:pStyle w:val="ListBullet"/>
+      </w:pPr>
+      <w:r>
+        <w:t>Α. Να μείνει η απάντηση σε ορισμό χωρίς σύνδεση με πλαίσιο και συνέπειες.</w:t>
+      </w:r>
+    </w:p>
+    <w:p>
+      <w:pPr>
+        <w:pStyle w:val="ListBullet"/>
+      </w:pPr>
+      <w:r>
+        <w:t>Β. Να αντιμετωπιστεί το φαινόμενο ως καθαρά προσωπική ιδιότητα.</w:t>
+      </w:r>
+    </w:p>
+    <w:p>
+      <w:pPr>
+        <w:pStyle w:val="ListBullet"/>
+      </w:pPr>
+      <w:r>
+        <w:t>Γ. Να εξηγηθεί η αλλαγή στάσης ως μείωση δυσφορίας από ασυνέπεια.</w:t>
+      </w:r>
+    </w:p>
+    <w:p>
+      <w:pPr>
+        <w:pStyle w:val="ListBullet"/>
+      </w:pPr>
+      <w:r>
+        <w:t>Δ. Να θεωρηθεί ότι κάθε αλλαγή στάσης οφείλεται σε καλύτερη πληροφόρηση.</w:t>
       </w:r>
     </w:p>
     <w:p>
@@ -1218,7 +1935,7 @@
         <w:t xml:space="preserve">Απάντηση: Γ. </w:t>
       </w:r>
       <w:r>
-        <w:t>Σωστή είναι η Γ. Να συγκριθεί γενική οικολογική στάση με πρόθεση για μία συγκεκριμένη πράξη. Το βασικό σκεπτικό είναι να αποφευχθεί η υπεραπλούστευση: Να συμπεράνουμε ότι οι δηλώσεις στάσης είναι ψέματα επειδή δεν ακολουθεί πάντα πράξη.</w:t>
+        <w:t>Σωστή είναι η Γ. Να εξηγηθεί η αλλαγή στάσης ως μείωση δυσφορίας από ασυνέπεια. Το βασικό σκεπτικό είναι να αποφευχθεί η υπεραπλούστευση: Να θεωρηθεί ότι κάθε αλλαγή στάσης οφείλεται σε καλύτερη πληροφόρηση.</w:t>
       </w:r>
     </w:p>
     <w:p>
@@ -1236,7 +1953,7 @@
         <w:pStyle w:val="Heading3"/>
       </w:pPr>
       <w:r>
-        <w:t>9. Σε σενάριο όπου ένα μήνυμα αλλάζει γνώμες μέσω ισχυρών επιχειρημάτων ή μέσω κύρους του ομιλητή, ποια απάντηση δείχνει την πιο κριτική κατανόηση του θέματος;</w:t>
+        <w:t>12. Ποια εφαρμογή του/της γνωστική ασυμφωνία θα απέφευγε την πιο συνηθισμένη εξεταστική παγίδα;</w:t>
       </w:r>
     </w:p>
     <w:p>
@@ -1244,7 +1961,7 @@
         <w:pStyle w:val="ListBullet"/>
       </w:pPr>
       <w:r>
-        <w:t>Α. Να συνδεθεί η οδός πειθούς με κίνητρο και ικανότητα επεξεργασίας.</w:t>
+        <w:t>Α. Να εντοπιστεί ποια πράξη ή απόφαση παράγει ανάγκη αυτοδικαιολόγησης.</w:t>
       </w:r>
     </w:p>
     <w:p>
@@ -1252,7 +1969,7 @@
         <w:pStyle w:val="ListBullet"/>
       </w:pPr>
       <w:r>
-        <w:t>Β. Να θεωρηθεί ότι οι άνθρωποι πείθονται είτε μόνο λογικά είτε μόνο συναισθηματικά.</w:t>
+        <w:t>Β. Να θεωρηθεί ότι κάθε αλλαγή στάσης οφείλεται σε καλύτερη πληροφόρηση.</w:t>
       </w:r>
     </w:p>
     <w:p>
@@ -1260,7 +1977,7 @@
         <w:pStyle w:val="ListBullet"/>
       </w:pPr>
       <w:r>
-        <w:t>Γ. Να μείνει η απάντηση σε ορισμό χωρίς σύνδεση με πλαίσιο και συνέπειες.</w:t>
+        <w:t>Γ. Να αγνοηθεί η διαφορά ανάμεσα σε περιγραφή, εξήγηση και αξιολόγηση.</w:t>
       </w:r>
     </w:p>
     <w:p>
@@ -1268,7 +1985,7 @@
         <w:pStyle w:val="ListBullet"/>
       </w:pPr>
       <w:r>
-        <w:t>Δ. Να αντιμετωπιστεί το φαινόμενο ως καθαρά προσωπική ιδιότητα.</w:t>
+        <w:t>Δ. Να προτιμηθεί η πιο ηθικολογική ερμηνεία επειδή ακούγεται ισχυρότερη.</w:t>
       </w:r>
     </w:p>
     <w:p>
@@ -1279,251 +1996,7 @@
         <w:t xml:space="preserve">Απάντηση: Α. </w:t>
       </w:r>
       <w:r>
-        <w:t>Σωστή είναι η Α. Να συνδεθεί η οδός πειθούς με κίνητρο και ικανότητα επεξεργασίας. Το βασικό σκεπτικό είναι να αποφευχθεί η υπεραπλούστευση: Να θεωρηθεί ότι οι άνθρωποι πείθονται είτε μόνο λογικά είτε μόνο συναισθηματικά.</w:t>
-      </w:r>
-    </w:p>
-    <w:p>
-      <w:r>
-        <w:rPr>
-          <w:rFonts w:ascii="Calibri" w:hAnsi="Calibri" w:cs="Calibri"/>
-          <w:color w:val="555555"/>
-          <w:sz w:val="18"/>
-        </w:rPr>
-        <w:t>Πηγή: Διάλεξη 3, Dickerson σελ. 308-328</w:t>
-      </w:r>
-    </w:p>
-    <w:p>
-      <w:pPr>
-        <w:pStyle w:val="Heading3"/>
-      </w:pPr>
-      <w:r>
-        <w:t>10. Ποια εφαρμογή του/της κεντρική και περιφερειακή οδός πειθούς θα απέφευγε την πιο συνηθισμένη εξεταστική παγίδα;</w:t>
-      </w:r>
-    </w:p>
-    <w:p>
-      <w:pPr>
-        <w:pStyle w:val="ListBullet"/>
-      </w:pPr>
-      <w:r>
-        <w:t>Α. Να αγνοηθεί η διαφορά ανάμεσα σε περιγραφή, εξήγηση και αξιολόγηση.</w:t>
-      </w:r>
-    </w:p>
-    <w:p>
-      <w:pPr>
-        <w:pStyle w:val="ListBullet"/>
-      </w:pPr>
-      <w:r>
-        <w:t>Β. Να προτιμηθεί η πιο ηθικολογική ερμηνεία επειδή ακούγεται ισχυρότερη.</w:t>
-      </w:r>
-    </w:p>
-    <w:p>
-      <w:pPr>
-        <w:pStyle w:val="ListBullet"/>
-      </w:pPr>
-      <w:r>
-        <w:t>Γ. Να προβλεφθεί αν η αλλαγή θα είναι σταθερή ή επιφανειακή ανάλογα με την οδό.</w:t>
-      </w:r>
-    </w:p>
-    <w:p>
-      <w:pPr>
-        <w:pStyle w:val="ListBullet"/>
-      </w:pPr>
-      <w:r>
-        <w:t>Δ. Να θεωρηθεί ότι οι άνθρωποι πείθονται είτε μόνο λογικά είτε μόνο συναισθηματικά.</w:t>
-      </w:r>
-    </w:p>
-    <w:p>
-      <w:r>
-        <w:rPr>
-          <w:b/>
-        </w:rPr>
-        <w:t xml:space="preserve">Απάντηση: Γ. </w:t>
-      </w:r>
-      <w:r>
-        <w:t>Σωστή είναι η Γ. Να προβλεφθεί αν η αλλαγή θα είναι σταθερή ή επιφανειακή ανάλογα με την οδό. Το βασικό σκεπτικό είναι να αποφευχθεί η υπεραπλούστευση: Να θεωρηθεί ότι οι άνθρωποι πείθονται είτε μόνο λογικά είτε μόνο συναισθηματικά.</w:t>
-      </w:r>
-    </w:p>
-    <w:p>
-      <w:r>
-        <w:rPr>
-          <w:rFonts w:ascii="Calibri" w:hAnsi="Calibri" w:cs="Calibri"/>
-          <w:color w:val="555555"/>
-          <w:sz w:val="18"/>
-        </w:rPr>
-        <w:t>Πηγή: Διάλεξη 3, Dickerson σελ. 308-328</w:t>
-      </w:r>
-    </w:p>
-    <w:p>
-      <w:pPr>
-        <w:pStyle w:val="Heading3"/>
-      </w:pPr>
-      <w:r>
-        <w:t>11. Ποια κριτική ερώτηση πρέπει να τεθεί όταν χρησιμοποιούμε την έννοια κεντρική και περιφερειακή οδός πειθούς;</w:t>
-      </w:r>
-    </w:p>
-    <w:p>
-      <w:pPr>
-        <w:pStyle w:val="ListBullet"/>
-      </w:pPr>
-      <w:r>
-        <w:t>Α. Να εξεταστεί ποιος ελέγχει τα περιφερειακά σημάδια και ποια σχέση εξουσίας παράγουν.</w:t>
-      </w:r>
-    </w:p>
-    <w:p>
-      <w:pPr>
-        <w:pStyle w:val="ListBullet"/>
-      </w:pPr>
-      <w:r>
-        <w:t>Β. Να θεωρηθεί ότι οι άνθρωποι πείθονται είτε μόνο λογικά είτε μόνο συναισθηματικά.</w:t>
-      </w:r>
-    </w:p>
-    <w:p>
-      <w:pPr>
-        <w:pStyle w:val="ListBullet"/>
-      </w:pPr>
-      <w:r>
-        <w:t>Γ. Να θεωρηθεί ότι η κριτική είναι απλή απόρριψη της κλασικής θεωρίας.</w:t>
-      </w:r>
-    </w:p>
-    <w:p>
-      <w:pPr>
-        <w:pStyle w:val="ListBullet"/>
-      </w:pPr>
-      <w:r>
-        <w:t>Δ. Να ψάξουμε μόνο αν η έννοια έχει έναν σωστό ορισμό.</w:t>
-      </w:r>
-    </w:p>
-    <w:p>
-      <w:r>
-        <w:rPr>
-          <w:b/>
-        </w:rPr>
-        <w:t xml:space="preserve">Απάντηση: Α. </w:t>
-      </w:r>
-      <w:r>
-        <w:t>Σωστή είναι η Α. Να εξεταστεί ποιος ελέγχει τα περιφερειακά σημάδια και ποια σχέση εξουσίας παράγουν. Το βασικό σκεπτικό είναι να αποφευχθεί η υπεραπλούστευση: Να θεωρηθεί ότι οι άνθρωποι πείθονται είτε μόνο λογικά είτε μόνο συναισθηματικά.</w:t>
-      </w:r>
-    </w:p>
-    <w:p>
-      <w:r>
-        <w:rPr>
-          <w:rFonts w:ascii="Calibri" w:hAnsi="Calibri" w:cs="Calibri"/>
-          <w:color w:val="555555"/>
-          <w:sz w:val="18"/>
-        </w:rPr>
-        <w:t>Πηγή: Διάλεξη 3, Dickerson σελ. 308-328</w:t>
-      </w:r>
-    </w:p>
-    <w:p>
-      <w:pPr>
-        <w:pStyle w:val="Heading3"/>
-      </w:pPr>
-      <w:r>
-        <w:t>12. Αν έπρεπε να σχεδιαστεί μικρή έρευνα για το/την κεντρική και περιφερειακή οδός πειθούς, ποια επιλογή είναι πιο ισχυρή;</w:t>
-      </w:r>
-    </w:p>
-    <w:p>
-      <w:pPr>
-        <w:pStyle w:val="ListBullet"/>
-      </w:pPr>
-      <w:r>
-        <w:t>Α. Να ρωτήσουμε μόνο τους συμμετέχοντες τι πιστεύουν ότι θα έκαναν.</w:t>
-      </w:r>
-    </w:p>
-    <w:p>
-      <w:pPr>
-        <w:pStyle w:val="ListBullet"/>
-      </w:pPr>
-      <w:r>
-        <w:t>Β. Να μετρήσουμε ένα αποτέλεσμα χωρίς να αλλάζει συστηματικά το κρίσιμο πλαίσιο.</w:t>
-      </w:r>
-    </w:p>
-    <w:p>
-      <w:pPr>
-        <w:pStyle w:val="ListBullet"/>
-      </w:pPr>
-      <w:r>
-        <w:t>Γ. Να χειριστούμε πειραματικά ποιότητα επιχειρημάτων και αξιοπιστία πηγής.</w:t>
-      </w:r>
-    </w:p>
-    <w:p>
-      <w:pPr>
-        <w:pStyle w:val="ListBullet"/>
-      </w:pPr>
-      <w:r>
-        <w:t>Δ. Να θεωρηθεί ότι οι άνθρωποι πείθονται είτε μόνο λογικά είτε μόνο συναισθηματικά.</w:t>
-      </w:r>
-    </w:p>
-    <w:p>
-      <w:r>
-        <w:rPr>
-          <w:b/>
-        </w:rPr>
-        <w:t xml:space="preserve">Απάντηση: Γ. </w:t>
-      </w:r>
-      <w:r>
-        <w:t>Σωστή είναι η Γ. Να χειριστούμε πειραματικά ποιότητα επιχειρημάτων και αξιοπιστία πηγής. Το βασικό σκεπτικό είναι να αποφευχθεί η υπεραπλούστευση: Να θεωρηθεί ότι οι άνθρωποι πείθονται είτε μόνο λογικά είτε μόνο συναισθηματικά.</w:t>
-      </w:r>
-    </w:p>
-    <w:p>
-      <w:r>
-        <w:rPr>
-          <w:rFonts w:ascii="Calibri" w:hAnsi="Calibri" w:cs="Calibri"/>
-          <w:color w:val="555555"/>
-          <w:sz w:val="18"/>
-        </w:rPr>
-        <w:t>Πηγή: Διάλεξη 3, Dickerson σελ. 308-328</w:t>
-      </w:r>
-    </w:p>
-    <w:p>
-      <w:pPr>
-        <w:pStyle w:val="Heading3"/>
-      </w:pPr>
-      <w:r>
-        <w:t>13. Σε σενάριο όπου κάποιος δικαιολογεί μια επιλογή αφού έχει ήδη επενδύσει κόπο σε αυτή, ποια απάντηση δείχνει την πιο κριτική κατανόηση του θέματος;</w:t>
-      </w:r>
-    </w:p>
-    <w:p>
-      <w:pPr>
-        <w:pStyle w:val="ListBullet"/>
-      </w:pPr>
-      <w:r>
-        <w:t>Α. Να εξηγηθεί η αλλαγή στάσης ως μείωση δυσφορίας από ασυνέπεια.</w:t>
-      </w:r>
-    </w:p>
-    <w:p>
-      <w:pPr>
-        <w:pStyle w:val="ListBullet"/>
-      </w:pPr>
-      <w:r>
-        <w:t>Β. Να θεωρηθεί ότι κάθε αλλαγή στάσης οφείλεται σε καλύτερη πληροφόρηση.</w:t>
-      </w:r>
-    </w:p>
-    <w:p>
-      <w:pPr>
-        <w:pStyle w:val="ListBullet"/>
-      </w:pPr>
-      <w:r>
-        <w:t>Γ. Να μείνει η απάντηση σε ορισμό χωρίς σύνδεση με πλαίσιο και συνέπειες.</w:t>
-      </w:r>
-    </w:p>
-    <w:p>
-      <w:pPr>
-        <w:pStyle w:val="ListBullet"/>
-      </w:pPr>
-      <w:r>
-        <w:t>Δ. Να αντιμετωπιστεί το φαινόμενο ως καθαρά προσωπική ιδιότητα.</w:t>
-      </w:r>
-    </w:p>
-    <w:p>
-      <w:r>
-        <w:rPr>
-          <w:b/>
-        </w:rPr>
-        <w:t xml:space="preserve">Απάντηση: Α. </w:t>
-      </w:r>
-      <w:r>
-        <w:t>Σωστή είναι η Α. Να εξηγηθεί η αλλαγή στάσης ως μείωση δυσφορίας από ασυνέπεια. Το βασικό σκεπτικό είναι να αποφευχθεί η υπεραπλούστευση: Να θεωρηθεί ότι κάθε αλλαγή στάσης οφείλεται σε καλύτερη πληροφόρηση.</w:t>
+        <w:t>Σωστή είναι η Α. Να εντοπιστεί ποια πράξη ή απόφαση παράγει ανάγκη αυτοδικαιολόγησης. Το βασικό σκεπτικό είναι να αποφευχθεί η υπεραπλούστευση: Να θεωρηθεί ότι κάθε αλλαγή στάσης οφείλεται σε καλύτερη πληροφόρηση.</w:t>
       </w:r>
     </w:p>
     <w:p>
@@ -1541,7 +2014,7 @@
         <w:pStyle w:val="Heading3"/>
       </w:pPr>
       <w:r>
-        <w:t>14. Ποια εφαρμογή του/της γνωστική ασυμφωνία θα απέφευγε την πιο συνηθισμένη εξεταστική παγίδα;</w:t>
+        <w:t>13. Ποια κριτική ερώτηση πρέπει να τεθεί όταν χρησιμοποιούμε την έννοια γνωστική ασυμφωνία;</w:t>
       </w:r>
     </w:p>
     <w:p>
@@ -1549,7 +2022,7 @@
         <w:pStyle w:val="ListBullet"/>
       </w:pPr>
       <w:r>
-        <w:t>Α. Να αγνοηθεί η διαφορά ανάμεσα σε περιγραφή, εξήγηση και αξιολόγηση.</w:t>
+        <w:t>Α. Να θεωρηθεί ότι η κριτική είναι απλή απόρριψη της κλασικής θεωρίας.</w:t>
       </w:r>
     </w:p>
     <w:p>
@@ -1557,7 +2030,7 @@
         <w:pStyle w:val="ListBullet"/>
       </w:pPr>
       <w:r>
-        <w:t>Β. Να προτιμηθεί η πιο ηθικολογική ερμηνεία επειδή ακούγεται ισχυρότερη.</w:t>
+        <w:t>Β. Να ψάξουμε μόνο αν η έννοια έχει έναν σωστό ορισμό.</w:t>
       </w:r>
     </w:p>
     <w:p>
@@ -1565,7 +2038,7 @@
         <w:pStyle w:val="ListBullet"/>
       </w:pPr>
       <w:r>
-        <w:t>Γ. Να εντοπιστεί ποια πράξη ή απόφαση παράγει ανάγκη αυτοδικαιολόγησης.</w:t>
+        <w:t>Γ. Να ερωτηθεί πότε η ασυμφωνία είναι ατομική εμπειρία και πότε κοινωνική λογοδοσία.</w:t>
       </w:r>
     </w:p>
     <w:p>
@@ -1584,7 +2057,7 @@
         <w:t xml:space="preserve">Απάντηση: Γ. </w:t>
       </w:r>
       <w:r>
-        <w:t>Σωστή είναι η Γ. Να εντοπιστεί ποια πράξη ή απόφαση παράγει ανάγκη αυτοδικαιολόγησης. Το βασικό σκεπτικό είναι να αποφευχθεί η υπεραπλούστευση: Να θεωρηθεί ότι κάθε αλλαγή στάσης οφείλεται σε καλύτερη πληροφόρηση.</w:t>
+        <w:t>Σωστή είναι η Γ. Να ερωτηθεί πότε η ασυμφωνία είναι ατομική εμπειρία και πότε κοινωνική λογοδοσία. Το βασικό σκεπτικό είναι να αποφευχθεί η υπεραπλούστευση: Να θεωρηθεί ότι κάθε αλλαγή στάσης οφείλεται σε καλύτερη πληροφόρηση.</w:t>
       </w:r>
     </w:p>
     <w:p>
@@ -1602,7 +2075,7 @@
         <w:pStyle w:val="Heading3"/>
       </w:pPr>
       <w:r>
-        <w:t>15. Ποια κριτική ερώτηση πρέπει να τεθεί όταν χρησιμοποιούμε την έννοια γνωστική ασυμφωνία;</w:t>
+        <w:t>14. Σε σενάριο όπου μια κλίμακα ζητά από τους συμμετέχοντες να δηλώσουν συμφωνία με αμφίσημες προτάσεις, ποια απάντηση δείχνει την πιο κριτική κατανόηση του θέματος;</w:t>
       </w:r>
     </w:p>
     <w:p>
@@ -1610,7 +2083,7 @@
         <w:pStyle w:val="ListBullet"/>
       </w:pPr>
       <w:r>
-        <w:t>Α. Να ερωτηθεί πότε η ασυμφωνία είναι ατομική εμπειρία και πότε κοινωνική λογοδοσία.</w:t>
+        <w:t>Α. Να αντιμετωπιστεί η αριθμητική βαθμολογία ως ακριβές εσωτερικό μέγεθος.</w:t>
       </w:r>
     </w:p>
     <w:p>
@@ -1618,7 +2091,7 @@
         <w:pStyle w:val="ListBullet"/>
       </w:pPr>
       <w:r>
-        <w:t>Β. Να θεωρηθεί ότι κάθε αλλαγή στάσης οφείλεται σε καλύτερη πληροφόρηση.</w:t>
+        <w:t>Β. Να μείνει η απάντηση σε ορισμό χωρίς σύνδεση με πλαίσιο και συνέπειες.</w:t>
       </w:r>
     </w:p>
     <w:p>
@@ -1626,7 +2099,7 @@
         <w:pStyle w:val="ListBullet"/>
       </w:pPr>
       <w:r>
-        <w:t>Γ. Να θεωρηθεί ότι η κριτική είναι απλή απόρριψη της κλασικής θεωρίας.</w:t>
+        <w:t>Γ. Να αντιμετωπιστεί το φαινόμενο ως καθαρά προσωπική ιδιότητα.</w:t>
       </w:r>
     </w:p>
     <w:p>
@@ -1634,7 +2107,7 @@
         <w:pStyle w:val="ListBullet"/>
       </w:pPr>
       <w:r>
-        <w:t>Δ. Να ψάξουμε μόνο αν η έννοια έχει έναν σωστό ορισμό.</w:t>
+        <w:t>Δ. Να αναγνωριστεί ότι η μέτρηση κατασκευάζει συγκεκριμένη μορφή απάντησης.</w:t>
       </w:r>
     </w:p>
     <w:p>
@@ -1642,132 +2115,10 @@
         <w:rPr>
           <w:b/>
         </w:rPr>
-        <w:t xml:space="preserve">Απάντηση: Α. </w:t>
-      </w:r>
-      <w:r>
-        <w:t>Σωστή είναι η Α. Να ερωτηθεί πότε η ασυμφωνία είναι ατομική εμπειρία και πότε κοινωνική λογοδοσία. Το βασικό σκεπτικό είναι να αποφευχθεί η υπεραπλούστευση: Να θεωρηθεί ότι κάθε αλλαγή στάσης οφείλεται σε καλύτερη πληροφόρηση.</w:t>
-      </w:r>
-    </w:p>
-    <w:p>
-      <w:r>
-        <w:rPr>
-          <w:rFonts w:ascii="Calibri" w:hAnsi="Calibri" w:cs="Calibri"/>
-          <w:color w:val="555555"/>
-          <w:sz w:val="18"/>
-        </w:rPr>
-        <w:t>Πηγή: Διάλεξη 3</w:t>
-      </w:r>
-    </w:p>
-    <w:p>
-      <w:pPr>
-        <w:pStyle w:val="Heading3"/>
-      </w:pPr>
-      <w:r>
-        <w:t>16. Αν έπρεπε να σχεδιαστεί μικρή έρευνα για το/την γνωστική ασυμφωνία, ποια επιλογή είναι πιο ισχυρή;</w:t>
-      </w:r>
-    </w:p>
-    <w:p>
-      <w:pPr>
-        <w:pStyle w:val="ListBullet"/>
-      </w:pPr>
-      <w:r>
-        <w:t>Α. Να ρωτήσουμε μόνο τους συμμετέχοντες τι πιστεύουν ότι θα έκαναν.</w:t>
-      </w:r>
-    </w:p>
-    <w:p>
-      <w:pPr>
-        <w:pStyle w:val="ListBullet"/>
-      </w:pPr>
-      <w:r>
-        <w:t>Β. Να μετρήσουμε ένα αποτέλεσμα χωρίς να αλλάζει συστηματικά το κρίσιμο πλαίσιο.</w:t>
-      </w:r>
-    </w:p>
-    <w:p>
-      <w:pPr>
-        <w:pStyle w:val="ListBullet"/>
-      </w:pPr>
-      <w:r>
-        <w:t>Γ. Να συγκριθούν συνθήκες υψηλής και χαμηλής εξωτερικής δικαιολόγησης.</w:t>
-      </w:r>
-    </w:p>
-    <w:p>
-      <w:pPr>
-        <w:pStyle w:val="ListBullet"/>
-      </w:pPr>
-      <w:r>
-        <w:t>Δ. Να θεωρηθεί ότι κάθε αλλαγή στάσης οφείλεται σε καλύτερη πληροφόρηση.</w:t>
-      </w:r>
-    </w:p>
-    <w:p>
-      <w:r>
-        <w:rPr>
-          <w:b/>
-        </w:rPr>
-        <w:t xml:space="preserve">Απάντηση: Γ. </w:t>
-      </w:r>
-      <w:r>
-        <w:t>Σωστή είναι η Γ. Να συγκριθούν συνθήκες υψηλής και χαμηλής εξωτερικής δικαιολόγησης. Το βασικό σκεπτικό είναι να αποφευχθεί η υπεραπλούστευση: Να θεωρηθεί ότι κάθε αλλαγή στάσης οφείλεται σε καλύτερη πληροφόρηση.</w:t>
-      </w:r>
-    </w:p>
-    <w:p>
-      <w:r>
-        <w:rPr>
-          <w:rFonts w:ascii="Calibri" w:hAnsi="Calibri" w:cs="Calibri"/>
-          <w:color w:val="555555"/>
-          <w:sz w:val="18"/>
-        </w:rPr>
-        <w:t>Πηγή: Διάλεξη 3</w:t>
-      </w:r>
-    </w:p>
-    <w:p>
-      <w:pPr>
-        <w:pStyle w:val="Heading3"/>
-      </w:pPr>
-      <w:r>
-        <w:t>17. Σε σενάριο όπου μια κλίμακα ζητά από τους συμμετέχοντες να δηλώσουν συμφωνία με αμφίσημες προτάσεις, ποια απάντηση δείχνει την πιο κριτική κατανόηση του θέματος;</w:t>
-      </w:r>
-    </w:p>
-    <w:p>
-      <w:pPr>
-        <w:pStyle w:val="ListBullet"/>
-      </w:pPr>
-      <w:r>
-        <w:t>Α. Να αναγνωριστεί ότι η μέτρηση κατασκευάζει συγκεκριμένη μορφή απάντησης.</w:t>
-      </w:r>
-    </w:p>
-    <w:p>
-      <w:pPr>
-        <w:pStyle w:val="ListBullet"/>
-      </w:pPr>
-      <w:r>
-        <w:t>Β. Να αντιμετωπιστεί η αριθμητική βαθμολογία ως ακριβές εσωτερικό μέγεθος.</w:t>
-      </w:r>
-    </w:p>
-    <w:p>
-      <w:pPr>
-        <w:pStyle w:val="ListBullet"/>
-      </w:pPr>
-      <w:r>
-        <w:t>Γ. Να μείνει η απάντηση σε ορισμό χωρίς σύνδεση με πλαίσιο και συνέπειες.</w:t>
-      </w:r>
-    </w:p>
-    <w:p>
-      <w:pPr>
-        <w:pStyle w:val="ListBullet"/>
-      </w:pPr>
-      <w:r>
-        <w:t>Δ. Να αντιμετωπιστεί το φαινόμενο ως καθαρά προσωπική ιδιότητα.</w:t>
-      </w:r>
-    </w:p>
-    <w:p>
-      <w:r>
-        <w:rPr>
-          <w:b/>
-        </w:rPr>
-        <w:t xml:space="preserve">Απάντηση: Α. </w:t>
-      </w:r>
-      <w:r>
-        <w:t>Σωστή είναι η Α. Να αναγνωριστεί ότι η μέτρηση κατασκευάζει συγκεκριμένη μορφή απάντησης. Το βασικό σκεπτικό είναι να αποφευχθεί η υπεραπλούστευση: Να αντιμετωπιστεί η αριθμητική βαθμολογία ως ακριβές εσωτερικό μέγεθος.</w:t>
+        <w:t xml:space="preserve">Απάντηση: Δ. </w:t>
+      </w:r>
+      <w:r>
+        <w:t>Σωστή είναι η Δ. Να αναγνωριστεί ότι η μέτρηση κατασκευάζει συγκεκριμένη μορφή απάντησης. Το βασικό σκεπτικό είναι να αποφευχθεί η υπεραπλούστευση: Να αντιμετωπιστεί η αριθμητική βαθμολογία ως ακριβές εσωτερικό μέγεθος.</w:t>
       </w:r>
     </w:p>
     <w:p>
@@ -1785,7 +2136,7 @@
         <w:pStyle w:val="Heading3"/>
       </w:pPr>
       <w:r>
-        <w:t>18. Ποια εφαρμογή του/της μέτρηση στάσεων θα απέφευγε την πιο συνηθισμένη εξεταστική παγίδα;</w:t>
+        <w:t>15. Ποια εφαρμογή του/της μέτρηση στάσεων θα απέφευγε την πιο συνηθισμένη εξεταστική παγίδα;</w:t>
       </w:r>
     </w:p>
     <w:p>
@@ -1793,7 +2144,7 @@
         <w:pStyle w:val="ListBullet"/>
       </w:pPr>
       <w:r>
-        <w:t>Α. Να αγνοηθεί η διαφορά ανάμεσα σε περιγραφή, εξήγηση και αξιολόγηση.</w:t>
+        <w:t>Α. Να προτιμηθεί η πιο ηθικολογική ερμηνεία επειδή ακούγεται ισχυρότερη.</w:t>
       </w:r>
     </w:p>
     <w:p>
@@ -1801,7 +2152,7 @@
         <w:pStyle w:val="ListBullet"/>
       </w:pPr>
       <w:r>
-        <w:t>Β. Να προτιμηθεί η πιο ηθικολογική ερμηνεία επειδή ακούγεται ισχυρότερη.</w:t>
+        <w:t>Β. Να ελεγχθεί αν οι ερωτήσεις ταιριάζουν με το επίπεδο γενικότητας της συμπεριφοράς.</w:t>
       </w:r>
     </w:p>
     <w:p>
@@ -1809,7 +2160,7 @@
         <w:pStyle w:val="ListBullet"/>
       </w:pPr>
       <w:r>
-        <w:t>Γ. Να ελεγχθεί αν οι ερωτήσεις ταιριάζουν με το επίπεδο γενικότητας της συμπεριφοράς.</w:t>
+        <w:t>Γ. Να αντιμετωπιστεί η αριθμητική βαθμολογία ως ακριβές εσωτερικό μέγεθος.</w:t>
       </w:r>
     </w:p>
     <w:p>
@@ -1817,7 +2168,7 @@
         <w:pStyle w:val="ListBullet"/>
       </w:pPr>
       <w:r>
-        <w:t>Δ. Να αντιμετωπιστεί η αριθμητική βαθμολογία ως ακριβές εσωτερικό μέγεθος.</w:t>
+        <w:t>Δ. Να αγνοηθεί η διαφορά ανάμεσα σε περιγραφή, εξήγηση και αξιολόγηση.</w:t>
       </w:r>
     </w:p>
     <w:p>
@@ -1825,10 +2176,10 @@
         <w:rPr>
           <w:b/>
         </w:rPr>
-        <w:t xml:space="preserve">Απάντηση: Γ. </w:t>
-      </w:r>
-      <w:r>
-        <w:t>Σωστή είναι η Γ. Να ελεγχθεί αν οι ερωτήσεις ταιριάζουν με το επίπεδο γενικότητας της συμπεριφοράς. Το βασικό σκεπτικό είναι να αποφευχθεί η υπεραπλούστευση: Να αντιμετωπιστεί η αριθμητική βαθμολογία ως ακριβές εσωτερικό μέγεθος.</w:t>
+        <w:t xml:space="preserve">Απάντηση: Β. </w:t>
+      </w:r>
+      <w:r>
+        <w:t>Σωστή είναι η Β. Να ελεγχθεί αν οι ερωτήσεις ταιριάζουν με το επίπεδο γενικότητας της συμπεριφοράς. Το βασικό σκεπτικό είναι να αποφευχθεί η υπεραπλούστευση: Να αντιμετωπιστεί η αριθμητική βαθμολογία ως ακριβές εσωτερικό μέγεθος.</w:t>
       </w:r>
     </w:p>
     <w:p>
@@ -1846,7 +2197,7 @@
         <w:pStyle w:val="Heading3"/>
       </w:pPr>
       <w:r>
-        <w:t>19. Ποια κριτική ερώτηση πρέπει να τεθεί όταν χρησιμοποιούμε την έννοια μέτρηση στάσεων;</w:t>
+        <w:t>16. Ποια κριτική ερώτηση πρέπει να τεθεί όταν χρησιμοποιούμε την έννοια μέτρηση στάσεων;</w:t>
       </w:r>
     </w:p>
     <w:p>
@@ -1854,7 +2205,7 @@
         <w:pStyle w:val="ListBullet"/>
       </w:pPr>
       <w:r>
-        <w:t>Α. Να εξεταστεί η κοινωνική επιθυμητότητα και η λογοδοσία του ερωτώμενου.</w:t>
+        <w:t>Α. Να αντιμετωπιστεί η αριθμητική βαθμολογία ως ακριβές εσωτερικό μέγεθος.</w:t>
       </w:r>
     </w:p>
     <w:p>
@@ -1862,7 +2213,7 @@
         <w:pStyle w:val="ListBullet"/>
       </w:pPr>
       <w:r>
-        <w:t>Β. Να αντιμετωπιστεί η αριθμητική βαθμολογία ως ακριβές εσωτερικό μέγεθος.</w:t>
+        <w:t>Β. Να θεωρηθεί ότι η κριτική είναι απλή απόρριψη της κλασικής θεωρίας.</w:t>
       </w:r>
     </w:p>
     <w:p>
@@ -1870,7 +2221,7 @@
         <w:pStyle w:val="ListBullet"/>
       </w:pPr>
       <w:r>
-        <w:t>Γ. Να θεωρηθεί ότι η κριτική είναι απλή απόρριψη της κλασικής θεωρίας.</w:t>
+        <w:t>Γ. Να ψάξουμε μόνο αν η έννοια έχει έναν σωστό ορισμό.</w:t>
       </w:r>
     </w:p>
     <w:p>
@@ -1878,7 +2229,7 @@
         <w:pStyle w:val="ListBullet"/>
       </w:pPr>
       <w:r>
-        <w:t>Δ. Να ψάξουμε μόνο αν η έννοια έχει έναν σωστό ορισμό.</w:t>
+        <w:t>Δ. Να εξεταστεί η κοινωνική επιθυμητότητα και η λογοδοσία του ερωτώμενου.</w:t>
       </w:r>
     </w:p>
     <w:p>
@@ -1886,10 +2237,10 @@
         <w:rPr>
           <w:b/>
         </w:rPr>
-        <w:t xml:space="preserve">Απάντηση: Α. </w:t>
-      </w:r>
-      <w:r>
-        <w:t>Σωστή είναι η Α. Να εξεταστεί η κοινωνική επιθυμητότητα και η λογοδοσία του ερωτώμενου. Το βασικό σκεπτικό είναι να αποφευχθεί η υπεραπλούστευση: Να αντιμετωπιστεί η αριθμητική βαθμολογία ως ακριβές εσωτερικό μέγεθος.</w:t>
+        <w:t xml:space="preserve">Απάντηση: Δ. </w:t>
+      </w:r>
+      <w:r>
+        <w:t>Σωστή είναι η Δ. Να εξεταστεί η κοινωνική επιθυμητότητα και η λογοδοσία του ερωτώμενου. Το βασικό σκεπτικό είναι να αποφευχθεί η υπεραπλούστευση: Να αντιμετωπιστεί η αριθμητική βαθμολογία ως ακριβές εσωτερικό μέγεθος.</w:t>
       </w:r>
     </w:p>
     <w:p>
@@ -1907,68 +2258,7 @@
         <w:pStyle w:val="Heading3"/>
       </w:pPr>
       <w:r>
-        <w:t>20. Αν έπρεπε να σχεδιαστεί μικρή έρευνα για το/την μέτρηση στάσεων, ποια επιλογή είναι πιο ισχυρή;</w:t>
-      </w:r>
-    </w:p>
-    <w:p>
-      <w:pPr>
-        <w:pStyle w:val="ListBullet"/>
-      </w:pPr>
-      <w:r>
-        <w:t>Α. Να ρωτήσουμε μόνο τους συμμετέχοντες τι πιστεύουν ότι θα έκαναν.</w:t>
-      </w:r>
-    </w:p>
-    <w:p>
-      <w:pPr>
-        <w:pStyle w:val="ListBullet"/>
-      </w:pPr>
-      <w:r>
-        <w:t>Β. Να μετρήσουμε ένα αποτέλεσμα χωρίς να αλλάζει συστηματικά το κρίσιμο πλαίσιο.</w:t>
-      </w:r>
-    </w:p>
-    <w:p>
-      <w:pPr>
-        <w:pStyle w:val="ListBullet"/>
-      </w:pPr>
-      <w:r>
-        <w:t>Γ. Να συνδυαστούν άμεσες κλίμακες με έμμεσους ή ποιοτικούς δείκτες.</w:t>
-      </w:r>
-    </w:p>
-    <w:p>
-      <w:pPr>
-        <w:pStyle w:val="ListBullet"/>
-      </w:pPr>
-      <w:r>
-        <w:t>Δ. Να αντιμετωπιστεί η αριθμητική βαθμολογία ως ακριβές εσωτερικό μέγεθος.</w:t>
-      </w:r>
-    </w:p>
-    <w:p>
-      <w:r>
-        <w:rPr>
-          <w:b/>
-        </w:rPr>
-        <w:t xml:space="preserve">Απάντηση: Γ. </w:t>
-      </w:r>
-      <w:r>
-        <w:t>Σωστή είναι η Γ. Να συνδυαστούν άμεσες κλίμακες με έμμεσους ή ποιοτικούς δείκτες. Το βασικό σκεπτικό είναι να αποφευχθεί η υπεραπλούστευση: Να αντιμετωπιστεί η αριθμητική βαθμολογία ως ακριβές εσωτερικό μέγεθος.</w:t>
-      </w:r>
-    </w:p>
-    <w:p>
-      <w:r>
-        <w:rPr>
-          <w:rFonts w:ascii="Calibri" w:hAnsi="Calibri" w:cs="Calibri"/>
-          <w:color w:val="555555"/>
-          <w:sz w:val="18"/>
-        </w:rPr>
-        <w:t>Πηγή: Διάλεξη 3 και Dickerson σελ. 282-293</w:t>
-      </w:r>
-    </w:p>
-    <w:p>
-      <w:pPr>
-        <w:pStyle w:val="Heading3"/>
-      </w:pPr>
-      <w:r>
-        <w:t>21. Σε σενάριο όπου το ίδιο άτομο μιλά διαφορετικά για ένα ζήτημα σε φίλους και σε επίσημη συνέντευξη, ποια απάντηση δείχνει την πιο κριτική κατανόηση του θέματος;</w:t>
+        <w:t>17. Σε σενάριο όπου το ίδιο άτομο μιλά διαφορετικά για ένα ζήτημα σε φίλους και σε επίσημη συνέντευξη, ποια απάντηση δείχνει την πιο κριτική κατανόηση του θέματος;</w:t>
       </w:r>
     </w:p>
     <w:p>
@@ -2029,7 +2319,7 @@
         <w:pStyle w:val="Heading3"/>
       </w:pPr>
       <w:r>
-        <w:t>22. Ποια εφαρμογή του/της στάσεις ως λόγος θα απέφευγε την πιο συνηθισμένη εξεταστική παγίδα;</w:t>
+        <w:t>18. Ποια εφαρμογή του/της στάσεις ως λόγος θα απέφευγε την πιο συνηθισμένη εξεταστική παγίδα;</w:t>
       </w:r>
     </w:p>
     <w:p>
@@ -2090,7 +2380,7 @@
         <w:pStyle w:val="Heading3"/>
       </w:pPr>
       <w:r>
-        <w:t>23. Ποια κριτική ερώτηση πρέπει να τεθεί όταν χρησιμοποιούμε την έννοια στάσεις ως λόγος;</w:t>
+        <w:t>19. Ποια κριτική ερώτηση πρέπει να τεθεί όταν χρησιμοποιούμε την έννοια στάσεις ως λόγος;</w:t>
       </w:r>
     </w:p>
     <w:p>
@@ -2134,67 +2424,6 @@
       </w:r>
       <w:r>
         <w:t>Σωστή είναι η Α. Να αμφισβητηθεί η υπόθεση μιας σταθερής στάσης που απλώς εκφράζεται. Το βασικό σκεπτικό είναι να αποφευχθεί η υπεραπλούστευση: Να πούμε ότι η μεταβολή λόγου αποδεικνύει απλώς ανειλικρίνεια.</w:t>
-      </w:r>
-    </w:p>
-    <w:p>
-      <w:r>
-        <w:rPr>
-          <w:rFonts w:ascii="Calibri" w:hAnsi="Calibri" w:cs="Calibri"/>
-          <w:color w:val="555555"/>
-          <w:sz w:val="18"/>
-        </w:rPr>
-        <w:t>Πηγή: Dickerson σελ. 308-328</w:t>
-      </w:r>
-    </w:p>
-    <w:p>
-      <w:pPr>
-        <w:pStyle w:val="Heading3"/>
-      </w:pPr>
-      <w:r>
-        <w:t>24. Αν έπρεπε να σχεδιαστεί μικρή έρευνα για το/την στάσεις ως λόγος, ποια επιλογή είναι πιο ισχυρή;</w:t>
-      </w:r>
-    </w:p>
-    <w:p>
-      <w:pPr>
-        <w:pStyle w:val="ListBullet"/>
-      </w:pPr>
-      <w:r>
-        <w:t>Α. Να ρωτήσουμε μόνο τους συμμετέχοντες τι πιστεύουν ότι θα έκαναν.</w:t>
-      </w:r>
-    </w:p>
-    <w:p>
-      <w:pPr>
-        <w:pStyle w:val="ListBullet"/>
-      </w:pPr>
-      <w:r>
-        <w:t>Β. Να μετρήσουμε ένα αποτέλεσμα χωρίς να αλλάζει συστηματικά το κρίσιμο πλαίσιο.</w:t>
-      </w:r>
-    </w:p>
-    <w:p>
-      <w:pPr>
-        <w:pStyle w:val="ListBullet"/>
-      </w:pPr>
-      <w:r>
-        <w:t>Γ. Να μελετηθούν φυσικές συνομιλίες μαζί με ερωτηματολόγια.</w:t>
-      </w:r>
-    </w:p>
-    <w:p>
-      <w:pPr>
-        <w:pStyle w:val="ListBullet"/>
-      </w:pPr>
-      <w:r>
-        <w:t>Δ. Να πούμε ότι η μεταβολή λόγου αποδεικνύει απλώς ανειλικρίνεια.</w:t>
-      </w:r>
-    </w:p>
-    <w:p>
-      <w:r>
-        <w:rPr>
-          <w:b/>
-        </w:rPr>
-        <w:t xml:space="preserve">Απάντηση: Γ. </w:t>
-      </w:r>
-      <w:r>
-        <w:t>Σωστή είναι η Γ. Να μελετηθούν φυσικές συνομιλίες μαζί με ερωτηματολόγια. Το βασικό σκεπτικό είναι να αποφευχθεί η υπεραπλούστευση: Να πούμε ότι η μεταβολή λόγου αποδεικνύει απλώς ανειλικρίνεια.</w:t>
       </w:r>
     </w:p>
     <w:p>

--- a/downloads/staseis.docx
+++ b/downloads/staseis.docx
@@ -58,39 +58,15 @@
         <w:pStyle w:val="Heading1"/>
       </w:pPr>
       <w:r>
-        <w:t>Πώς να διαβάσεις την ενότητα</w:t>
-      </w:r>
-    </w:p>
-    <w:p>
-      <w:pPr>
-        <w:pStyle w:val="ListBullet"/>
-      </w:pPr>
-      <w:r>
-        <w:t>Πρώτα μάθε τον βασικό ορισμό κάθε έννοιας και ένα καθαρό παράδειγμα εφαρμογής.</w:t>
-      </w:r>
-    </w:p>
-    <w:p>
-      <w:pPr>
-        <w:pStyle w:val="ListBullet"/>
-      </w:pPr>
-      <w:r>
-        <w:t>Μετά σύνδεσε την έννοια με την κριτική της: ποια παραδοχή κάνει, τι αφήνει έξω και ποια κοινωνική συνέπεια έχει.</w:t>
-      </w:r>
-    </w:p>
-    <w:p>
-      <w:pPr>
-        <w:pStyle w:val="ListBullet"/>
-      </w:pPr>
-      <w:r>
-        <w:t>Στο τέλος κάνε τα πολλαπλής χωρίς να κοιτάς την απάντηση και γύρνα στην αντίστοιχη κάρτα έννοιας όπου δυσκολεύτηκες.</w:t>
-      </w:r>
-    </w:p>
-    <w:p>
-      <w:pPr>
-        <w:pStyle w:val="Heading1"/>
-      </w:pPr>
-      <w:r>
-        <w:t>Σημειώσεις</w:t>
+        <w:t>Βασικές έννοιες</w:t>
+      </w:r>
+    </w:p>
+    <w:p>
+      <w:pPr>
+        <w:spacing w:after="160"/>
+      </w:pPr>
+      <w:r>
+        <w:t>Οι έννοιες είναι δομημένες για κανονικό διάβασμα: κεντρική ιδέα, παράδειγμα εφαρμογής, κριτική παρατήρηση και εξεταστική παγίδα.</w:t>
       </w:r>
     </w:p>
     <w:p>
@@ -98,225 +74,7 @@
         <w:pStyle w:val="Heading2"/>
       </w:pPr>
       <w:r>
-        <w:t>Τι είναι στάση</w:t>
-      </w:r>
-    </w:p>
-    <w:p>
-      <w:r>
-        <w:t>Στάση είναι σχετικά οργανωμένη αξιολόγηση ενός αντικειμένου, προσώπου, ομάδας ή ιδέας. Περιλαμβάνει γνωστικές πεποιθήσεις, συναισθηματικές αντιδράσεις και συμπεριφορικές προθέσεις, αλλά αυτά τα στοιχεία δεν συμπίπτουν πάντα.</w:t>
-      </w:r>
-    </w:p>
-    <w:p>
-      <w:r>
-        <w:t>Σε εξετάσεις, η δυσκολία είναι να μη μπερδευτεί η στάση με απλή γνώμη. Η στάση έχει αξιολογική κατεύθυνση και ένταση, αλλά η συμπεριφορά εξαρτάται από πλαίσιο, κανόνες, έλεγχο και ταυτότητα.</w:t>
-      </w:r>
-    </w:p>
-    <w:p>
-      <w:pPr>
-        <w:pStyle w:val="ListBullet"/>
-      </w:pPr>
-      <w:r>
-        <w:t>ABC μοντέλο: affect, behavior, cognition.</w:t>
-      </w:r>
-    </w:p>
-    <w:p>
-      <w:pPr>
-        <w:pStyle w:val="ListBullet"/>
-      </w:pPr>
-      <w:r>
-        <w:t>Παγίδα: θετική στάση δεν συνεπάγεται αυτόματα αντίστοιχη πράξη.</w:t>
-      </w:r>
-    </w:p>
-    <w:p>
-      <w:pPr>
-        <w:pStyle w:val="ListBullet"/>
-      </w:pPr>
-      <w:r>
-        <w:t>Σημαντικό: στάσεις απέναντι σε συγκεκριμένες πράξεις προβλέπουν καλύτερα συγκεκριμένη συμπεριφορά.</w:t>
-      </w:r>
-    </w:p>
-    <w:p>
-      <w:pPr>
-        <w:pStyle w:val="Heading2"/>
-      </w:pPr>
-      <w:r>
-        <w:t>Στάσεις και συμπεριφορά</w:t>
-      </w:r>
-    </w:p>
-    <w:p>
-      <w:r>
-        <w:t>Το κλασικό πρόβλημα είναι η σχέση στάσης και πράξης. Η θεωρία αιτιολογημένης δράσης και η θεωρία προσχεδιασμένης συμπεριφοράς προσθέτουν πρόθεση, υποκειμενικούς κανόνες και αντιλαμβανόμενο έλεγχο.</w:t>
-      </w:r>
-    </w:p>
-    <w:p>
-      <w:r>
-        <w:t>Έτσι η ερώτηση δεν είναι αν οι στάσεις προβλέπουν πάντα, αλλά υπό ποιες συνθήκες: όταν είναι προσβάσιμες, ισχυρές, προσωπικά σχετικές, ειδικές και όταν το πλαίσιο επιτρέπει την πράξη.</w:t>
-      </w:r>
-    </w:p>
-    <w:p>
-      <w:pPr>
-        <w:pStyle w:val="ListBullet"/>
-      </w:pPr>
-      <w:r>
-        <w:t>Ισχυρή στάση: σταθερή, προσβάσιμη, συνδεδεμένη με εμπειρία ή ταυτότητα.</w:t>
-      </w:r>
-    </w:p>
-    <w:p>
-      <w:pPr>
-        <w:pStyle w:val="ListBullet"/>
-      </w:pPr>
-      <w:r>
-        <w:t>Κοινωνικός κανόνας: μπορεί να υπερισχύσει προσωπικής αξιολόγησης.</w:t>
-      </w:r>
-    </w:p>
-    <w:p>
-      <w:pPr>
-        <w:pStyle w:val="ListBullet"/>
-      </w:pPr>
-      <w:r>
-        <w:t>Αντιλαμβανόμενος έλεγχος: χωρίς δυνατότητα δράσης, η πρόθεση μένει ανενεργή.</w:t>
-      </w:r>
-    </w:p>
-    <w:p>
-      <w:pPr>
-        <w:pStyle w:val="Heading2"/>
-      </w:pPr>
-      <w:r>
-        <w:t>Πειθώ και αλλαγή στάσεων</w:t>
-      </w:r>
-    </w:p>
-    <w:p>
-      <w:r>
-        <w:t>Η πειθώ μπορεί να περάσει από κεντρική ή περιφερειακή οδό. Η κεντρική επεξεργασία απαιτεί κίνητρο και ικανότητα και παράγει πιο σταθερή αλλαγή. Η περιφερειακή οδός βασίζεται σε σημάδια όπως κύρος πηγής, συναίσθημα ή αριθμός επιχειρημάτων.</w:t>
-      </w:r>
-    </w:p>
-    <w:p>
-      <w:r>
-        <w:t>Το δύσκολο εξεταστικό σημείο είναι ότι καμία οδός δεν είναι απλώς καλή ή κακή. Το ερώτημα είναι ποια οδός ενεργοποιείται, με ποιες συνέπειες και ποια εξουσία έχει αυτός που διαμορφώνει το μήνυμα.</w:t>
-      </w:r>
-    </w:p>
-    <w:p>
-      <w:pPr>
-        <w:pStyle w:val="ListBullet"/>
-      </w:pPr>
-      <w:r>
-        <w:t>Κεντρική οδός: επιχειρήματα, εμπλοκή, ανθεκτικότερη αλλαγή.</w:t>
-      </w:r>
-    </w:p>
-    <w:p>
-      <w:pPr>
-        <w:pStyle w:val="ListBullet"/>
-      </w:pPr>
-      <w:r>
-        <w:t>Περιφερειακή οδός: σημάδια, ευρετικές, συχνά πιο ασταθής αλλαγή.</w:t>
-      </w:r>
-    </w:p>
-    <w:p>
-      <w:pPr>
-        <w:pStyle w:val="ListBullet"/>
-      </w:pPr>
-      <w:r>
-        <w:t>Πρόσεξε: φόβος ή συναίσθημα μπορεί να πείσει μόνο όταν δίνει και αποτελεσματική διαδρομή δράσης.</w:t>
-      </w:r>
-    </w:p>
-    <w:p>
-      <w:pPr>
-        <w:pStyle w:val="Heading2"/>
-      </w:pPr>
-      <w:r>
-        <w:t>Ασυμφωνία και αυτο-πειθώ</w:t>
-      </w:r>
-    </w:p>
-    <w:p>
-      <w:r>
-        <w:t>Η γνωστική ασυμφωνία δείχνει ότι οι άνθρωποι αλλάζουν στάσεις όταν οι πράξεις τους συγκρούονται με πεποιθήσεις ή εικόνα εαυτού. Η αλλαγή δεν είναι πάντα αποτέλεσμα εξωτερικού επιχειρήματος, αλλά εσωτερικής ανάγκης να αποκατασταθεί συνέπεια.</w:t>
-      </w:r>
-    </w:p>
-    <w:p>
-      <w:r>
-        <w:t>Η κρίσιμη προσέγγιση ρωτά ποιος ορίζει ποια ασυνέπεια είναι προβληματική και πότε η αλλαγή στάσης λειτουργεί ως αυτοδικαιολόγηση.</w:t>
-      </w:r>
-    </w:p>
-    <w:p>
-      <w:pPr>
-        <w:pStyle w:val="ListBullet"/>
-      </w:pPr>
-      <w:r>
-        <w:t>Μικρή εξωτερική δικαιολόγηση μπορεί να παράγει μεγαλύτερη εσωτερική αλλαγή.</w:t>
-      </w:r>
-    </w:p>
-    <w:p>
-      <w:pPr>
-        <w:pStyle w:val="ListBullet"/>
-      </w:pPr>
-      <w:r>
-        <w:t>Η ελευθερία επιλογής αυξάνει την ευθύνη και την ασυμφωνία.</w:t>
-      </w:r>
-    </w:p>
-    <w:p>
-      <w:pPr>
-        <w:pStyle w:val="ListBullet"/>
-      </w:pPr>
-      <w:r>
-        <w:t>Η ασυμφωνία συνδέεται με εικόνα εαυτού και όχι μόνο με λογική αντίφαση.</w:t>
-      </w:r>
-    </w:p>
-    <w:p>
-      <w:pPr>
-        <w:pStyle w:val="Heading2"/>
-      </w:pPr>
-      <w:r>
-        <w:t>Κριτική ανάγνωση με Dickerson</w:t>
-      </w:r>
-    </w:p>
-    <w:p>
-      <w:r>
-        <w:t>Οι σελίδες Dickerson για στάσεις είναι χρήσιμες για να φανεί ότι η μέτρηση στάσεων δεν είναι ουδέτερη. Ερωτηματολόγια, κλίμακες και πειράματα κατασκευάζουν συγκεκριμένο είδος απάντησης και συχνά υποθέτουν ότι η στάση κατοικεί σταθερά μέσα στο άτομο.</w:t>
-      </w:r>
-    </w:p>
-    <w:p>
-      <w:r>
-        <w:t>Η κριτική μετατοπίζει το ενδιαφέρον και στον λόγο: πώς οι άνθρωποι διατυπώνουν στάσεις, πώς λογοδοτούν για αυτές και πότε αλλάζουν διατύπωση ανάλογα με ακροατήριο και πλαίσιο.</w:t>
-      </w:r>
-    </w:p>
-    <w:p>
-      <w:pPr>
-        <w:pStyle w:val="ListBullet"/>
-      </w:pPr>
-      <w:r>
-        <w:t>SOS: άλλο στάση ως εσωτερικό μέγεθος, άλλο στάση ως κοινωνικά χρησιμοποιούμενη θέση.</w:t>
-      </w:r>
-    </w:p>
-    <w:p>
-      <w:pPr>
-        <w:pStyle w:val="ListBullet"/>
-      </w:pPr>
-      <w:r>
-        <w:t>Εξεταστικά: σύνδεσε μέτρηση, πειθώ και κοινωνική επιτέλεση.</w:t>
-      </w:r>
-    </w:p>
-    <w:p>
-      <w:pPr>
-        <w:pStyle w:val="Heading1"/>
-      </w:pPr>
-      <w:r>
-        <w:t>Κάρτες διαβάσματος</w:t>
-      </w:r>
-    </w:p>
-    <w:p>
-      <w:pPr>
-        <w:spacing w:after="160"/>
-      </w:pPr>
-      <w:r>
-        <w:t>Χρησιμοποίησε τις κάρτες για γρήγορη επανάληψη: πρώτα ο πυρήνας της έννοιας, μετά εφαρμογή, κριτική και παγίδα.</w:t>
-      </w:r>
-    </w:p>
-    <w:p>
-      <w:pPr>
-        <w:pStyle w:val="Heading2"/>
-      </w:pPr>
-      <w:r>
-        <w:t>τριμερές μοντέλο στάσεων</w:t>
+        <w:t>1. τριμερές μοντέλο στάσεων</w:t>
       </w:r>
     </w:p>
     <w:p>
@@ -324,7 +82,7 @@
         <w:rPr>
           <w:b/>
         </w:rPr>
-        <w:t xml:space="preserve">Τι να θυμάμαι: </w:t>
+        <w:t xml:space="preserve">Κεντρική ιδέα: </w:t>
       </w:r>
       <w:r>
         <w:t>Να διακριθούν γνωστικό, συναισθηματικό και συμπεριφορικό στοιχείο χωρίς να υποτεθεί ότι ταυτίζονται.</w:t>
@@ -335,10 +93,10 @@
         <w:rPr>
           <w:b/>
         </w:rPr>
-        <w:t xml:space="preserve">Πώς το χρησιμοποιώ σε απάντηση: </w:t>
-      </w:r>
-      <w:r>
-        <w:t>Να εντοπιστεί ποιο στοιχείο της στάσης προβλέπει καλύτερα τη συγκεκριμένη αντίδραση.</w:t>
+        <w:t xml:space="preserve">Παράδειγμα εφαρμογής: </w:t>
+      </w:r>
+      <w:r>
+        <w:t>Σε περίπτωση όπου κάποιος δηλώνει θετική γνώμη αλλά νιώθει αμηχανία και αποφεύγει την πράξη, Να εντοπιστεί ποιο στοιχείο της στάσης προβλέπει καλύτερα τη συγκεκριμένη αντίδραση.</w:t>
       </w:r>
     </w:p>
     <w:p>
@@ -346,7 +104,7 @@
         <w:rPr>
           <w:b/>
         </w:rPr>
-        <w:t xml:space="preserve">Κριτική ματιά: </w:t>
+        <w:t xml:space="preserve">Κριτική παρατήρηση: </w:t>
       </w:r>
       <w:r>
         <w:t>Να ερωτηθεί αν το μοντέλο κρύβει την κοινωνική κατάσταση πίσω από ένα ατομικό σχήμα.</w:t>
@@ -357,7 +115,7 @@
         <w:rPr>
           <w:b/>
         </w:rPr>
-        <w:t xml:space="preserve">Μην το γράψεις έτσι: </w:t>
+        <w:t xml:space="preserve">Πρόσεξε στις εξετάσεις: </w:t>
       </w:r>
       <w:r>
         <w:t>Να θεωρηθεί ότι μία θετική δήλωση αρκεί για να προβλεφθεί η πράξη.</w:t>
@@ -378,7 +136,7 @@
         <w:pStyle w:val="Heading2"/>
       </w:pPr>
       <w:r>
-        <w:t>στάση-συμπεριφορά</w:t>
+        <w:t>2. στάση-συμπεριφορά</w:t>
       </w:r>
     </w:p>
     <w:p>
@@ -386,7 +144,7 @@
         <w:rPr>
           <w:b/>
         </w:rPr>
-        <w:t xml:space="preserve">Τι να θυμάμαι: </w:t>
+        <w:t xml:space="preserve">Κεντρική ιδέα: </w:t>
       </w:r>
       <w:r>
         <w:t>Να εξεταστούν πρόθεση, κοινωνικοί κανόνες και αντιλαμβανόμενος έλεγχος.</w:t>
@@ -397,10 +155,10 @@
         <w:rPr>
           <w:b/>
         </w:rPr>
-        <w:t xml:space="preserve">Πώς το χρησιμοποιώ σε απάντηση: </w:t>
-      </w:r>
-      <w:r>
-        <w:t>Να αναζητηθεί αν η στάση είναι ειδική, προσβάσιμη και συνδεδεμένη με πραγματική δυνατότητα δράσης.</w:t>
+        <w:t xml:space="preserve">Παράδειγμα εφαρμογής: </w:t>
+      </w:r>
+      <w:r>
+        <w:t>Σε περίπτωση όπου άτομα δηλώνουν οικολογικές στάσεις αλλά δεν αλλάζουν καθημερινές συνήθειες, Να αναζητηθεί αν η στάση είναι ειδική, προσβάσιμη και συνδεδεμένη με πραγματική δυνατότητα δράσης.</w:t>
       </w:r>
     </w:p>
     <w:p>
@@ -408,7 +166,7 @@
         <w:rPr>
           <w:b/>
         </w:rPr>
-        <w:t xml:space="preserve">Κριτική ματιά: </w:t>
+        <w:t xml:space="preserve">Κριτική παρατήρηση: </w:t>
       </w:r>
       <w:r>
         <w:t>Να μη μετατραπεί η ασυνέπεια σε ηθική κατηγορία χωρίς ανάλυση περιορισμών.</w:t>
@@ -419,7 +177,7 @@
         <w:rPr>
           <w:b/>
         </w:rPr>
-        <w:t xml:space="preserve">Μην το γράψεις έτσι: </w:t>
+        <w:t xml:space="preserve">Πρόσεξε στις εξετάσεις: </w:t>
       </w:r>
       <w:r>
         <w:t>Να συμπεράνουμε ότι οι δηλώσεις στάσης είναι ψέματα επειδή δεν ακολουθεί πάντα πράξη.</w:t>
@@ -440,7 +198,7 @@
         <w:pStyle w:val="Heading2"/>
       </w:pPr>
       <w:r>
-        <w:t>κεντρική και περιφερειακή οδός πειθούς</w:t>
+        <w:t>3. κεντρική και περιφερειακή οδός πειθούς</w:t>
       </w:r>
     </w:p>
     <w:p>
@@ -448,7 +206,7 @@
         <w:rPr>
           <w:b/>
         </w:rPr>
-        <w:t xml:space="preserve">Τι να θυμάμαι: </w:t>
+        <w:t xml:space="preserve">Κεντρική ιδέα: </w:t>
       </w:r>
       <w:r>
         <w:t>Να συνδεθεί η οδός πειθούς με κίνητρο και ικανότητα επεξεργασίας.</w:t>
@@ -459,10 +217,10 @@
         <w:rPr>
           <w:b/>
         </w:rPr>
-        <w:t xml:space="preserve">Πώς το χρησιμοποιώ σε απάντηση: </w:t>
-      </w:r>
-      <w:r>
-        <w:t>Να προβλεφθεί αν η αλλαγή θα είναι σταθερή ή επιφανειακή ανάλογα με την οδό.</w:t>
+        <w:t xml:space="preserve">Παράδειγμα εφαρμογής: </w:t>
+      </w:r>
+      <w:r>
+        <w:t>Σε περίπτωση όπου ένα μήνυμα αλλάζει γνώμες μέσω ισχυρών επιχειρημάτων ή μέσω κύρους του ομιλητή, Να προβλεφθεί αν η αλλαγή θα είναι σταθερή ή επιφανειακή ανάλογα με την οδό.</w:t>
       </w:r>
     </w:p>
     <w:p>
@@ -470,7 +228,7 @@
         <w:rPr>
           <w:b/>
         </w:rPr>
-        <w:t xml:space="preserve">Κριτική ματιά: </w:t>
+        <w:t xml:space="preserve">Κριτική παρατήρηση: </w:t>
       </w:r>
       <w:r>
         <w:t>Να εξεταστεί ποιος ελέγχει τα περιφερειακά σημάδια και ποια σχέση εξουσίας παράγουν.</w:t>
@@ -481,7 +239,7 @@
         <w:rPr>
           <w:b/>
         </w:rPr>
-        <w:t xml:space="preserve">Μην το γράψεις έτσι: </w:t>
+        <w:t xml:space="preserve">Πρόσεξε στις εξετάσεις: </w:t>
       </w:r>
       <w:r>
         <w:t>Να θεωρηθεί ότι οι άνθρωποι πείθονται είτε μόνο λογικά είτε μόνο συναισθηματικά.</w:t>
@@ -502,7 +260,7 @@
         <w:pStyle w:val="Heading2"/>
       </w:pPr>
       <w:r>
-        <w:t>γνωστική ασυμφωνία</w:t>
+        <w:t>4. γνωστική ασυμφωνία</w:t>
       </w:r>
     </w:p>
     <w:p>
@@ -510,7 +268,7 @@
         <w:rPr>
           <w:b/>
         </w:rPr>
-        <w:t xml:space="preserve">Τι να θυμάμαι: </w:t>
+        <w:t xml:space="preserve">Κεντρική ιδέα: </w:t>
       </w:r>
       <w:r>
         <w:t>Να εξηγηθεί η αλλαγή στάσης ως μείωση δυσφορίας από ασυνέπεια.</w:t>
@@ -521,10 +279,10 @@
         <w:rPr>
           <w:b/>
         </w:rPr>
-        <w:t xml:space="preserve">Πώς το χρησιμοποιώ σε απάντηση: </w:t>
-      </w:r>
-      <w:r>
-        <w:t>Να εντοπιστεί ποια πράξη ή απόφαση παράγει ανάγκη αυτοδικαιολόγησης.</w:t>
+        <w:t xml:space="preserve">Παράδειγμα εφαρμογής: </w:t>
+      </w:r>
+      <w:r>
+        <w:t>Σε περίπτωση όπου κάποιος δικαιολογεί μια επιλογή αφού έχει ήδη επενδύσει κόπο σε αυτή, Να εντοπιστεί ποια πράξη ή απόφαση παράγει ανάγκη αυτοδικαιολόγησης.</w:t>
       </w:r>
     </w:p>
     <w:p>
@@ -532,7 +290,7 @@
         <w:rPr>
           <w:b/>
         </w:rPr>
-        <w:t xml:space="preserve">Κριτική ματιά: </w:t>
+        <w:t xml:space="preserve">Κριτική παρατήρηση: </w:t>
       </w:r>
       <w:r>
         <w:t>Να ερωτηθεί πότε η ασυμφωνία είναι ατομική εμπειρία και πότε κοινωνική λογοδοσία.</w:t>
@@ -543,7 +301,7 @@
         <w:rPr>
           <w:b/>
         </w:rPr>
-        <w:t xml:space="preserve">Μην το γράψεις έτσι: </w:t>
+        <w:t xml:space="preserve">Πρόσεξε στις εξετάσεις: </w:t>
       </w:r>
       <w:r>
         <w:t>Να θεωρηθεί ότι κάθε αλλαγή στάσης οφείλεται σε καλύτερη πληροφόρηση.</w:t>
@@ -564,7 +322,7 @@
         <w:pStyle w:val="Heading2"/>
       </w:pPr>
       <w:r>
-        <w:t>μέτρηση στάσεων</w:t>
+        <w:t>5. μέτρηση στάσεων</w:t>
       </w:r>
     </w:p>
     <w:p>
@@ -572,7 +330,7 @@
         <w:rPr>
           <w:b/>
         </w:rPr>
-        <w:t xml:space="preserve">Τι να θυμάμαι: </w:t>
+        <w:t xml:space="preserve">Κεντρική ιδέα: </w:t>
       </w:r>
       <w:r>
         <w:t>Να αναγνωριστεί ότι η μέτρηση κατασκευάζει συγκεκριμένη μορφή απάντησης.</w:t>
@@ -583,10 +341,10 @@
         <w:rPr>
           <w:b/>
         </w:rPr>
-        <w:t xml:space="preserve">Πώς το χρησιμοποιώ σε απάντηση: </w:t>
-      </w:r>
-      <w:r>
-        <w:t>Να ελεγχθεί αν οι ερωτήσεις ταιριάζουν με το επίπεδο γενικότητας της συμπεριφοράς.</w:t>
+        <w:t xml:space="preserve">Παράδειγμα εφαρμογής: </w:t>
+      </w:r>
+      <w:r>
+        <w:t>Σε περίπτωση όπου μια κλίμακα ζητά από τους συμμετέχοντες να δηλώσουν συμφωνία με αμφίσημες προτάσεις, Να ελεγχθεί αν οι ερωτήσεις ταιριάζουν με το επίπεδο γενικότητας της συμπεριφοράς.</w:t>
       </w:r>
     </w:p>
     <w:p>
@@ -594,7 +352,7 @@
         <w:rPr>
           <w:b/>
         </w:rPr>
-        <w:t xml:space="preserve">Κριτική ματιά: </w:t>
+        <w:t xml:space="preserve">Κριτική παρατήρηση: </w:t>
       </w:r>
       <w:r>
         <w:t>Να εξεταστεί η κοινωνική επιθυμητότητα και η λογοδοσία του ερωτώμενου.</w:t>
@@ -605,7 +363,7 @@
         <w:rPr>
           <w:b/>
         </w:rPr>
-        <w:t xml:space="preserve">Μην το γράψεις έτσι: </w:t>
+        <w:t xml:space="preserve">Πρόσεξε στις εξετάσεις: </w:t>
       </w:r>
       <w:r>
         <w:t>Να αντιμετωπιστεί η αριθμητική βαθμολογία ως ακριβές εσωτερικό μέγεθος.</w:t>
@@ -626,7 +384,7 @@
         <w:pStyle w:val="Heading2"/>
       </w:pPr>
       <w:r>
-        <w:t>στάσεις ως λόγος</w:t>
+        <w:t>6. στάσεις ως λόγος</w:t>
       </w:r>
     </w:p>
     <w:p>
@@ -634,7 +392,7 @@
         <w:rPr>
           <w:b/>
         </w:rPr>
-        <w:t xml:space="preserve">Τι να θυμάμαι: </w:t>
+        <w:t xml:space="preserve">Κεντρική ιδέα: </w:t>
       </w:r>
       <w:r>
         <w:t>Να δούμε τη στάση και ως θέση που διατυπώνεται για συγκεκριμένο ακροατήριο.</w:t>
@@ -645,10 +403,10 @@
         <w:rPr>
           <w:b/>
         </w:rPr>
-        <w:t xml:space="preserve">Πώς το χρησιμοποιώ σε απάντηση: </w:t>
-      </w:r>
-      <w:r>
-        <w:t>Να αναλυθούν δικαιολογήσεις, αποποιήσεις και αλλαγές πλαισίου.</w:t>
+        <w:t xml:space="preserve">Παράδειγμα εφαρμογής: </w:t>
+      </w:r>
+      <w:r>
+        <w:t>Σε περίπτωση όπου το ίδιο άτομο μιλά διαφορετικά για ένα ζήτημα σε φίλους και σε επίσημη συνέντευξη, Να αναλυθούν δικαιολογήσεις, αποποιήσεις και αλλαγές πλαισίου.</w:t>
       </w:r>
     </w:p>
     <w:p>
@@ -656,7 +414,7 @@
         <w:rPr>
           <w:b/>
         </w:rPr>
-        <w:t xml:space="preserve">Κριτική ματιά: </w:t>
+        <w:t xml:space="preserve">Κριτική παρατήρηση: </w:t>
       </w:r>
       <w:r>
         <w:t>Να αμφισβητηθεί η υπόθεση μιας σταθερής στάσης που απλώς εκφράζεται.</w:t>
@@ -667,7 +425,7 @@
         <w:rPr>
           <w:b/>
         </w:rPr>
-        <w:t xml:space="preserve">Μην το γράψεις έτσι: </w:t>
+        <w:t xml:space="preserve">Πρόσεξε στις εξετάσεις: </w:t>
       </w:r>
       <w:r>
         <w:t>Να πούμε ότι η μεταβολή λόγου αποδεικνύει απλώς ανειλικρίνεια.</w:t>
@@ -688,7 +446,7 @@
         <w:pStyle w:val="Heading1"/>
       </w:pPr>
       <w:r>
-        <w:t>Γρήγορη επανάληψη πριν το quiz</w:t>
+        <w:t>Εξεταστικά σημεία</w:t>
       </w:r>
     </w:p>
     <w:p>
@@ -795,6 +553,216 @@
       </w:pPr>
       <w:r>
         <w:t>Να πούμε ότι η μεταβολή λόγου αποδεικνύει απλώς ανειλικρίνεια.</w:t>
+      </w:r>
+    </w:p>
+    <w:p>
+      <w:pPr>
+        <w:pStyle w:val="Heading1"/>
+      </w:pPr>
+      <w:r>
+        <w:t>Αναλυτικές σημειώσεις</w:t>
+      </w:r>
+    </w:p>
+    <w:p>
+      <w:pPr>
+        <w:pStyle w:val="Heading2"/>
+      </w:pPr>
+      <w:r>
+        <w:t>Τι είναι στάση</w:t>
+      </w:r>
+    </w:p>
+    <w:p>
+      <w:r>
+        <w:t>Στάση είναι σχετικά οργανωμένη αξιολόγηση ενός αντικειμένου, προσώπου, ομάδας ή ιδέας. Περιλαμβάνει γνωστικές πεποιθήσεις, συναισθηματικές αντιδράσεις και συμπεριφορικές προθέσεις, αλλά αυτά τα στοιχεία δεν συμπίπτουν πάντα.</w:t>
+      </w:r>
+    </w:p>
+    <w:p>
+      <w:r>
+        <w:t>Σε εξετάσεις, η δυσκολία είναι να μη μπερδευτεί η στάση με απλή γνώμη. Η στάση έχει αξιολογική κατεύθυνση και ένταση, αλλά η συμπεριφορά εξαρτάται από πλαίσιο, κανόνες, έλεγχο και ταυτότητα.</w:t>
+      </w:r>
+    </w:p>
+    <w:p>
+      <w:pPr>
+        <w:pStyle w:val="ListBullet"/>
+      </w:pPr>
+      <w:r>
+        <w:t>ABC μοντέλο: affect, behavior, cognition.</w:t>
+      </w:r>
+    </w:p>
+    <w:p>
+      <w:pPr>
+        <w:pStyle w:val="ListBullet"/>
+      </w:pPr>
+      <w:r>
+        <w:t>Παγίδα: θετική στάση δεν συνεπάγεται αυτόματα αντίστοιχη πράξη.</w:t>
+      </w:r>
+    </w:p>
+    <w:p>
+      <w:pPr>
+        <w:pStyle w:val="ListBullet"/>
+      </w:pPr>
+      <w:r>
+        <w:t>Σημαντικό: στάσεις απέναντι σε συγκεκριμένες πράξεις προβλέπουν καλύτερα συγκεκριμένη συμπεριφορά.</w:t>
+      </w:r>
+    </w:p>
+    <w:p>
+      <w:pPr>
+        <w:pStyle w:val="Heading2"/>
+      </w:pPr>
+      <w:r>
+        <w:t>Στάσεις και συμπεριφορά</w:t>
+      </w:r>
+    </w:p>
+    <w:p>
+      <w:r>
+        <w:t>Το κλασικό πρόβλημα είναι η σχέση στάσης και πράξης. Η θεωρία αιτιολογημένης δράσης και η θεωρία προσχεδιασμένης συμπεριφοράς προσθέτουν πρόθεση, υποκειμενικούς κανόνες και αντιλαμβανόμενο έλεγχο.</w:t>
+      </w:r>
+    </w:p>
+    <w:p>
+      <w:r>
+        <w:t>Έτσι η ερώτηση δεν είναι αν οι στάσεις προβλέπουν πάντα, αλλά υπό ποιες συνθήκες: όταν είναι προσβάσιμες, ισχυρές, προσωπικά σχετικές, ειδικές και όταν το πλαίσιο επιτρέπει την πράξη.</w:t>
+      </w:r>
+    </w:p>
+    <w:p>
+      <w:pPr>
+        <w:pStyle w:val="ListBullet"/>
+      </w:pPr>
+      <w:r>
+        <w:t>Ισχυρή στάση: σταθερή, προσβάσιμη, συνδεδεμένη με εμπειρία ή ταυτότητα.</w:t>
+      </w:r>
+    </w:p>
+    <w:p>
+      <w:pPr>
+        <w:pStyle w:val="ListBullet"/>
+      </w:pPr>
+      <w:r>
+        <w:t>Κοινωνικός κανόνας: μπορεί να υπερισχύσει προσωπικής αξιολόγησης.</w:t>
+      </w:r>
+    </w:p>
+    <w:p>
+      <w:pPr>
+        <w:pStyle w:val="ListBullet"/>
+      </w:pPr>
+      <w:r>
+        <w:t>Αντιλαμβανόμενος έλεγχος: χωρίς δυνατότητα δράσης, η πρόθεση μένει ανενεργή.</w:t>
+      </w:r>
+    </w:p>
+    <w:p>
+      <w:pPr>
+        <w:pStyle w:val="Heading2"/>
+      </w:pPr>
+      <w:r>
+        <w:t>Πειθώ και αλλαγή στάσεων</w:t>
+      </w:r>
+    </w:p>
+    <w:p>
+      <w:r>
+        <w:t>Η πειθώ μπορεί να περάσει από κεντρική ή περιφερειακή οδό. Η κεντρική επεξεργασία απαιτεί κίνητρο και ικανότητα και παράγει πιο σταθερή αλλαγή. Η περιφερειακή οδός βασίζεται σε σημάδια όπως κύρος πηγής, συναίσθημα ή αριθμός επιχειρημάτων.</w:t>
+      </w:r>
+    </w:p>
+    <w:p>
+      <w:r>
+        <w:t>Το δύσκολο εξεταστικό σημείο είναι ότι καμία οδός δεν είναι απλώς καλή ή κακή. Το ερώτημα είναι ποια οδός ενεργοποιείται, με ποιες συνέπειες και ποια εξουσία έχει αυτός που διαμορφώνει το μήνυμα.</w:t>
+      </w:r>
+    </w:p>
+    <w:p>
+      <w:pPr>
+        <w:pStyle w:val="ListBullet"/>
+      </w:pPr>
+      <w:r>
+        <w:t>Κεντρική οδός: επιχειρήματα, εμπλοκή, ανθεκτικότερη αλλαγή.</w:t>
+      </w:r>
+    </w:p>
+    <w:p>
+      <w:pPr>
+        <w:pStyle w:val="ListBullet"/>
+      </w:pPr>
+      <w:r>
+        <w:t>Περιφερειακή οδός: σημάδια, ευρετικές, συχνά πιο ασταθής αλλαγή.</w:t>
+      </w:r>
+    </w:p>
+    <w:p>
+      <w:pPr>
+        <w:pStyle w:val="ListBullet"/>
+      </w:pPr>
+      <w:r>
+        <w:t>Πρόσεξε: φόβος ή συναίσθημα μπορεί να πείσει μόνο όταν δίνει και αποτελεσματική διαδρομή δράσης.</w:t>
+      </w:r>
+    </w:p>
+    <w:p>
+      <w:pPr>
+        <w:pStyle w:val="Heading2"/>
+      </w:pPr>
+      <w:r>
+        <w:t>Ασυμφωνία και αυτο-πειθώ</w:t>
+      </w:r>
+    </w:p>
+    <w:p>
+      <w:r>
+        <w:t>Η γνωστική ασυμφωνία δείχνει ότι οι άνθρωποι αλλάζουν στάσεις όταν οι πράξεις τους συγκρούονται με πεποιθήσεις ή εικόνα εαυτού. Η αλλαγή δεν είναι πάντα αποτέλεσμα εξωτερικού επιχειρήματος, αλλά εσωτερικής ανάγκης να αποκατασταθεί συνέπεια.</w:t>
+      </w:r>
+    </w:p>
+    <w:p>
+      <w:r>
+        <w:t>Η κρίσιμη προσέγγιση ρωτά ποιος ορίζει ποια ασυνέπεια είναι προβληματική και πότε η αλλαγή στάσης λειτουργεί ως αυτοδικαιολόγηση.</w:t>
+      </w:r>
+    </w:p>
+    <w:p>
+      <w:pPr>
+        <w:pStyle w:val="ListBullet"/>
+      </w:pPr>
+      <w:r>
+        <w:t>Μικρή εξωτερική δικαιολόγηση μπορεί να παράγει μεγαλύτερη εσωτερική αλλαγή.</w:t>
+      </w:r>
+    </w:p>
+    <w:p>
+      <w:pPr>
+        <w:pStyle w:val="ListBullet"/>
+      </w:pPr>
+      <w:r>
+        <w:t>Η ελευθερία επιλογής αυξάνει την ευθύνη και την ασυμφωνία.</w:t>
+      </w:r>
+    </w:p>
+    <w:p>
+      <w:pPr>
+        <w:pStyle w:val="ListBullet"/>
+      </w:pPr>
+      <w:r>
+        <w:t>Η ασυμφωνία συνδέεται με εικόνα εαυτού και όχι μόνο με λογική αντίφαση.</w:t>
+      </w:r>
+    </w:p>
+    <w:p>
+      <w:pPr>
+        <w:pStyle w:val="Heading2"/>
+      </w:pPr>
+      <w:r>
+        <w:t>Κριτική ανάγνωση με Dickerson</w:t>
+      </w:r>
+    </w:p>
+    <w:p>
+      <w:r>
+        <w:t>Οι σελίδες Dickerson για στάσεις είναι χρήσιμες για να φανεί ότι η μέτρηση στάσεων δεν είναι ουδέτερη. Ερωτηματολόγια, κλίμακες και πειράματα κατασκευάζουν συγκεκριμένο είδος απάντησης και συχνά υποθέτουν ότι η στάση κατοικεί σταθερά μέσα στο άτομο.</w:t>
+      </w:r>
+    </w:p>
+    <w:p>
+      <w:r>
+        <w:t>Η κριτική μετατοπίζει το ενδιαφέρον και στον λόγο: πώς οι άνθρωποι διατυπώνουν στάσεις, πώς λογοδοτούν για αυτές και πότε αλλάζουν διατύπωση ανάλογα με ακροατήριο και πλαίσιο.</w:t>
+      </w:r>
+    </w:p>
+    <w:p>
+      <w:pPr>
+        <w:pStyle w:val="ListBullet"/>
+      </w:pPr>
+      <w:r>
+        <w:t>SOS: άλλο στάση ως εσωτερικό μέγεθος, άλλο στάση ως κοινωνικά χρησιμοποιούμενη θέση.</w:t>
+      </w:r>
+    </w:p>
+    <w:p>
+      <w:pPr>
+        <w:pStyle w:val="ListBullet"/>
+      </w:pPr>
+      <w:r>
+        <w:t>Εξεταστικά: σύνδεσε μέτρηση, πειθώ και κοινωνική επιτέλεση.</w:t>
       </w:r>
     </w:p>
     <w:p>

--- a/downloads/staseis.docx
+++ b/downloads/staseis.docx
@@ -66,7 +66,7 @@
         <w:spacing w:after="160"/>
       </w:pPr>
       <w:r>
-        <w:t>Οι έννοιες είναι δομημένες για κανονικό διάβασμα: κεντρική ιδέα, παράδειγμα εφαρμογής, κριτική παρατήρηση και εξεταστική παγίδα.</w:t>
+        <w:t>Οι έννοιες είναι δομημένες για κανονικό διάβασμα: κεντρική ιδέα, εφαρμογή, κριτική παρατήρηση και βασική εννοιολογική διάκριση.</w:t>
       </w:r>
     </w:p>
     <w:p>
@@ -93,7 +93,7 @@
         <w:rPr>
           <w:b/>
         </w:rPr>
-        <w:t xml:space="preserve">Παράδειγμα εφαρμογής: </w:t>
+        <w:t xml:space="preserve">Εφαρμογή της έννοιας: </w:t>
       </w:r>
       <w:r>
         <w:t>Σε περίπτωση όπου κάποιος δηλώνει θετική γνώμη αλλά νιώθει αμηχανία και αποφεύγει την πράξη, Να εντοπιστεί ποιο στοιχείο της στάσης προβλέπει καλύτερα τη συγκεκριμένη αντίδραση.</w:t>
@@ -115,7 +115,7 @@
         <w:rPr>
           <w:b/>
         </w:rPr>
-        <w:t xml:space="preserve">Πρόσεξε στις εξετάσεις: </w:t>
+        <w:t xml:space="preserve">Εννοιολογική διάκριση: </w:t>
       </w:r>
       <w:r>
         <w:t>Να θεωρηθεί ότι μία θετική δήλωση αρκεί για να προβλεφθεί η πράξη.</w:t>
@@ -155,7 +155,7 @@
         <w:rPr>
           <w:b/>
         </w:rPr>
-        <w:t xml:space="preserve">Παράδειγμα εφαρμογής: </w:t>
+        <w:t xml:space="preserve">Εφαρμογή της έννοιας: </w:t>
       </w:r>
       <w:r>
         <w:t>Σε περίπτωση όπου άτομα δηλώνουν οικολογικές στάσεις αλλά δεν αλλάζουν καθημερινές συνήθειες, Να αναζητηθεί αν η στάση είναι ειδική, προσβάσιμη και συνδεδεμένη με πραγματική δυνατότητα δράσης.</w:t>
@@ -177,7 +177,7 @@
         <w:rPr>
           <w:b/>
         </w:rPr>
-        <w:t xml:space="preserve">Πρόσεξε στις εξετάσεις: </w:t>
+        <w:t xml:space="preserve">Εννοιολογική διάκριση: </w:t>
       </w:r>
       <w:r>
         <w:t>Να συμπεράνουμε ότι οι δηλώσεις στάσης είναι ψέματα επειδή δεν ακολουθεί πάντα πράξη.</w:t>
@@ -217,7 +217,7 @@
         <w:rPr>
           <w:b/>
         </w:rPr>
-        <w:t xml:space="preserve">Παράδειγμα εφαρμογής: </w:t>
+        <w:t xml:space="preserve">Εφαρμογή της έννοιας: </w:t>
       </w:r>
       <w:r>
         <w:t>Σε περίπτωση όπου ένα μήνυμα αλλάζει γνώμες μέσω ισχυρών επιχειρημάτων ή μέσω κύρους του ομιλητή, Να προβλεφθεί αν η αλλαγή θα είναι σταθερή ή επιφανειακή ανάλογα με την οδό.</w:t>
@@ -239,7 +239,7 @@
         <w:rPr>
           <w:b/>
         </w:rPr>
-        <w:t xml:space="preserve">Πρόσεξε στις εξετάσεις: </w:t>
+        <w:t xml:space="preserve">Εννοιολογική διάκριση: </w:t>
       </w:r>
       <w:r>
         <w:t>Να θεωρηθεί ότι οι άνθρωποι πείθονται είτε μόνο λογικά είτε μόνο συναισθηματικά.</w:t>
@@ -279,7 +279,7 @@
         <w:rPr>
           <w:b/>
         </w:rPr>
-        <w:t xml:space="preserve">Παράδειγμα εφαρμογής: </w:t>
+        <w:t xml:space="preserve">Εφαρμογή της έννοιας: </w:t>
       </w:r>
       <w:r>
         <w:t>Σε περίπτωση όπου κάποιος δικαιολογεί μια επιλογή αφού έχει ήδη επενδύσει κόπο σε αυτή, Να εντοπιστεί ποια πράξη ή απόφαση παράγει ανάγκη αυτοδικαιολόγησης.</w:t>
@@ -301,7 +301,7 @@
         <w:rPr>
           <w:b/>
         </w:rPr>
-        <w:t xml:space="preserve">Πρόσεξε στις εξετάσεις: </w:t>
+        <w:t xml:space="preserve">Εννοιολογική διάκριση: </w:t>
       </w:r>
       <w:r>
         <w:t>Να θεωρηθεί ότι κάθε αλλαγή στάσης οφείλεται σε καλύτερη πληροφόρηση.</w:t>
@@ -341,7 +341,7 @@
         <w:rPr>
           <w:b/>
         </w:rPr>
-        <w:t xml:space="preserve">Παράδειγμα εφαρμογής: </w:t>
+        <w:t xml:space="preserve">Εφαρμογή της έννοιας: </w:t>
       </w:r>
       <w:r>
         <w:t>Σε περίπτωση όπου μια κλίμακα ζητά από τους συμμετέχοντες να δηλώσουν συμφωνία με αμφίσημες προτάσεις, Να ελεγχθεί αν οι ερωτήσεις ταιριάζουν με το επίπεδο γενικότητας της συμπεριφοράς.</w:t>
@@ -363,7 +363,7 @@
         <w:rPr>
           <w:b/>
         </w:rPr>
-        <w:t xml:space="preserve">Πρόσεξε στις εξετάσεις: </w:t>
+        <w:t xml:space="preserve">Εννοιολογική διάκριση: </w:t>
       </w:r>
       <w:r>
         <w:t>Να αντιμετωπιστεί η αριθμητική βαθμολογία ως ακριβές εσωτερικό μέγεθος.</w:t>
@@ -403,7 +403,7 @@
         <w:rPr>
           <w:b/>
         </w:rPr>
-        <w:t xml:space="preserve">Παράδειγμα εφαρμογής: </w:t>
+        <w:t xml:space="preserve">Εφαρμογή της έννοιας: </w:t>
       </w:r>
       <w:r>
         <w:t>Σε περίπτωση όπου το ίδιο άτομο μιλά διαφορετικά για ένα ζήτημα σε φίλους και σε επίσημη συνέντευξη, Να αναλυθούν δικαιολογήσεις, αποποιήσεις και αλλαγές πλαισίου.</w:t>
@@ -425,7 +425,7 @@
         <w:rPr>
           <w:b/>
         </w:rPr>
-        <w:t xml:space="preserve">Πρόσεξε στις εξετάσεις: </w:t>
+        <w:t xml:space="preserve">Εννοιολογική διάκριση: </w:t>
       </w:r>
       <w:r>
         <w:t>Να πούμε ότι η μεταβολή λόγου αποδεικνύει απλώς ανειλικρίνεια.</w:t>
@@ -439,120 +439,6 @@
           <w:sz w:val="18"/>
         </w:rPr>
         <w:t>Πηγή: Dickerson σελ. 308-328</w:t>
-      </w:r>
-    </w:p>
-    <w:p>
-      <w:pPr>
-        <w:pStyle w:val="Heading1"/>
-      </w:pPr>
-      <w:r>
-        <w:t>Εξεταστικά σημεία</w:t>
-      </w:r>
-    </w:p>
-    <w:p>
-      <w:r>
-        <w:t>Πρέπει να μπορείς:</w:t>
-      </w:r>
-    </w:p>
-    <w:p>
-      <w:pPr>
-        <w:pStyle w:val="ListBullet"/>
-      </w:pPr>
-      <w:r>
-        <w:t>Να εξηγείς το/την τριμερές μοντέλο στάσεων με παράδειγμα και όχι μόνο με ορισμό.</w:t>
-      </w:r>
-    </w:p>
-    <w:p>
-      <w:pPr>
-        <w:pStyle w:val="ListBullet"/>
-      </w:pPr>
-      <w:r>
-        <w:t>Να εξηγείς το/την στάση-συμπεριφορά με παράδειγμα και όχι μόνο με ορισμό.</w:t>
-      </w:r>
-    </w:p>
-    <w:p>
-      <w:pPr>
-        <w:pStyle w:val="ListBullet"/>
-      </w:pPr>
-      <w:r>
-        <w:t>Να εξηγείς το/την κεντρική και περιφερειακή οδός πειθούς με παράδειγμα και όχι μόνο με ορισμό.</w:t>
-      </w:r>
-    </w:p>
-    <w:p>
-      <w:pPr>
-        <w:pStyle w:val="ListBullet"/>
-      </w:pPr>
-      <w:r>
-        <w:t>Να εξηγείς το/την γνωστική ασυμφωνία με παράδειγμα και όχι μόνο με ορισμό.</w:t>
-      </w:r>
-    </w:p>
-    <w:p>
-      <w:pPr>
-        <w:pStyle w:val="ListBullet"/>
-      </w:pPr>
-      <w:r>
-        <w:t>Να εξηγείς το/την μέτρηση στάσεων με παράδειγμα και όχι μόνο με ορισμό.</w:t>
-      </w:r>
-    </w:p>
-    <w:p>
-      <w:pPr>
-        <w:pStyle w:val="ListBullet"/>
-      </w:pPr>
-      <w:r>
-        <w:t>Να εξηγείς το/την στάσεις ως λόγος με παράδειγμα και όχι μόνο με ορισμό.</w:t>
-      </w:r>
-    </w:p>
-    <w:p>
-      <w:r>
-        <w:t>Συχνές παγίδες:</w:t>
-      </w:r>
-    </w:p>
-    <w:p>
-      <w:pPr>
-        <w:pStyle w:val="ListBullet"/>
-      </w:pPr>
-      <w:r>
-        <w:t>Να θεωρηθεί ότι μία θετική δήλωση αρκεί για να προβλεφθεί η πράξη.</w:t>
-      </w:r>
-    </w:p>
-    <w:p>
-      <w:pPr>
-        <w:pStyle w:val="ListBullet"/>
-      </w:pPr>
-      <w:r>
-        <w:t>Να συμπεράνουμε ότι οι δηλώσεις στάσης είναι ψέματα επειδή δεν ακολουθεί πάντα πράξη.</w:t>
-      </w:r>
-    </w:p>
-    <w:p>
-      <w:pPr>
-        <w:pStyle w:val="ListBullet"/>
-      </w:pPr>
-      <w:r>
-        <w:t>Να θεωρηθεί ότι οι άνθρωποι πείθονται είτε μόνο λογικά είτε μόνο συναισθηματικά.</w:t>
-      </w:r>
-    </w:p>
-    <w:p>
-      <w:pPr>
-        <w:pStyle w:val="ListBullet"/>
-      </w:pPr>
-      <w:r>
-        <w:t>Να θεωρηθεί ότι κάθε αλλαγή στάσης οφείλεται σε καλύτερη πληροφόρηση.</w:t>
-      </w:r>
-    </w:p>
-    <w:p>
-      <w:pPr>
-        <w:pStyle w:val="ListBullet"/>
-      </w:pPr>
-      <w:r>
-        <w:t>Να αντιμετωπιστεί η αριθμητική βαθμολογία ως ακριβές εσωτερικό μέγεθος.</w:t>
-      </w:r>
-    </w:p>
-    <w:p>
-      <w:pPr>
-        <w:pStyle w:val="ListBullet"/>
-      </w:pPr>
-      <w:r>
-        <w:t>Να πούμε ότι η μεταβολή λόγου αποδεικνύει απλώς ανειλικρίνεια.</w:t>
       </w:r>
     </w:p>
     <w:p>
@@ -578,7 +464,7 @@
     </w:p>
     <w:p>
       <w:r>
-        <w:t>Σε εξετάσεις, η δυσκολία είναι να μη μπερδευτεί η στάση με απλή γνώμη. Η στάση έχει αξιολογική κατεύθυνση και ένταση, αλλά η συμπεριφορά εξαρτάται από πλαίσιο, κανόνες, έλεγχο και ταυτότητα.</w:t>
+        <w:t>Η βασική εννοιολογική διάκριση είναι ότι η στάση δεν ταυτίζεται με απλή γνώμη. Έχει αξιολογική κατεύθυνση και ένταση, αλλά η συμπεριφορά εξαρτάται από πλαίσιο, κανόνες, έλεγχο και ταυτότητα.</w:t>
       </w:r>
     </w:p>
     <w:p>
@@ -594,7 +480,7 @@
         <w:pStyle w:val="ListBullet"/>
       </w:pPr>
       <w:r>
-        <w:t>Παγίδα: θετική στάση δεν συνεπάγεται αυτόματα αντίστοιχη πράξη.</w:t>
+        <w:t>Διευκρίνιση: θετική στάση δεν συνεπάγεται αυτόματα αντίστοιχη πράξη.</w:t>
       </w:r>
     </w:p>
     <w:p>
@@ -662,7 +548,7 @@
     </w:p>
     <w:p>
       <w:r>
-        <w:t>Το δύσκολο εξεταστικό σημείο είναι ότι καμία οδός δεν είναι απλώς καλή ή κακή. Το ερώτημα είναι ποια οδός ενεργοποιείται, με ποιες συνέπειες και ποια εξουσία έχει αυτός που διαμορφώνει το μήνυμα.</w:t>
+        <w:t>Το βασικό εννοιολογικό σημείο είναι ότι καμία οδός δεν είναι απλώς καλή ή κακή. Το ερώτημα είναι ποια οδός ενεργοποιείται, με ποιες συνέπειες και ποια εξουσία έχει αυτός που διαμορφώνει το μήνυμα.</w:t>
       </w:r>
     </w:p>
     <w:p>
@@ -686,7 +572,7 @@
         <w:pStyle w:val="ListBullet"/>
       </w:pPr>
       <w:r>
-        <w:t>Πρόσεξε: φόβος ή συναίσθημα μπορεί να πείσει μόνο όταν δίνει και αποτελεσματική διαδρομή δράσης.</w:t>
+        <w:t>Σημείωση: φόβος ή συναίσθημα μπορεί να πείσει μόνο όταν δίνει και αποτελεσματική διαδρομή δράσης.</w:t>
       </w:r>
     </w:p>
     <w:p>
@@ -754,7 +640,7 @@
         <w:pStyle w:val="ListBullet"/>
       </w:pPr>
       <w:r>
-        <w:t>SOS: άλλο στάση ως εσωτερικό μέγεθος, άλλο στάση ως κοινωνικά χρησιμοποιούμενη θέση.</w:t>
+        <w:t>Κεντρικό σημείο: άλλο στάση ως εσωτερικό μέγεθος, άλλο στάση ως κοινωνικά χρησιμοποιούμενη θέση.</w:t>
       </w:r>
     </w:p>
     <w:p>
@@ -762,7 +648,7 @@
         <w:pStyle w:val="ListBullet"/>
       </w:pPr>
       <w:r>
-        <w:t>Εξεταστικά: σύνδεσε μέτρηση, πειθώ και κοινωνική επιτέλεση.</w:t>
+        <w:t>Σύνδεση: η μέτρηση, η πειθώ και η κοινωνική επιτέλεση δείχνουν διαφορετικές όψεις της στάσης.</w:t>
       </w:r>
     </w:p>
     <w:p>
@@ -1237,1173 +1123,6 @@
         <w:t>3.57: Εν κατακλείδι Διαφορετικές συνιστώσες των στάσεων που αλληλεπιδρούν Στάσεις ως ενδοατομικά γνωστικά φαινόμενα αλλά και… Κοινωνικά αποθέματα γνώσης Στάσεις κατασκευάζονται μέσω του λόγου και κάνουν πράγματα στο τοπικό συγκείμενο Πολλαπλά χαρακτηριστικά πειθούς ...</w:t>
       </w:r>
     </w:p>
-    <w:p>
-      <w:pPr>
-        <w:pStyle w:val="Heading1"/>
-      </w:pPr>
-      <w:r>
-        <w:t>Πολλαπλής επιλογής</w:t>
-      </w:r>
-    </w:p>
-    <w:p>
-      <w:pPr>
-        <w:pStyle w:val="Heading3"/>
-      </w:pPr>
-      <w:r>
-        <w:t>1. Σε σενάριο όπου κάποιος δηλώνει θετική γνώμη αλλά νιώθει αμηχανία και αποφεύγει την πράξη, ποια απάντηση δείχνει την πιο κριτική κατανόηση του θέματος;</w:t>
-      </w:r>
-    </w:p>
-    <w:p>
-      <w:pPr>
-        <w:pStyle w:val="ListBullet"/>
-      </w:pPr>
-      <w:r>
-        <w:t>Α. Να διακριθούν γνωστικό, συναισθηματικό και συμπεριφορικό στοιχείο χωρίς να υποτεθεί ότι ταυτίζονται.</w:t>
-      </w:r>
-    </w:p>
-    <w:p>
-      <w:pPr>
-        <w:pStyle w:val="ListBullet"/>
-      </w:pPr>
-      <w:r>
-        <w:t>Β. Να θεωρηθεί ότι μία θετική δήλωση αρκεί για να προβλεφθεί η πράξη.</w:t>
-      </w:r>
-    </w:p>
-    <w:p>
-      <w:pPr>
-        <w:pStyle w:val="ListBullet"/>
-      </w:pPr>
-      <w:r>
-        <w:t>Γ. Να μείνει η απάντηση σε ορισμό χωρίς σύνδεση με πλαίσιο και συνέπειες.</w:t>
-      </w:r>
-    </w:p>
-    <w:p>
-      <w:pPr>
-        <w:pStyle w:val="ListBullet"/>
-      </w:pPr>
-      <w:r>
-        <w:t>Δ. Να αντιμετωπιστεί το φαινόμενο ως καθαρά προσωπική ιδιότητα.</w:t>
-      </w:r>
-    </w:p>
-    <w:p>
-      <w:r>
-        <w:rPr>
-          <w:b/>
-        </w:rPr>
-        <w:t xml:space="preserve">Απάντηση: Α. </w:t>
-      </w:r>
-      <w:r>
-        <w:t>Σωστή είναι η Α. Να διακριθούν γνωστικό, συναισθηματικό και συμπεριφορικό στοιχείο χωρίς να υποτεθεί ότι ταυτίζονται. Το βασικό σκεπτικό είναι να αποφευχθεί η υπεραπλούστευση: Να θεωρηθεί ότι μία θετική δήλωση αρκεί για να προβλεφθεί η πράξη.</w:t>
-      </w:r>
-    </w:p>
-    <w:p>
-      <w:r>
-        <w:rPr>
-          <w:rFonts w:ascii="Calibri" w:hAnsi="Calibri" w:cs="Calibri"/>
-          <w:color w:val="555555"/>
-          <w:sz w:val="18"/>
-        </w:rPr>
-        <w:t>Πηγή: Διάλεξη 3, Dickerson σελ. 282-293</w:t>
-      </w:r>
-    </w:p>
-    <w:p>
-      <w:pPr>
-        <w:pStyle w:val="Heading3"/>
-      </w:pPr>
-      <w:r>
-        <w:t>2. Ποια εφαρμογή του/της τριμερές μοντέλο στάσεων θα απέφευγε την πιο συνηθισμένη εξεταστική παγίδα;</w:t>
-      </w:r>
-    </w:p>
-    <w:p>
-      <w:pPr>
-        <w:pStyle w:val="ListBullet"/>
-      </w:pPr>
-      <w:r>
-        <w:t>Α. Να αγνοηθεί η διαφορά ανάμεσα σε περιγραφή, εξήγηση και αξιολόγηση.</w:t>
-      </w:r>
-    </w:p>
-    <w:p>
-      <w:pPr>
-        <w:pStyle w:val="ListBullet"/>
-      </w:pPr>
-      <w:r>
-        <w:t>Β. Να προτιμηθεί η πιο ηθικολογική ερμηνεία επειδή ακούγεται ισχυρότερη.</w:t>
-      </w:r>
-    </w:p>
-    <w:p>
-      <w:pPr>
-        <w:pStyle w:val="ListBullet"/>
-      </w:pPr>
-      <w:r>
-        <w:t>Γ. Να εντοπιστεί ποιο στοιχείο της στάσης προβλέπει καλύτερα τη συγκεκριμένη αντίδραση.</w:t>
-      </w:r>
-    </w:p>
-    <w:p>
-      <w:pPr>
-        <w:pStyle w:val="ListBullet"/>
-      </w:pPr>
-      <w:r>
-        <w:t>Δ. Να θεωρηθεί ότι μία θετική δήλωση αρκεί για να προβλεφθεί η πράξη.</w:t>
-      </w:r>
-    </w:p>
-    <w:p>
-      <w:r>
-        <w:rPr>
-          <w:b/>
-        </w:rPr>
-        <w:t xml:space="preserve">Απάντηση: Γ. </w:t>
-      </w:r>
-      <w:r>
-        <w:t>Σωστή είναι η Γ. Να εντοπιστεί ποιο στοιχείο της στάσης προβλέπει καλύτερα τη συγκεκριμένη αντίδραση. Το βασικό σκεπτικό είναι να αποφευχθεί η υπεραπλούστευση: Να θεωρηθεί ότι μία θετική δήλωση αρκεί για να προβλεφθεί η πράξη.</w:t>
-      </w:r>
-    </w:p>
-    <w:p>
-      <w:r>
-        <w:rPr>
-          <w:rFonts w:ascii="Calibri" w:hAnsi="Calibri" w:cs="Calibri"/>
-          <w:color w:val="555555"/>
-          <w:sz w:val="18"/>
-        </w:rPr>
-        <w:t>Πηγή: Διάλεξη 3, Dickerson σελ. 282-293</w:t>
-      </w:r>
-    </w:p>
-    <w:p>
-      <w:pPr>
-        <w:pStyle w:val="Heading3"/>
-      </w:pPr>
-      <w:r>
-        <w:t>3. Ποια κριτική ερώτηση πρέπει να τεθεί όταν χρησιμοποιούμε την έννοια τριμερές μοντέλο στάσεων;</w:t>
-      </w:r>
-    </w:p>
-    <w:p>
-      <w:pPr>
-        <w:pStyle w:val="ListBullet"/>
-      </w:pPr>
-      <w:r>
-        <w:t>Α. Να ερωτηθεί αν το μοντέλο κρύβει την κοινωνική κατάσταση πίσω από ένα ατομικό σχήμα.</w:t>
-      </w:r>
-    </w:p>
-    <w:p>
-      <w:pPr>
-        <w:pStyle w:val="ListBullet"/>
-      </w:pPr>
-      <w:r>
-        <w:t>Β. Να θεωρηθεί ότι μία θετική δήλωση αρκεί για να προβλεφθεί η πράξη.</w:t>
-      </w:r>
-    </w:p>
-    <w:p>
-      <w:pPr>
-        <w:pStyle w:val="ListBullet"/>
-      </w:pPr>
-      <w:r>
-        <w:t>Γ. Να θεωρηθεί ότι η κριτική είναι απλή απόρριψη της κλασικής θεωρίας.</w:t>
-      </w:r>
-    </w:p>
-    <w:p>
-      <w:pPr>
-        <w:pStyle w:val="ListBullet"/>
-      </w:pPr>
-      <w:r>
-        <w:t>Δ. Να ψάξουμε μόνο αν η έννοια έχει έναν σωστό ορισμό.</w:t>
-      </w:r>
-    </w:p>
-    <w:p>
-      <w:r>
-        <w:rPr>
-          <w:b/>
-        </w:rPr>
-        <w:t xml:space="preserve">Απάντηση: Α. </w:t>
-      </w:r>
-      <w:r>
-        <w:t>Σωστή είναι η Α. Να ερωτηθεί αν το μοντέλο κρύβει την κοινωνική κατάσταση πίσω από ένα ατομικό σχήμα. Το βασικό σκεπτικό είναι να αποφευχθεί η υπεραπλούστευση: Να θεωρηθεί ότι μία θετική δήλωση αρκεί για να προβλεφθεί η πράξη.</w:t>
-      </w:r>
-    </w:p>
-    <w:p>
-      <w:r>
-        <w:rPr>
-          <w:rFonts w:ascii="Calibri" w:hAnsi="Calibri" w:cs="Calibri"/>
-          <w:color w:val="555555"/>
-          <w:sz w:val="18"/>
-        </w:rPr>
-        <w:t>Πηγή: Διάλεξη 3, Dickerson σελ. 282-293</w:t>
-      </w:r>
-    </w:p>
-    <w:p>
-      <w:pPr>
-        <w:pStyle w:val="Heading3"/>
-      </w:pPr>
-      <w:r>
-        <w:t>4. Αν έπρεπε να σχεδιαστεί μικρή έρευνα για το/την τριμερές μοντέλο στάσεων, ποια επιλογή είναι πιο ισχυρή;</w:t>
-      </w:r>
-    </w:p>
-    <w:p>
-      <w:pPr>
-        <w:pStyle w:val="ListBullet"/>
-      </w:pPr>
-      <w:r>
-        <w:t>Α. Να ρωτήσουμε μόνο τους συμμετέχοντες τι πιστεύουν ότι θα έκαναν.</w:t>
-      </w:r>
-    </w:p>
-    <w:p>
-      <w:pPr>
-        <w:pStyle w:val="ListBullet"/>
-      </w:pPr>
-      <w:r>
-        <w:t>Β. Να μετρήσουμε ένα αποτέλεσμα χωρίς να αλλάζει συστηματικά το κρίσιμο πλαίσιο.</w:t>
-      </w:r>
-    </w:p>
-    <w:p>
-      <w:pPr>
-        <w:pStyle w:val="ListBullet"/>
-      </w:pPr>
-      <w:r>
-        <w:t>Γ. Να μετρηθούν χωριστά πεποιθήσεις, συναισθήματα και προθέσεις.</w:t>
-      </w:r>
-    </w:p>
-    <w:p>
-      <w:pPr>
-        <w:pStyle w:val="ListBullet"/>
-      </w:pPr>
-      <w:r>
-        <w:t>Δ. Να θεωρηθεί ότι μία θετική δήλωση αρκεί για να προβλεφθεί η πράξη.</w:t>
-      </w:r>
-    </w:p>
-    <w:p>
-      <w:r>
-        <w:rPr>
-          <w:b/>
-        </w:rPr>
-        <w:t xml:space="preserve">Απάντηση: Γ. </w:t>
-      </w:r>
-      <w:r>
-        <w:t>Σωστή είναι η Γ. Να μετρηθούν χωριστά πεποιθήσεις, συναισθήματα και προθέσεις. Το βασικό σκεπτικό είναι να αποφευχθεί η υπεραπλούστευση: Να θεωρηθεί ότι μία θετική δήλωση αρκεί για να προβλεφθεί η πράξη.</w:t>
-      </w:r>
-    </w:p>
-    <w:p>
-      <w:r>
-        <w:rPr>
-          <w:rFonts w:ascii="Calibri" w:hAnsi="Calibri" w:cs="Calibri"/>
-          <w:color w:val="555555"/>
-          <w:sz w:val="18"/>
-        </w:rPr>
-        <w:t>Πηγή: Διάλεξη 3, Dickerson σελ. 282-293</w:t>
-      </w:r>
-    </w:p>
-    <w:p>
-      <w:pPr>
-        <w:pStyle w:val="Heading3"/>
-      </w:pPr>
-      <w:r>
-        <w:t>5. Σε σενάριο όπου άτομα δηλώνουν οικολογικές στάσεις αλλά δεν αλλάζουν καθημερινές συνήθειες, ποια απάντηση δείχνει την πιο κριτική κατανόηση του θέματος;</w:t>
-      </w:r>
-    </w:p>
-    <w:p>
-      <w:pPr>
-        <w:pStyle w:val="ListBullet"/>
-      </w:pPr>
-      <w:r>
-        <w:t>Α. Να εξεταστούν πρόθεση, κοινωνικοί κανόνες και αντιλαμβανόμενος έλεγχος.</w:t>
-      </w:r>
-    </w:p>
-    <w:p>
-      <w:pPr>
-        <w:pStyle w:val="ListBullet"/>
-      </w:pPr>
-      <w:r>
-        <w:t>Β. Να συμπεράνουμε ότι οι δηλώσεις στάσης είναι ψέματα επειδή δεν ακολουθεί πάντα πράξη.</w:t>
-      </w:r>
-    </w:p>
-    <w:p>
-      <w:pPr>
-        <w:pStyle w:val="ListBullet"/>
-      </w:pPr>
-      <w:r>
-        <w:t>Γ. Να μείνει η απάντηση σε ορισμό χωρίς σύνδεση με πλαίσιο και συνέπειες.</w:t>
-      </w:r>
-    </w:p>
-    <w:p>
-      <w:pPr>
-        <w:pStyle w:val="ListBullet"/>
-      </w:pPr>
-      <w:r>
-        <w:t>Δ. Να αντιμετωπιστεί το φαινόμενο ως καθαρά προσωπική ιδιότητα.</w:t>
-      </w:r>
-    </w:p>
-    <w:p>
-      <w:r>
-        <w:rPr>
-          <w:b/>
-        </w:rPr>
-        <w:t xml:space="preserve">Απάντηση: Α. </w:t>
-      </w:r>
-      <w:r>
-        <w:t>Σωστή είναι η Α. Να εξεταστούν πρόθεση, κοινωνικοί κανόνες και αντιλαμβανόμενος έλεγχος. Το βασικό σκεπτικό είναι να αποφευχθεί η υπεραπλούστευση: Να συμπεράνουμε ότι οι δηλώσεις στάσης είναι ψέματα επειδή δεν ακολουθεί πάντα πράξη.</w:t>
-      </w:r>
-    </w:p>
-    <w:p>
-      <w:r>
-        <w:rPr>
-          <w:rFonts w:ascii="Calibri" w:hAnsi="Calibri" w:cs="Calibri"/>
-          <w:color w:val="555555"/>
-          <w:sz w:val="18"/>
-        </w:rPr>
-        <w:t>Πηγή: Διάλεξη 3</w:t>
-      </w:r>
-    </w:p>
-    <w:p>
-      <w:pPr>
-        <w:pStyle w:val="Heading3"/>
-      </w:pPr>
-      <w:r>
-        <w:t>6. Ποια εφαρμογή του/της στάση-συμπεριφορά θα απέφευγε την πιο συνηθισμένη εξεταστική παγίδα;</w:t>
-      </w:r>
-    </w:p>
-    <w:p>
-      <w:pPr>
-        <w:pStyle w:val="ListBullet"/>
-      </w:pPr>
-      <w:r>
-        <w:t>Α. Να αγνοηθεί η διαφορά ανάμεσα σε περιγραφή, εξήγηση και αξιολόγηση.</w:t>
-      </w:r>
-    </w:p>
-    <w:p>
-      <w:pPr>
-        <w:pStyle w:val="ListBullet"/>
-      </w:pPr>
-      <w:r>
-        <w:t>Β. Να προτιμηθεί η πιο ηθικολογική ερμηνεία επειδή ακούγεται ισχυρότερη.</w:t>
-      </w:r>
-    </w:p>
-    <w:p>
-      <w:pPr>
-        <w:pStyle w:val="ListBullet"/>
-      </w:pPr>
-      <w:r>
-        <w:t>Γ. Να αναζητηθεί αν η στάση είναι ειδική, προσβάσιμη και συνδεδεμένη με πραγματική δυνατότητα δράσης.</w:t>
-      </w:r>
-    </w:p>
-    <w:p>
-      <w:pPr>
-        <w:pStyle w:val="ListBullet"/>
-      </w:pPr>
-      <w:r>
-        <w:t>Δ. Να συμπεράνουμε ότι οι δηλώσεις στάσης είναι ψέματα επειδή δεν ακολουθεί πάντα πράξη.</w:t>
-      </w:r>
-    </w:p>
-    <w:p>
-      <w:r>
-        <w:rPr>
-          <w:b/>
-        </w:rPr>
-        <w:t xml:space="preserve">Απάντηση: Γ. </w:t>
-      </w:r>
-      <w:r>
-        <w:t>Σωστή είναι η Γ. Να αναζητηθεί αν η στάση είναι ειδική, προσβάσιμη και συνδεδεμένη με πραγματική δυνατότητα δράσης. Το βασικό σκεπτικό είναι να αποφευχθεί η υπεραπλούστευση: Να συμπεράνουμε ότι οι δηλώσεις στάσης είναι ψέματα επειδή δεν ακολουθεί πάντα πράξη.</w:t>
-      </w:r>
-    </w:p>
-    <w:p>
-      <w:r>
-        <w:rPr>
-          <w:rFonts w:ascii="Calibri" w:hAnsi="Calibri" w:cs="Calibri"/>
-          <w:color w:val="555555"/>
-          <w:sz w:val="18"/>
-        </w:rPr>
-        <w:t>Πηγή: Διάλεξη 3</w:t>
-      </w:r>
-    </w:p>
-    <w:p>
-      <w:pPr>
-        <w:pStyle w:val="Heading3"/>
-      </w:pPr>
-      <w:r>
-        <w:t>7. Ποια κριτική ερώτηση πρέπει να τεθεί όταν χρησιμοποιούμε την έννοια στάση-συμπεριφορά;</w:t>
-      </w:r>
-    </w:p>
-    <w:p>
-      <w:pPr>
-        <w:pStyle w:val="ListBullet"/>
-      </w:pPr>
-      <w:r>
-        <w:t>Α. Να μη μετατραπεί η ασυνέπεια σε ηθική κατηγορία χωρίς ανάλυση περιορισμών.</w:t>
-      </w:r>
-    </w:p>
-    <w:p>
-      <w:pPr>
-        <w:pStyle w:val="ListBullet"/>
-      </w:pPr>
-      <w:r>
-        <w:t>Β. Να συμπεράνουμε ότι οι δηλώσεις στάσης είναι ψέματα επειδή δεν ακολουθεί πάντα πράξη.</w:t>
-      </w:r>
-    </w:p>
-    <w:p>
-      <w:pPr>
-        <w:pStyle w:val="ListBullet"/>
-      </w:pPr>
-      <w:r>
-        <w:t>Γ. Να θεωρηθεί ότι η κριτική είναι απλή απόρριψη της κλασικής θεωρίας.</w:t>
-      </w:r>
-    </w:p>
-    <w:p>
-      <w:pPr>
-        <w:pStyle w:val="ListBullet"/>
-      </w:pPr>
-      <w:r>
-        <w:t>Δ. Να ψάξουμε μόνο αν η έννοια έχει έναν σωστό ορισμό.</w:t>
-      </w:r>
-    </w:p>
-    <w:p>
-      <w:r>
-        <w:rPr>
-          <w:b/>
-        </w:rPr>
-        <w:t xml:space="preserve">Απάντηση: Α. </w:t>
-      </w:r>
-      <w:r>
-        <w:t>Σωστή είναι η Α. Να μη μετατραπεί η ασυνέπεια σε ηθική κατηγορία χωρίς ανάλυση περιορισμών. Το βασικό σκεπτικό είναι να αποφευχθεί η υπεραπλούστευση: Να συμπεράνουμε ότι οι δηλώσεις στάσης είναι ψέματα επειδή δεν ακολουθεί πάντα πράξη.</w:t>
-      </w:r>
-    </w:p>
-    <w:p>
-      <w:r>
-        <w:rPr>
-          <w:rFonts w:ascii="Calibri" w:hAnsi="Calibri" w:cs="Calibri"/>
-          <w:color w:val="555555"/>
-          <w:sz w:val="18"/>
-        </w:rPr>
-        <w:t>Πηγή: Διάλεξη 3</w:t>
-      </w:r>
-    </w:p>
-    <w:p>
-      <w:pPr>
-        <w:pStyle w:val="Heading3"/>
-      </w:pPr>
-      <w:r>
-        <w:t>8. Σε σενάριο όπου ένα μήνυμα αλλάζει γνώμες μέσω ισχυρών επιχειρημάτων ή μέσω κύρους του ομιλητή, ποια απάντηση δείχνει την πιο κριτική κατανόηση του θέματος;</w:t>
-      </w:r>
-    </w:p>
-    <w:p>
-      <w:pPr>
-        <w:pStyle w:val="ListBullet"/>
-      </w:pPr>
-      <w:r>
-        <w:t>Α. Να αντιμετωπιστεί το φαινόμενο ως καθαρά προσωπική ιδιότητα.</w:t>
-      </w:r>
-    </w:p>
-    <w:p>
-      <w:pPr>
-        <w:pStyle w:val="ListBullet"/>
-      </w:pPr>
-      <w:r>
-        <w:t>Β. Να συνδεθεί η οδός πειθούς με κίνητρο και ικανότητα επεξεργασίας.</w:t>
-      </w:r>
-    </w:p>
-    <w:p>
-      <w:pPr>
-        <w:pStyle w:val="ListBullet"/>
-      </w:pPr>
-      <w:r>
-        <w:t>Γ. Να θεωρηθεί ότι οι άνθρωποι πείθονται είτε μόνο λογικά είτε μόνο συναισθηματικά.</w:t>
-      </w:r>
-    </w:p>
-    <w:p>
-      <w:pPr>
-        <w:pStyle w:val="ListBullet"/>
-      </w:pPr>
-      <w:r>
-        <w:t>Δ. Να μείνει η απάντηση σε ορισμό χωρίς σύνδεση με πλαίσιο και συνέπειες.</w:t>
-      </w:r>
-    </w:p>
-    <w:p>
-      <w:r>
-        <w:rPr>
-          <w:b/>
-        </w:rPr>
-        <w:t xml:space="preserve">Απάντηση: Β. </w:t>
-      </w:r>
-      <w:r>
-        <w:t>Σωστή είναι η Β. Να συνδεθεί η οδός πειθούς με κίνητρο και ικανότητα επεξεργασίας. Το βασικό σκεπτικό είναι να αποφευχθεί η υπεραπλούστευση: Να θεωρηθεί ότι οι άνθρωποι πείθονται είτε μόνο λογικά είτε μόνο συναισθηματικά.</w:t>
-      </w:r>
-    </w:p>
-    <w:p>
-      <w:r>
-        <w:rPr>
-          <w:rFonts w:ascii="Calibri" w:hAnsi="Calibri" w:cs="Calibri"/>
-          <w:color w:val="555555"/>
-          <w:sz w:val="18"/>
-        </w:rPr>
-        <w:t>Πηγή: Διάλεξη 3, Dickerson σελ. 308-328</w:t>
-      </w:r>
-    </w:p>
-    <w:p>
-      <w:pPr>
-        <w:pStyle w:val="Heading3"/>
-      </w:pPr>
-      <w:r>
-        <w:t>9. Ποια εφαρμογή του/της κεντρική και περιφερειακή οδός πειθούς θα απέφευγε την πιο συνηθισμένη εξεταστική παγίδα;</w:t>
-      </w:r>
-    </w:p>
-    <w:p>
-      <w:pPr>
-        <w:pStyle w:val="ListBullet"/>
-      </w:pPr>
-      <w:r>
-        <w:t>Α. Να θεωρηθεί ότι οι άνθρωποι πείθονται είτε μόνο λογικά είτε μόνο συναισθηματικά.</w:t>
-      </w:r>
-    </w:p>
-    <w:p>
-      <w:pPr>
-        <w:pStyle w:val="ListBullet"/>
-      </w:pPr>
-      <w:r>
-        <w:t>Β. Να αγνοηθεί η διαφορά ανάμεσα σε περιγραφή, εξήγηση και αξιολόγηση.</w:t>
-      </w:r>
-    </w:p>
-    <w:p>
-      <w:pPr>
-        <w:pStyle w:val="ListBullet"/>
-      </w:pPr>
-      <w:r>
-        <w:t>Γ. Να προτιμηθεί η πιο ηθικολογική ερμηνεία επειδή ακούγεται ισχυρότερη.</w:t>
-      </w:r>
-    </w:p>
-    <w:p>
-      <w:pPr>
-        <w:pStyle w:val="ListBullet"/>
-      </w:pPr>
-      <w:r>
-        <w:t>Δ. Να προβλεφθεί αν η αλλαγή θα είναι σταθερή ή επιφανειακή ανάλογα με την οδό.</w:t>
-      </w:r>
-    </w:p>
-    <w:p>
-      <w:r>
-        <w:rPr>
-          <w:b/>
-        </w:rPr>
-        <w:t xml:space="preserve">Απάντηση: Δ. </w:t>
-      </w:r>
-      <w:r>
-        <w:t>Σωστή είναι η Δ. Να προβλεφθεί αν η αλλαγή θα είναι σταθερή ή επιφανειακή ανάλογα με την οδό. Το βασικό σκεπτικό είναι να αποφευχθεί η υπεραπλούστευση: Να θεωρηθεί ότι οι άνθρωποι πείθονται είτε μόνο λογικά είτε μόνο συναισθηματικά.</w:t>
-      </w:r>
-    </w:p>
-    <w:p>
-      <w:r>
-        <w:rPr>
-          <w:rFonts w:ascii="Calibri" w:hAnsi="Calibri" w:cs="Calibri"/>
-          <w:color w:val="555555"/>
-          <w:sz w:val="18"/>
-        </w:rPr>
-        <w:t>Πηγή: Διάλεξη 3, Dickerson σελ. 308-328</w:t>
-      </w:r>
-    </w:p>
-    <w:p>
-      <w:pPr>
-        <w:pStyle w:val="Heading3"/>
-      </w:pPr>
-      <w:r>
-        <w:t>10. Ποια κριτική ερώτηση πρέπει να τεθεί όταν χρησιμοποιούμε την έννοια κεντρική και περιφερειακή οδός πειθούς;</w:t>
-      </w:r>
-    </w:p>
-    <w:p>
-      <w:pPr>
-        <w:pStyle w:val="ListBullet"/>
-      </w:pPr>
-      <w:r>
-        <w:t>Α. Να ψάξουμε μόνο αν η έννοια έχει έναν σωστό ορισμό.</w:t>
-      </w:r>
-    </w:p>
-    <w:p>
-      <w:pPr>
-        <w:pStyle w:val="ListBullet"/>
-      </w:pPr>
-      <w:r>
-        <w:t>Β. Να εξεταστεί ποιος ελέγχει τα περιφερειακά σημάδια και ποια σχέση εξουσίας παράγουν.</w:t>
-      </w:r>
-    </w:p>
-    <w:p>
-      <w:pPr>
-        <w:pStyle w:val="ListBullet"/>
-      </w:pPr>
-      <w:r>
-        <w:t>Γ. Να θεωρηθεί ότι οι άνθρωποι πείθονται είτε μόνο λογικά είτε μόνο συναισθηματικά.</w:t>
-      </w:r>
-    </w:p>
-    <w:p>
-      <w:pPr>
-        <w:pStyle w:val="ListBullet"/>
-      </w:pPr>
-      <w:r>
-        <w:t>Δ. Να θεωρηθεί ότι η κριτική είναι απλή απόρριψη της κλασικής θεωρίας.</w:t>
-      </w:r>
-    </w:p>
-    <w:p>
-      <w:r>
-        <w:rPr>
-          <w:b/>
-        </w:rPr>
-        <w:t xml:space="preserve">Απάντηση: Β. </w:t>
-      </w:r>
-      <w:r>
-        <w:t>Σωστή είναι η Β. Να εξεταστεί ποιος ελέγχει τα περιφερειακά σημάδια και ποια σχέση εξουσίας παράγουν. Το βασικό σκεπτικό είναι να αποφευχθεί η υπεραπλούστευση: Να θεωρηθεί ότι οι άνθρωποι πείθονται είτε μόνο λογικά είτε μόνο συναισθηματικά.</w:t>
-      </w:r>
-    </w:p>
-    <w:p>
-      <w:r>
-        <w:rPr>
-          <w:rFonts w:ascii="Calibri" w:hAnsi="Calibri" w:cs="Calibri"/>
-          <w:color w:val="555555"/>
-          <w:sz w:val="18"/>
-        </w:rPr>
-        <w:t>Πηγή: Διάλεξη 3, Dickerson σελ. 308-328</w:t>
-      </w:r>
-    </w:p>
-    <w:p>
-      <w:pPr>
-        <w:pStyle w:val="Heading3"/>
-      </w:pPr>
-      <w:r>
-        <w:t>11. Σε σενάριο όπου κάποιος δικαιολογεί μια επιλογή αφού έχει ήδη επενδύσει κόπο σε αυτή, ποια απάντηση δείχνει την πιο κριτική κατανόηση του θέματος;</w:t>
-      </w:r>
-    </w:p>
-    <w:p>
-      <w:pPr>
-        <w:pStyle w:val="ListBullet"/>
-      </w:pPr>
-      <w:r>
-        <w:t>Α. Να μείνει η απάντηση σε ορισμό χωρίς σύνδεση με πλαίσιο και συνέπειες.</w:t>
-      </w:r>
-    </w:p>
-    <w:p>
-      <w:pPr>
-        <w:pStyle w:val="ListBullet"/>
-      </w:pPr>
-      <w:r>
-        <w:t>Β. Να αντιμετωπιστεί το φαινόμενο ως καθαρά προσωπική ιδιότητα.</w:t>
-      </w:r>
-    </w:p>
-    <w:p>
-      <w:pPr>
-        <w:pStyle w:val="ListBullet"/>
-      </w:pPr>
-      <w:r>
-        <w:t>Γ. Να εξηγηθεί η αλλαγή στάσης ως μείωση δυσφορίας από ασυνέπεια.</w:t>
-      </w:r>
-    </w:p>
-    <w:p>
-      <w:pPr>
-        <w:pStyle w:val="ListBullet"/>
-      </w:pPr>
-      <w:r>
-        <w:t>Δ. Να θεωρηθεί ότι κάθε αλλαγή στάσης οφείλεται σε καλύτερη πληροφόρηση.</w:t>
-      </w:r>
-    </w:p>
-    <w:p>
-      <w:r>
-        <w:rPr>
-          <w:b/>
-        </w:rPr>
-        <w:t xml:space="preserve">Απάντηση: Γ. </w:t>
-      </w:r>
-      <w:r>
-        <w:t>Σωστή είναι η Γ. Να εξηγηθεί η αλλαγή στάσης ως μείωση δυσφορίας από ασυνέπεια. Το βασικό σκεπτικό είναι να αποφευχθεί η υπεραπλούστευση: Να θεωρηθεί ότι κάθε αλλαγή στάσης οφείλεται σε καλύτερη πληροφόρηση.</w:t>
-      </w:r>
-    </w:p>
-    <w:p>
-      <w:r>
-        <w:rPr>
-          <w:rFonts w:ascii="Calibri" w:hAnsi="Calibri" w:cs="Calibri"/>
-          <w:color w:val="555555"/>
-          <w:sz w:val="18"/>
-        </w:rPr>
-        <w:t>Πηγή: Διάλεξη 3</w:t>
-      </w:r>
-    </w:p>
-    <w:p>
-      <w:pPr>
-        <w:pStyle w:val="Heading3"/>
-      </w:pPr>
-      <w:r>
-        <w:t>12. Ποια εφαρμογή του/της γνωστική ασυμφωνία θα απέφευγε την πιο συνηθισμένη εξεταστική παγίδα;</w:t>
-      </w:r>
-    </w:p>
-    <w:p>
-      <w:pPr>
-        <w:pStyle w:val="ListBullet"/>
-      </w:pPr>
-      <w:r>
-        <w:t>Α. Να εντοπιστεί ποια πράξη ή απόφαση παράγει ανάγκη αυτοδικαιολόγησης.</w:t>
-      </w:r>
-    </w:p>
-    <w:p>
-      <w:pPr>
-        <w:pStyle w:val="ListBullet"/>
-      </w:pPr>
-      <w:r>
-        <w:t>Β. Να θεωρηθεί ότι κάθε αλλαγή στάσης οφείλεται σε καλύτερη πληροφόρηση.</w:t>
-      </w:r>
-    </w:p>
-    <w:p>
-      <w:pPr>
-        <w:pStyle w:val="ListBullet"/>
-      </w:pPr>
-      <w:r>
-        <w:t>Γ. Να αγνοηθεί η διαφορά ανάμεσα σε περιγραφή, εξήγηση και αξιολόγηση.</w:t>
-      </w:r>
-    </w:p>
-    <w:p>
-      <w:pPr>
-        <w:pStyle w:val="ListBullet"/>
-      </w:pPr>
-      <w:r>
-        <w:t>Δ. Να προτιμηθεί η πιο ηθικολογική ερμηνεία επειδή ακούγεται ισχυρότερη.</w:t>
-      </w:r>
-    </w:p>
-    <w:p>
-      <w:r>
-        <w:rPr>
-          <w:b/>
-        </w:rPr>
-        <w:t xml:space="preserve">Απάντηση: Α. </w:t>
-      </w:r>
-      <w:r>
-        <w:t>Σωστή είναι η Α. Να εντοπιστεί ποια πράξη ή απόφαση παράγει ανάγκη αυτοδικαιολόγησης. Το βασικό σκεπτικό είναι να αποφευχθεί η υπεραπλούστευση: Να θεωρηθεί ότι κάθε αλλαγή στάσης οφείλεται σε καλύτερη πληροφόρηση.</w:t>
-      </w:r>
-    </w:p>
-    <w:p>
-      <w:r>
-        <w:rPr>
-          <w:rFonts w:ascii="Calibri" w:hAnsi="Calibri" w:cs="Calibri"/>
-          <w:color w:val="555555"/>
-          <w:sz w:val="18"/>
-        </w:rPr>
-        <w:t>Πηγή: Διάλεξη 3</w:t>
-      </w:r>
-    </w:p>
-    <w:p>
-      <w:pPr>
-        <w:pStyle w:val="Heading3"/>
-      </w:pPr>
-      <w:r>
-        <w:t>13. Ποια κριτική ερώτηση πρέπει να τεθεί όταν χρησιμοποιούμε την έννοια γνωστική ασυμφωνία;</w:t>
-      </w:r>
-    </w:p>
-    <w:p>
-      <w:pPr>
-        <w:pStyle w:val="ListBullet"/>
-      </w:pPr>
-      <w:r>
-        <w:t>Α. Να θεωρηθεί ότι η κριτική είναι απλή απόρριψη της κλασικής θεωρίας.</w:t>
-      </w:r>
-    </w:p>
-    <w:p>
-      <w:pPr>
-        <w:pStyle w:val="ListBullet"/>
-      </w:pPr>
-      <w:r>
-        <w:t>Β. Να ψάξουμε μόνο αν η έννοια έχει έναν σωστό ορισμό.</w:t>
-      </w:r>
-    </w:p>
-    <w:p>
-      <w:pPr>
-        <w:pStyle w:val="ListBullet"/>
-      </w:pPr>
-      <w:r>
-        <w:t>Γ. Να ερωτηθεί πότε η ασυμφωνία είναι ατομική εμπειρία και πότε κοινωνική λογοδοσία.</w:t>
-      </w:r>
-    </w:p>
-    <w:p>
-      <w:pPr>
-        <w:pStyle w:val="ListBullet"/>
-      </w:pPr>
-      <w:r>
-        <w:t>Δ. Να θεωρηθεί ότι κάθε αλλαγή στάσης οφείλεται σε καλύτερη πληροφόρηση.</w:t>
-      </w:r>
-    </w:p>
-    <w:p>
-      <w:r>
-        <w:rPr>
-          <w:b/>
-        </w:rPr>
-        <w:t xml:space="preserve">Απάντηση: Γ. </w:t>
-      </w:r>
-      <w:r>
-        <w:t>Σωστή είναι η Γ. Να ερωτηθεί πότε η ασυμφωνία είναι ατομική εμπειρία και πότε κοινωνική λογοδοσία. Το βασικό σκεπτικό είναι να αποφευχθεί η υπεραπλούστευση: Να θεωρηθεί ότι κάθε αλλαγή στάσης οφείλεται σε καλύτερη πληροφόρηση.</w:t>
-      </w:r>
-    </w:p>
-    <w:p>
-      <w:r>
-        <w:rPr>
-          <w:rFonts w:ascii="Calibri" w:hAnsi="Calibri" w:cs="Calibri"/>
-          <w:color w:val="555555"/>
-          <w:sz w:val="18"/>
-        </w:rPr>
-        <w:t>Πηγή: Διάλεξη 3</w:t>
-      </w:r>
-    </w:p>
-    <w:p>
-      <w:pPr>
-        <w:pStyle w:val="Heading3"/>
-      </w:pPr>
-      <w:r>
-        <w:t>14. Σε σενάριο όπου μια κλίμακα ζητά από τους συμμετέχοντες να δηλώσουν συμφωνία με αμφίσημες προτάσεις, ποια απάντηση δείχνει την πιο κριτική κατανόηση του θέματος;</w:t>
-      </w:r>
-    </w:p>
-    <w:p>
-      <w:pPr>
-        <w:pStyle w:val="ListBullet"/>
-      </w:pPr>
-      <w:r>
-        <w:t>Α. Να αντιμετωπιστεί η αριθμητική βαθμολογία ως ακριβές εσωτερικό μέγεθος.</w:t>
-      </w:r>
-    </w:p>
-    <w:p>
-      <w:pPr>
-        <w:pStyle w:val="ListBullet"/>
-      </w:pPr>
-      <w:r>
-        <w:t>Β. Να μείνει η απάντηση σε ορισμό χωρίς σύνδεση με πλαίσιο και συνέπειες.</w:t>
-      </w:r>
-    </w:p>
-    <w:p>
-      <w:pPr>
-        <w:pStyle w:val="ListBullet"/>
-      </w:pPr>
-      <w:r>
-        <w:t>Γ. Να αντιμετωπιστεί το φαινόμενο ως καθαρά προσωπική ιδιότητα.</w:t>
-      </w:r>
-    </w:p>
-    <w:p>
-      <w:pPr>
-        <w:pStyle w:val="ListBullet"/>
-      </w:pPr>
-      <w:r>
-        <w:t>Δ. Να αναγνωριστεί ότι η μέτρηση κατασκευάζει συγκεκριμένη μορφή απάντησης.</w:t>
-      </w:r>
-    </w:p>
-    <w:p>
-      <w:r>
-        <w:rPr>
-          <w:b/>
-        </w:rPr>
-        <w:t xml:space="preserve">Απάντηση: Δ. </w:t>
-      </w:r>
-      <w:r>
-        <w:t>Σωστή είναι η Δ. Να αναγνωριστεί ότι η μέτρηση κατασκευάζει συγκεκριμένη μορφή απάντησης. Το βασικό σκεπτικό είναι να αποφευχθεί η υπεραπλούστευση: Να αντιμετωπιστεί η αριθμητική βαθμολογία ως ακριβές εσωτερικό μέγεθος.</w:t>
-      </w:r>
-    </w:p>
-    <w:p>
-      <w:r>
-        <w:rPr>
-          <w:rFonts w:ascii="Calibri" w:hAnsi="Calibri" w:cs="Calibri"/>
-          <w:color w:val="555555"/>
-          <w:sz w:val="18"/>
-        </w:rPr>
-        <w:t>Πηγή: Διάλεξη 3 και Dickerson σελ. 282-293</w:t>
-      </w:r>
-    </w:p>
-    <w:p>
-      <w:pPr>
-        <w:pStyle w:val="Heading3"/>
-      </w:pPr>
-      <w:r>
-        <w:t>15. Ποια εφαρμογή του/της μέτρηση στάσεων θα απέφευγε την πιο συνηθισμένη εξεταστική παγίδα;</w:t>
-      </w:r>
-    </w:p>
-    <w:p>
-      <w:pPr>
-        <w:pStyle w:val="ListBullet"/>
-      </w:pPr>
-      <w:r>
-        <w:t>Α. Να προτιμηθεί η πιο ηθικολογική ερμηνεία επειδή ακούγεται ισχυρότερη.</w:t>
-      </w:r>
-    </w:p>
-    <w:p>
-      <w:pPr>
-        <w:pStyle w:val="ListBullet"/>
-      </w:pPr>
-      <w:r>
-        <w:t>Β. Να ελεγχθεί αν οι ερωτήσεις ταιριάζουν με το επίπεδο γενικότητας της συμπεριφοράς.</w:t>
-      </w:r>
-    </w:p>
-    <w:p>
-      <w:pPr>
-        <w:pStyle w:val="ListBullet"/>
-      </w:pPr>
-      <w:r>
-        <w:t>Γ. Να αντιμετωπιστεί η αριθμητική βαθμολογία ως ακριβές εσωτερικό μέγεθος.</w:t>
-      </w:r>
-    </w:p>
-    <w:p>
-      <w:pPr>
-        <w:pStyle w:val="ListBullet"/>
-      </w:pPr>
-      <w:r>
-        <w:t>Δ. Να αγνοηθεί η διαφορά ανάμεσα σε περιγραφή, εξήγηση και αξιολόγηση.</w:t>
-      </w:r>
-    </w:p>
-    <w:p>
-      <w:r>
-        <w:rPr>
-          <w:b/>
-        </w:rPr>
-        <w:t xml:space="preserve">Απάντηση: Β. </w:t>
-      </w:r>
-      <w:r>
-        <w:t>Σωστή είναι η Β. Να ελεγχθεί αν οι ερωτήσεις ταιριάζουν με το επίπεδο γενικότητας της συμπεριφοράς. Το βασικό σκεπτικό είναι να αποφευχθεί η υπεραπλούστευση: Να αντιμετωπιστεί η αριθμητική βαθμολογία ως ακριβές εσωτερικό μέγεθος.</w:t>
-      </w:r>
-    </w:p>
-    <w:p>
-      <w:r>
-        <w:rPr>
-          <w:rFonts w:ascii="Calibri" w:hAnsi="Calibri" w:cs="Calibri"/>
-          <w:color w:val="555555"/>
-          <w:sz w:val="18"/>
-        </w:rPr>
-        <w:t>Πηγή: Διάλεξη 3 και Dickerson σελ. 282-293</w:t>
-      </w:r>
-    </w:p>
-    <w:p>
-      <w:pPr>
-        <w:pStyle w:val="Heading3"/>
-      </w:pPr>
-      <w:r>
-        <w:t>16. Ποια κριτική ερώτηση πρέπει να τεθεί όταν χρησιμοποιούμε την έννοια μέτρηση στάσεων;</w:t>
-      </w:r>
-    </w:p>
-    <w:p>
-      <w:pPr>
-        <w:pStyle w:val="ListBullet"/>
-      </w:pPr>
-      <w:r>
-        <w:t>Α. Να αντιμετωπιστεί η αριθμητική βαθμολογία ως ακριβές εσωτερικό μέγεθος.</w:t>
-      </w:r>
-    </w:p>
-    <w:p>
-      <w:pPr>
-        <w:pStyle w:val="ListBullet"/>
-      </w:pPr>
-      <w:r>
-        <w:t>Β. Να θεωρηθεί ότι η κριτική είναι απλή απόρριψη της κλασικής θεωρίας.</w:t>
-      </w:r>
-    </w:p>
-    <w:p>
-      <w:pPr>
-        <w:pStyle w:val="ListBullet"/>
-      </w:pPr>
-      <w:r>
-        <w:t>Γ. Να ψάξουμε μόνο αν η έννοια έχει έναν σωστό ορισμό.</w:t>
-      </w:r>
-    </w:p>
-    <w:p>
-      <w:pPr>
-        <w:pStyle w:val="ListBullet"/>
-      </w:pPr>
-      <w:r>
-        <w:t>Δ. Να εξεταστεί η κοινωνική επιθυμητότητα και η λογοδοσία του ερωτώμενου.</w:t>
-      </w:r>
-    </w:p>
-    <w:p>
-      <w:r>
-        <w:rPr>
-          <w:b/>
-        </w:rPr>
-        <w:t xml:space="preserve">Απάντηση: Δ. </w:t>
-      </w:r>
-      <w:r>
-        <w:t>Σωστή είναι η Δ. Να εξεταστεί η κοινωνική επιθυμητότητα και η λογοδοσία του ερωτώμενου. Το βασικό σκεπτικό είναι να αποφευχθεί η υπεραπλούστευση: Να αντιμετωπιστεί η αριθμητική βαθμολογία ως ακριβές εσωτερικό μέγεθος.</w:t>
-      </w:r>
-    </w:p>
-    <w:p>
-      <w:r>
-        <w:rPr>
-          <w:rFonts w:ascii="Calibri" w:hAnsi="Calibri" w:cs="Calibri"/>
-          <w:color w:val="555555"/>
-          <w:sz w:val="18"/>
-        </w:rPr>
-        <w:t>Πηγή: Διάλεξη 3 και Dickerson σελ. 282-293</w:t>
-      </w:r>
-    </w:p>
-    <w:p>
-      <w:pPr>
-        <w:pStyle w:val="Heading3"/>
-      </w:pPr>
-      <w:r>
-        <w:t>17. Σε σενάριο όπου το ίδιο άτομο μιλά διαφορετικά για ένα ζήτημα σε φίλους και σε επίσημη συνέντευξη, ποια απάντηση δείχνει την πιο κριτική κατανόηση του θέματος;</w:t>
-      </w:r>
-    </w:p>
-    <w:p>
-      <w:pPr>
-        <w:pStyle w:val="ListBullet"/>
-      </w:pPr>
-      <w:r>
-        <w:t>Α. Να δούμε τη στάση και ως θέση που διατυπώνεται για συγκεκριμένο ακροατήριο.</w:t>
-      </w:r>
-    </w:p>
-    <w:p>
-      <w:pPr>
-        <w:pStyle w:val="ListBullet"/>
-      </w:pPr>
-      <w:r>
-        <w:t>Β. Να πούμε ότι η μεταβολή λόγου αποδεικνύει απλώς ανειλικρίνεια.</w:t>
-      </w:r>
-    </w:p>
-    <w:p>
-      <w:pPr>
-        <w:pStyle w:val="ListBullet"/>
-      </w:pPr>
-      <w:r>
-        <w:t>Γ. Να μείνει η απάντηση σε ορισμό χωρίς σύνδεση με πλαίσιο και συνέπειες.</w:t>
-      </w:r>
-    </w:p>
-    <w:p>
-      <w:pPr>
-        <w:pStyle w:val="ListBullet"/>
-      </w:pPr>
-      <w:r>
-        <w:t>Δ. Να αντιμετωπιστεί το φαινόμενο ως καθαρά προσωπική ιδιότητα.</w:t>
-      </w:r>
-    </w:p>
-    <w:p>
-      <w:r>
-        <w:rPr>
-          <w:b/>
-        </w:rPr>
-        <w:t xml:space="preserve">Απάντηση: Α. </w:t>
-      </w:r>
-      <w:r>
-        <w:t>Σωστή είναι η Α. Να δούμε τη στάση και ως θέση που διατυπώνεται για συγκεκριμένο ακροατήριο. Το βασικό σκεπτικό είναι να αποφευχθεί η υπεραπλούστευση: Να πούμε ότι η μεταβολή λόγου αποδεικνύει απλώς ανειλικρίνεια.</w:t>
-      </w:r>
-    </w:p>
-    <w:p>
-      <w:r>
-        <w:rPr>
-          <w:rFonts w:ascii="Calibri" w:hAnsi="Calibri" w:cs="Calibri"/>
-          <w:color w:val="555555"/>
-          <w:sz w:val="18"/>
-        </w:rPr>
-        <w:t>Πηγή: Dickerson σελ. 308-328</w:t>
-      </w:r>
-    </w:p>
-    <w:p>
-      <w:pPr>
-        <w:pStyle w:val="Heading3"/>
-      </w:pPr>
-      <w:r>
-        <w:t>18. Ποια εφαρμογή του/της στάσεις ως λόγος θα απέφευγε την πιο συνηθισμένη εξεταστική παγίδα;</w:t>
-      </w:r>
-    </w:p>
-    <w:p>
-      <w:pPr>
-        <w:pStyle w:val="ListBullet"/>
-      </w:pPr>
-      <w:r>
-        <w:t>Α. Να αγνοηθεί η διαφορά ανάμεσα σε περιγραφή, εξήγηση και αξιολόγηση.</w:t>
-      </w:r>
-    </w:p>
-    <w:p>
-      <w:pPr>
-        <w:pStyle w:val="ListBullet"/>
-      </w:pPr>
-      <w:r>
-        <w:t>Β. Να προτιμηθεί η πιο ηθικολογική ερμηνεία επειδή ακούγεται ισχυρότερη.</w:t>
-      </w:r>
-    </w:p>
-    <w:p>
-      <w:pPr>
-        <w:pStyle w:val="ListBullet"/>
-      </w:pPr>
-      <w:r>
-        <w:t>Γ. Να αναλυθούν δικαιολογήσεις, αποποιήσεις και αλλαγές πλαισίου.</w:t>
-      </w:r>
-    </w:p>
-    <w:p>
-      <w:pPr>
-        <w:pStyle w:val="ListBullet"/>
-      </w:pPr>
-      <w:r>
-        <w:t>Δ. Να πούμε ότι η μεταβολή λόγου αποδεικνύει απλώς ανειλικρίνεια.</w:t>
-      </w:r>
-    </w:p>
-    <w:p>
-      <w:r>
-        <w:rPr>
-          <w:b/>
-        </w:rPr>
-        <w:t xml:space="preserve">Απάντηση: Γ. </w:t>
-      </w:r>
-      <w:r>
-        <w:t>Σωστή είναι η Γ. Να αναλυθούν δικαιολογήσεις, αποποιήσεις και αλλαγές πλαισίου. Το βασικό σκεπτικό είναι να αποφευχθεί η υπεραπλούστευση: Να πούμε ότι η μεταβολή λόγου αποδεικνύει απλώς ανειλικρίνεια.</w:t>
-      </w:r>
-    </w:p>
-    <w:p>
-      <w:r>
-        <w:rPr>
-          <w:rFonts w:ascii="Calibri" w:hAnsi="Calibri" w:cs="Calibri"/>
-          <w:color w:val="555555"/>
-          <w:sz w:val="18"/>
-        </w:rPr>
-        <w:t>Πηγή: Dickerson σελ. 308-328</w:t>
-      </w:r>
-    </w:p>
-    <w:p>
-      <w:pPr>
-        <w:pStyle w:val="Heading3"/>
-      </w:pPr>
-      <w:r>
-        <w:t>19. Ποια κριτική ερώτηση πρέπει να τεθεί όταν χρησιμοποιούμε την έννοια στάσεις ως λόγος;</w:t>
-      </w:r>
-    </w:p>
-    <w:p>
-      <w:pPr>
-        <w:pStyle w:val="ListBullet"/>
-      </w:pPr>
-      <w:r>
-        <w:t>Α. Να αμφισβητηθεί η υπόθεση μιας σταθερής στάσης που απλώς εκφράζεται.</w:t>
-      </w:r>
-    </w:p>
-    <w:p>
-      <w:pPr>
-        <w:pStyle w:val="ListBullet"/>
-      </w:pPr>
-      <w:r>
-        <w:t>Β. Να πούμε ότι η μεταβολή λόγου αποδεικνύει απλώς ανειλικρίνεια.</w:t>
-      </w:r>
-    </w:p>
-    <w:p>
-      <w:pPr>
-        <w:pStyle w:val="ListBullet"/>
-      </w:pPr>
-      <w:r>
-        <w:t>Γ. Να θεωρηθεί ότι η κριτική είναι απλή απόρριψη της κλασικής θεωρίας.</w:t>
-      </w:r>
-    </w:p>
-    <w:p>
-      <w:pPr>
-        <w:pStyle w:val="ListBullet"/>
-      </w:pPr>
-      <w:r>
-        <w:t>Δ. Να ψάξουμε μόνο αν η έννοια έχει έναν σωστό ορισμό.</w:t>
-      </w:r>
-    </w:p>
-    <w:p>
-      <w:r>
-        <w:rPr>
-          <w:b/>
-        </w:rPr>
-        <w:t xml:space="preserve">Απάντηση: Α. </w:t>
-      </w:r>
-      <w:r>
-        <w:t>Σωστή είναι η Α. Να αμφισβητηθεί η υπόθεση μιας σταθερής στάσης που απλώς εκφράζεται. Το βασικό σκεπτικό είναι να αποφευχθεί η υπεραπλούστευση: Να πούμε ότι η μεταβολή λόγου αποδεικνύει απλώς ανειλικρίνεια.</w:t>
-      </w:r>
-    </w:p>
-    <w:p>
-      <w:r>
-        <w:rPr>
-          <w:rFonts w:ascii="Calibri" w:hAnsi="Calibri" w:cs="Calibri"/>
-          <w:color w:val="555555"/>
-          <w:sz w:val="18"/>
-        </w:rPr>
-        <w:t>Πηγή: Dickerson σελ. 308-328</w:t>
-      </w:r>
-    </w:p>
     <w:sectPr>
       <w:pgSz w:w="12240" w:h="15840"/>
       <w:pgMar w:top="1440" w:right="1440" w:bottom="1440" w:left="1440" w:header="708" w:footer="708" w:gutter="0"/>

--- a/downloads/staseis.docx
+++ b/downloads/staseis.docx
@@ -51,394 +51,6 @@
       </w:pPr>
       <w:r>
         <w:t>Dickerson: Διάλεξη 3 Dickerson.pdf, σελίδες βιβλίου 282-293, 308-328.</w:t>
-      </w:r>
-    </w:p>
-    <w:p>
-      <w:pPr>
-        <w:pStyle w:val="Heading1"/>
-      </w:pPr>
-      <w:r>
-        <w:t>Βασικές έννοιες</w:t>
-      </w:r>
-    </w:p>
-    <w:p>
-      <w:pPr>
-        <w:spacing w:after="160"/>
-      </w:pPr>
-      <w:r>
-        <w:t>Οι έννοιες είναι δομημένες για κανονικό διάβασμα: κεντρική ιδέα, εφαρμογή, κριτική παρατήρηση και βασική εννοιολογική διάκριση.</w:t>
-      </w:r>
-    </w:p>
-    <w:p>
-      <w:pPr>
-        <w:pStyle w:val="Heading2"/>
-      </w:pPr>
-      <w:r>
-        <w:t>1. τριμερές μοντέλο στάσεων</w:t>
-      </w:r>
-    </w:p>
-    <w:p>
-      <w:r>
-        <w:rPr>
-          <w:b/>
-        </w:rPr>
-        <w:t xml:space="preserve">Κεντρική ιδέα: </w:t>
-      </w:r>
-      <w:r>
-        <w:t>Να διακριθούν γνωστικό, συναισθηματικό και συμπεριφορικό στοιχείο χωρίς να υποτεθεί ότι ταυτίζονται.</w:t>
-      </w:r>
-    </w:p>
-    <w:p>
-      <w:r>
-        <w:rPr>
-          <w:b/>
-        </w:rPr>
-        <w:t xml:space="preserve">Εφαρμογή της έννοιας: </w:t>
-      </w:r>
-      <w:r>
-        <w:t>Σε περίπτωση όπου κάποιος δηλώνει θετική γνώμη αλλά νιώθει αμηχανία και αποφεύγει την πράξη, Να εντοπιστεί ποιο στοιχείο της στάσης προβλέπει καλύτερα τη συγκεκριμένη αντίδραση.</w:t>
-      </w:r>
-    </w:p>
-    <w:p>
-      <w:r>
-        <w:rPr>
-          <w:b/>
-        </w:rPr>
-        <w:t xml:space="preserve">Κριτική παρατήρηση: </w:t>
-      </w:r>
-      <w:r>
-        <w:t>Να ερωτηθεί αν το μοντέλο κρύβει την κοινωνική κατάσταση πίσω από ένα ατομικό σχήμα.</w:t>
-      </w:r>
-    </w:p>
-    <w:p>
-      <w:r>
-        <w:rPr>
-          <w:b/>
-        </w:rPr>
-        <w:t xml:space="preserve">Εννοιολογική διάκριση: </w:t>
-      </w:r>
-      <w:r>
-        <w:t>Να θεωρηθεί ότι μία θετική δήλωση αρκεί για να προβλεφθεί η πράξη.</w:t>
-      </w:r>
-    </w:p>
-    <w:p>
-      <w:r>
-        <w:rPr>
-          <w:rFonts w:ascii="Calibri" w:hAnsi="Calibri" w:cs="Calibri"/>
-          <w:color w:val="555555"/>
-          <w:sz w:val="18"/>
-        </w:rPr>
-        <w:t>Πηγή: Διάλεξη 3, Dickerson σελ. 282-293</w:t>
-      </w:r>
-    </w:p>
-    <w:p>
-      <w:pPr>
-        <w:pStyle w:val="Heading2"/>
-      </w:pPr>
-      <w:r>
-        <w:t>2. στάση-συμπεριφορά</w:t>
-      </w:r>
-    </w:p>
-    <w:p>
-      <w:r>
-        <w:rPr>
-          <w:b/>
-        </w:rPr>
-        <w:t xml:space="preserve">Κεντρική ιδέα: </w:t>
-      </w:r>
-      <w:r>
-        <w:t>Να εξεταστούν πρόθεση, κοινωνικοί κανόνες και αντιλαμβανόμενος έλεγχος.</w:t>
-      </w:r>
-    </w:p>
-    <w:p>
-      <w:r>
-        <w:rPr>
-          <w:b/>
-        </w:rPr>
-        <w:t xml:space="preserve">Εφαρμογή της έννοιας: </w:t>
-      </w:r>
-      <w:r>
-        <w:t>Σε περίπτωση όπου άτομα δηλώνουν οικολογικές στάσεις αλλά δεν αλλάζουν καθημερινές συνήθειες, Να αναζητηθεί αν η στάση είναι ειδική, προσβάσιμη και συνδεδεμένη με πραγματική δυνατότητα δράσης.</w:t>
-      </w:r>
-    </w:p>
-    <w:p>
-      <w:r>
-        <w:rPr>
-          <w:b/>
-        </w:rPr>
-        <w:t xml:space="preserve">Κριτική παρατήρηση: </w:t>
-      </w:r>
-      <w:r>
-        <w:t>Να μη μετατραπεί η ασυνέπεια σε ηθική κατηγορία χωρίς ανάλυση περιορισμών.</w:t>
-      </w:r>
-    </w:p>
-    <w:p>
-      <w:r>
-        <w:rPr>
-          <w:b/>
-        </w:rPr>
-        <w:t xml:space="preserve">Εννοιολογική διάκριση: </w:t>
-      </w:r>
-      <w:r>
-        <w:t>Να συμπεράνουμε ότι οι δηλώσεις στάσης είναι ψέματα επειδή δεν ακολουθεί πάντα πράξη.</w:t>
-      </w:r>
-    </w:p>
-    <w:p>
-      <w:r>
-        <w:rPr>
-          <w:rFonts w:ascii="Calibri" w:hAnsi="Calibri" w:cs="Calibri"/>
-          <w:color w:val="555555"/>
-          <w:sz w:val="18"/>
-        </w:rPr>
-        <w:t>Πηγή: Διάλεξη 3</w:t>
-      </w:r>
-    </w:p>
-    <w:p>
-      <w:pPr>
-        <w:pStyle w:val="Heading2"/>
-      </w:pPr>
-      <w:r>
-        <w:t>3. κεντρική και περιφερειακή οδός πειθούς</w:t>
-      </w:r>
-    </w:p>
-    <w:p>
-      <w:r>
-        <w:rPr>
-          <w:b/>
-        </w:rPr>
-        <w:t xml:space="preserve">Κεντρική ιδέα: </w:t>
-      </w:r>
-      <w:r>
-        <w:t>Να συνδεθεί η οδός πειθούς με κίνητρο και ικανότητα επεξεργασίας.</w:t>
-      </w:r>
-    </w:p>
-    <w:p>
-      <w:r>
-        <w:rPr>
-          <w:b/>
-        </w:rPr>
-        <w:t xml:space="preserve">Εφαρμογή της έννοιας: </w:t>
-      </w:r>
-      <w:r>
-        <w:t>Σε περίπτωση όπου ένα μήνυμα αλλάζει γνώμες μέσω ισχυρών επιχειρημάτων ή μέσω κύρους του ομιλητή, Να προβλεφθεί αν η αλλαγή θα είναι σταθερή ή επιφανειακή ανάλογα με την οδό.</w:t>
-      </w:r>
-    </w:p>
-    <w:p>
-      <w:r>
-        <w:rPr>
-          <w:b/>
-        </w:rPr>
-        <w:t xml:space="preserve">Κριτική παρατήρηση: </w:t>
-      </w:r>
-      <w:r>
-        <w:t>Να εξεταστεί ποιος ελέγχει τα περιφερειακά σημάδια και ποια σχέση εξουσίας παράγουν.</w:t>
-      </w:r>
-    </w:p>
-    <w:p>
-      <w:r>
-        <w:rPr>
-          <w:b/>
-        </w:rPr>
-        <w:t xml:space="preserve">Εννοιολογική διάκριση: </w:t>
-      </w:r>
-      <w:r>
-        <w:t>Να θεωρηθεί ότι οι άνθρωποι πείθονται είτε μόνο λογικά είτε μόνο συναισθηματικά.</w:t>
-      </w:r>
-    </w:p>
-    <w:p>
-      <w:r>
-        <w:rPr>
-          <w:rFonts w:ascii="Calibri" w:hAnsi="Calibri" w:cs="Calibri"/>
-          <w:color w:val="555555"/>
-          <w:sz w:val="18"/>
-        </w:rPr>
-        <w:t>Πηγή: Διάλεξη 3, Dickerson σελ. 308-328</w:t>
-      </w:r>
-    </w:p>
-    <w:p>
-      <w:pPr>
-        <w:pStyle w:val="Heading2"/>
-      </w:pPr>
-      <w:r>
-        <w:t>4. γνωστική ασυμφωνία</w:t>
-      </w:r>
-    </w:p>
-    <w:p>
-      <w:r>
-        <w:rPr>
-          <w:b/>
-        </w:rPr>
-        <w:t xml:space="preserve">Κεντρική ιδέα: </w:t>
-      </w:r>
-      <w:r>
-        <w:t>Να εξηγηθεί η αλλαγή στάσης ως μείωση δυσφορίας από ασυνέπεια.</w:t>
-      </w:r>
-    </w:p>
-    <w:p>
-      <w:r>
-        <w:rPr>
-          <w:b/>
-        </w:rPr>
-        <w:t xml:space="preserve">Εφαρμογή της έννοιας: </w:t>
-      </w:r>
-      <w:r>
-        <w:t>Σε περίπτωση όπου κάποιος δικαιολογεί μια επιλογή αφού έχει ήδη επενδύσει κόπο σε αυτή, Να εντοπιστεί ποια πράξη ή απόφαση παράγει ανάγκη αυτοδικαιολόγησης.</w:t>
-      </w:r>
-    </w:p>
-    <w:p>
-      <w:r>
-        <w:rPr>
-          <w:b/>
-        </w:rPr>
-        <w:t xml:space="preserve">Κριτική παρατήρηση: </w:t>
-      </w:r>
-      <w:r>
-        <w:t>Να ερωτηθεί πότε η ασυμφωνία είναι ατομική εμπειρία και πότε κοινωνική λογοδοσία.</w:t>
-      </w:r>
-    </w:p>
-    <w:p>
-      <w:r>
-        <w:rPr>
-          <w:b/>
-        </w:rPr>
-        <w:t xml:space="preserve">Εννοιολογική διάκριση: </w:t>
-      </w:r>
-      <w:r>
-        <w:t>Να θεωρηθεί ότι κάθε αλλαγή στάσης οφείλεται σε καλύτερη πληροφόρηση.</w:t>
-      </w:r>
-    </w:p>
-    <w:p>
-      <w:r>
-        <w:rPr>
-          <w:rFonts w:ascii="Calibri" w:hAnsi="Calibri" w:cs="Calibri"/>
-          <w:color w:val="555555"/>
-          <w:sz w:val="18"/>
-        </w:rPr>
-        <w:t>Πηγή: Διάλεξη 3</w:t>
-      </w:r>
-    </w:p>
-    <w:p>
-      <w:pPr>
-        <w:pStyle w:val="Heading2"/>
-      </w:pPr>
-      <w:r>
-        <w:t>5. μέτρηση στάσεων</w:t>
-      </w:r>
-    </w:p>
-    <w:p>
-      <w:r>
-        <w:rPr>
-          <w:b/>
-        </w:rPr>
-        <w:t xml:space="preserve">Κεντρική ιδέα: </w:t>
-      </w:r>
-      <w:r>
-        <w:t>Να αναγνωριστεί ότι η μέτρηση κατασκευάζει συγκεκριμένη μορφή απάντησης.</w:t>
-      </w:r>
-    </w:p>
-    <w:p>
-      <w:r>
-        <w:rPr>
-          <w:b/>
-        </w:rPr>
-        <w:t xml:space="preserve">Εφαρμογή της έννοιας: </w:t>
-      </w:r>
-      <w:r>
-        <w:t>Σε περίπτωση όπου μια κλίμακα ζητά από τους συμμετέχοντες να δηλώσουν συμφωνία με αμφίσημες προτάσεις, Να ελεγχθεί αν οι ερωτήσεις ταιριάζουν με το επίπεδο γενικότητας της συμπεριφοράς.</w:t>
-      </w:r>
-    </w:p>
-    <w:p>
-      <w:r>
-        <w:rPr>
-          <w:b/>
-        </w:rPr>
-        <w:t xml:space="preserve">Κριτική παρατήρηση: </w:t>
-      </w:r>
-      <w:r>
-        <w:t>Να εξεταστεί η κοινωνική επιθυμητότητα και η λογοδοσία του ερωτώμενου.</w:t>
-      </w:r>
-    </w:p>
-    <w:p>
-      <w:r>
-        <w:rPr>
-          <w:b/>
-        </w:rPr>
-        <w:t xml:space="preserve">Εννοιολογική διάκριση: </w:t>
-      </w:r>
-      <w:r>
-        <w:t>Να αντιμετωπιστεί η αριθμητική βαθμολογία ως ακριβές εσωτερικό μέγεθος.</w:t>
-      </w:r>
-    </w:p>
-    <w:p>
-      <w:r>
-        <w:rPr>
-          <w:rFonts w:ascii="Calibri" w:hAnsi="Calibri" w:cs="Calibri"/>
-          <w:color w:val="555555"/>
-          <w:sz w:val="18"/>
-        </w:rPr>
-        <w:t>Πηγή: Διάλεξη 3 και Dickerson σελ. 282-293</w:t>
-      </w:r>
-    </w:p>
-    <w:p>
-      <w:pPr>
-        <w:pStyle w:val="Heading2"/>
-      </w:pPr>
-      <w:r>
-        <w:t>6. στάσεις ως λόγος</w:t>
-      </w:r>
-    </w:p>
-    <w:p>
-      <w:r>
-        <w:rPr>
-          <w:b/>
-        </w:rPr>
-        <w:t xml:space="preserve">Κεντρική ιδέα: </w:t>
-      </w:r>
-      <w:r>
-        <w:t>Να δούμε τη στάση και ως θέση που διατυπώνεται για συγκεκριμένο ακροατήριο.</w:t>
-      </w:r>
-    </w:p>
-    <w:p>
-      <w:r>
-        <w:rPr>
-          <w:b/>
-        </w:rPr>
-        <w:t xml:space="preserve">Εφαρμογή της έννοιας: </w:t>
-      </w:r>
-      <w:r>
-        <w:t>Σε περίπτωση όπου το ίδιο άτομο μιλά διαφορετικά για ένα ζήτημα σε φίλους και σε επίσημη συνέντευξη, Να αναλυθούν δικαιολογήσεις, αποποιήσεις και αλλαγές πλαισίου.</w:t>
-      </w:r>
-    </w:p>
-    <w:p>
-      <w:r>
-        <w:rPr>
-          <w:b/>
-        </w:rPr>
-        <w:t xml:space="preserve">Κριτική παρατήρηση: </w:t>
-      </w:r>
-      <w:r>
-        <w:t>Να αμφισβητηθεί η υπόθεση μιας σταθερής στάσης που απλώς εκφράζεται.</w:t>
-      </w:r>
-    </w:p>
-    <w:p>
-      <w:r>
-        <w:rPr>
-          <w:b/>
-        </w:rPr>
-        <w:t xml:space="preserve">Εννοιολογική διάκριση: </w:t>
-      </w:r>
-      <w:r>
-        <w:t>Να πούμε ότι η μεταβολή λόγου αποδεικνύει απλώς ανειλικρίνεια.</w:t>
-      </w:r>
-    </w:p>
-    <w:p>
-      <w:r>
-        <w:rPr>
-          <w:rFonts w:ascii="Calibri" w:hAnsi="Calibri" w:cs="Calibri"/>
-          <w:color w:val="555555"/>
-          <w:sz w:val="18"/>
-        </w:rPr>
-        <w:t>Πηγή: Dickerson σελ. 308-328</w:t>
       </w:r>
     </w:p>
     <w:p>
